--- a/System predykcji oddawania krwi_zespół-3.docx
+++ b/System predykcji oddawania krwi_zespół-3.docx
@@ -4,128 +4,138 @@
   <w:body>
     <w:p>
       <w:pPr>
-        <w:keepNext/>
-        <w:keepLines/>
-        <w:numPr>
-          <w:ilvl w:val="0"/>
-          <w:numId w:val="26"/>
-        </w:numPr>
-        <w:spacing w:before="0" w:after="0" w:line="267" w:lineRule="auto"/>
-        <w:ind w:left="0"/>
+        <w:tabs>
+          <w:tab w:val="center" w:pos="4536"/>
+          <w:tab w:val="right" w:pos="9072"/>
+        </w:tabs>
+        <w:spacing w:before="0" w:after="0" w:line="240" w:lineRule="auto"/>
         <w:jc w:val="center"/>
-        <w:outlineLvl w:val="1"/>
         <w:rPr>
           <w:rFonts w:eastAsia="Times New Roman"/>
-          <w:color w:val="000000"/>
-          <w:sz w:val="20"/>
-        </w:rPr>
-      </w:pPr>
-      <w:bookmarkStart w:id="0" w:name="_Toc214973835"/>
-      <w:bookmarkStart w:id="1" w:name="_Toc214973868"/>
+        </w:rPr>
+      </w:pPr>
       <w:r>
         <w:rPr>
           <w:rFonts w:eastAsia="Times New Roman"/>
-          <w:color w:val="000000"/>
+          <w:smallCaps/>
           <w:sz w:val="28"/>
-        </w:rPr>
-        <w:t>A</w:t>
-      </w:r>
-      <w:r>
+          <w:szCs w:val="28"/>
+        </w:rPr>
+        <w:t>Akademia Łomżyńska</w:t>
+      </w:r>
+    </w:p>
+    <w:p>
+      <w:pPr>
+        <w:tabs>
+          <w:tab w:val="center" w:pos="4536"/>
+          <w:tab w:val="right" w:pos="9072"/>
+        </w:tabs>
+        <w:spacing w:before="0" w:after="0" w:line="240" w:lineRule="auto"/>
+        <w:ind w:right="360"/>
+        <w:jc w:val="center"/>
         <w:rPr>
           <w:rFonts w:eastAsia="Times New Roman"/>
-          <w:color w:val="000000"/>
-          <w:sz w:val="20"/>
-        </w:rPr>
-        <w:t>KADEMIA</w:t>
-      </w:r>
+        </w:rPr>
+      </w:pPr>
       <w:r>
         <w:rPr>
           <w:rFonts w:eastAsia="Times New Roman"/>
-          <w:color w:val="000000"/>
+          <w:smallCaps/>
           <w:sz w:val="28"/>
-        </w:rPr>
-        <w:t xml:space="preserve"> Ł</w:t>
-      </w:r>
-      <w:r>
+          <w:szCs w:val="28"/>
+        </w:rPr>
+        <w:t>Wydział nauk Informatyczno-Technologicznych</w:t>
+      </w:r>
+    </w:p>
+    <w:p>
+      <w:pPr>
+        <w:tabs>
+          <w:tab w:val="left" w:pos="3120"/>
+        </w:tabs>
+        <w:spacing w:before="0" w:after="0" w:line="240" w:lineRule="auto"/>
+        <w:jc w:val="both"/>
         <w:rPr>
           <w:rFonts w:eastAsia="Times New Roman"/>
-          <w:color w:val="000000"/>
-          <w:sz w:val="20"/>
-        </w:rPr>
-        <w:t>OMŻYŃSKA</w:t>
+        </w:rPr>
+      </w:pPr>
+      <w:r>
+        <w:rPr>
+          <w:noProof/>
+        </w:rPr>
+        <mc:AlternateContent>
+          <mc:Choice Requires="wps">
+            <w:drawing>
+              <wp:anchor distT="0" distB="0" distL="114300" distR="114300" simplePos="0" relativeHeight="251659264" behindDoc="0" locked="0" layoutInCell="1" allowOverlap="1" wp14:anchorId="72D33D07" wp14:editId="2CD935E6">
+                <wp:simplePos x="0" y="0"/>
+                <wp:positionH relativeFrom="column">
+                  <wp:posOffset>-77003</wp:posOffset>
+                </wp:positionH>
+                <wp:positionV relativeFrom="paragraph">
+                  <wp:posOffset>104475</wp:posOffset>
+                </wp:positionV>
+                <wp:extent cx="5943600" cy="0"/>
+                <wp:effectExtent l="19050" t="19050" r="19050" b="19050"/>
+                <wp:wrapNone/>
+                <wp:docPr id="2030935051" name="Łącznik prostoliniowy 1"/>
+                <wp:cNvGraphicFramePr>
+                  <a:graphicFrameLocks xmlns:a="http://schemas.openxmlformats.org/drawingml/2006/main"/>
+                </wp:cNvGraphicFramePr>
+                <a:graphic xmlns:a="http://schemas.openxmlformats.org/drawingml/2006/main">
+                  <a:graphicData uri="http://schemas.microsoft.com/office/word/2010/wordprocessingShape">
+                    <wps:wsp>
+                      <wps:cNvCnPr>
+                        <a:cxnSpLocks noChangeShapeType="1"/>
+                      </wps:cNvCnPr>
+                      <wps:spPr bwMode="auto">
+                        <a:xfrm>
+                          <a:off x="0" y="0"/>
+                          <a:ext cx="5943600" cy="0"/>
+                        </a:xfrm>
+                        <a:prstGeom prst="line">
+                          <a:avLst/>
+                        </a:prstGeom>
+                        <a:noFill/>
+                        <a:ln w="25400">
+                          <a:solidFill>
+                            <a:srgbClr val="003366"/>
+                          </a:solidFill>
+                          <a:round/>
+                          <a:headEnd/>
+                          <a:tailEnd/>
+                        </a:ln>
+                        <a:extLst>
+                          <a:ext uri="{909E8E84-426E-40DD-AFC4-6F175D3DCCD1}">
+                            <a14:hiddenFill xmlns:a14="http://schemas.microsoft.com/office/drawing/2010/main">
+                              <a:noFill/>
+                            </a14:hiddenFill>
+                          </a:ext>
+                        </a:extLst>
+                      </wps:spPr>
+                      <wps:bodyPr/>
+                    </wps:wsp>
+                  </a:graphicData>
+                </a:graphic>
+                <wp14:sizeRelH relativeFrom="page">
+                  <wp14:pctWidth>0</wp14:pctWidth>
+                </wp14:sizeRelH>
+                <wp14:sizeRelV relativeFrom="page">
+                  <wp14:pctHeight>0</wp14:pctHeight>
+                </wp14:sizeRelV>
+              </wp:anchor>
+            </w:drawing>
+          </mc:Choice>
+          <mc:Fallback>
+            <w:pict>
+              <v:line w14:anchorId="32150ECF" id="Łącznik prostoliniowy 1" o:spid="_x0000_s1026" style="position:absolute;z-index:251659264;visibility:visible;mso-wrap-style:square;mso-width-percent:0;mso-height-percent:0;mso-wrap-distance-left:9pt;mso-wrap-distance-top:0;mso-wrap-distance-right:9pt;mso-wrap-distance-bottom:0;mso-position-horizontal:absolute;mso-position-horizontal-relative:text;mso-position-vertical:absolute;mso-position-vertical-relative:text;mso-width-percent:0;mso-height-percent:0;mso-width-relative:page;mso-height-relative:page" from="-6.05pt,8.25pt" to="461.95pt,8.25pt" o:gfxdata="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" strokecolor="#036" strokeweight="2pt"/>
+            </w:pict>
+          </mc:Fallback>
+        </mc:AlternateContent>
       </w:r>
       <w:r>
         <w:rPr>
           <w:rFonts w:eastAsia="Times New Roman"/>
-          <w:color w:val="000000"/>
-          <w:sz w:val="28"/>
-        </w:rPr>
-        <w:t xml:space="preserve"> W</w:t>
-      </w:r>
-      <w:r>
-        <w:rPr>
-          <w:rFonts w:eastAsia="Times New Roman"/>
-          <w:color w:val="000000"/>
-          <w:sz w:val="20"/>
-        </w:rPr>
-        <w:t>YDZIAŁ</w:t>
-      </w:r>
-      <w:r>
-        <w:rPr>
-          <w:rFonts w:eastAsia="Times New Roman"/>
-          <w:color w:val="000000"/>
-          <w:sz w:val="28"/>
-        </w:rPr>
-        <w:t xml:space="preserve"> </w:t>
-      </w:r>
-      <w:r>
-        <w:rPr>
-          <w:rFonts w:eastAsia="Times New Roman"/>
-          <w:color w:val="000000"/>
-          <w:sz w:val="20"/>
-        </w:rPr>
-        <w:t>NAUK</w:t>
-      </w:r>
-      <w:r>
-        <w:rPr>
-          <w:rFonts w:eastAsia="Times New Roman"/>
-          <w:color w:val="000000"/>
-          <w:sz w:val="28"/>
-        </w:rPr>
-        <w:t xml:space="preserve"> I</w:t>
-      </w:r>
-      <w:r>
-        <w:rPr>
-          <w:rFonts w:eastAsia="Times New Roman"/>
-          <w:color w:val="000000"/>
-          <w:sz w:val="20"/>
-        </w:rPr>
-        <w:t>NFORMATYCZNO</w:t>
-      </w:r>
-      <w:r>
-        <w:rPr>
-          <w:rFonts w:eastAsia="Times New Roman"/>
-          <w:color w:val="000000"/>
-          <w:sz w:val="28"/>
-        </w:rPr>
-        <w:t>-T</w:t>
-      </w:r>
-      <w:r>
-        <w:rPr>
-          <w:rFonts w:eastAsia="Times New Roman"/>
-          <w:color w:val="000000"/>
-          <w:sz w:val="20"/>
-        </w:rPr>
-        <w:t>ECHNOLOGICZNYCH</w:t>
-      </w:r>
-      <w:bookmarkEnd w:id="0"/>
-      <w:bookmarkEnd w:id="1"/>
-      <w:r>
-        <w:rPr>
-          <w:rFonts w:eastAsia="Times New Roman"/>
-          <w:color w:val="000000"/>
-        </w:rPr>
-        <w:t xml:space="preserve"> </w:t>
+        </w:rPr>
+        <w:tab/>
       </w:r>
     </w:p>
     <w:p>
@@ -140,53 +150,6 @@
           <w:color w:val="000000"/>
         </w:rPr>
       </w:pPr>
-      <w:r>
-        <w:rPr>
-          <w:rFonts w:eastAsia="Times New Roman"/>
-          <w:noProof/>
-          <w:color w:val="000000"/>
-        </w:rPr>
-        <w:drawing>
-          <wp:inline distT="0" distB="0" distL="0" distR="0" wp14:anchorId="7516486C" wp14:editId="72E544ED">
-            <wp:extent cx="5972176" cy="47625"/>
-            <wp:effectExtent l="0" t="0" r="0" b="0"/>
-            <wp:docPr id="129" name="Picture 129"/>
-            <wp:cNvGraphicFramePr/>
-            <a:graphic xmlns:a="http://schemas.openxmlformats.org/drawingml/2006/main">
-              <a:graphicData uri="http://schemas.openxmlformats.org/drawingml/2006/picture">
-                <pic:pic xmlns:pic="http://schemas.openxmlformats.org/drawingml/2006/picture">
-                  <pic:nvPicPr>
-                    <pic:cNvPr id="129" name="Picture 129"/>
-                    <pic:cNvPicPr/>
-                  </pic:nvPicPr>
-                  <pic:blipFill>
-                    <a:blip r:embed="rId8"/>
-                    <a:stretch>
-                      <a:fillRect/>
-                    </a:stretch>
-                  </pic:blipFill>
-                  <pic:spPr>
-                    <a:xfrm>
-                      <a:off x="0" y="0"/>
-                      <a:ext cx="5972176" cy="47625"/>
-                    </a:xfrm>
-                    <a:prstGeom prst="rect">
-                      <a:avLst/>
-                    </a:prstGeom>
-                  </pic:spPr>
-                </pic:pic>
-              </a:graphicData>
-            </a:graphic>
-          </wp:inline>
-        </w:drawing>
-      </w:r>
-      <w:r>
-        <w:rPr>
-          <w:rFonts w:eastAsia="Times New Roman"/>
-          <w:color w:val="000000"/>
-        </w:rPr>
-        <w:t xml:space="preserve"> </w:t>
-      </w:r>
       <w:r>
         <w:rPr>
           <w:rFonts w:eastAsia="Times New Roman"/>
@@ -302,7 +265,7 @@
                     <pic:cNvPicPr/>
                   </pic:nvPicPr>
                   <pic:blipFill>
-                    <a:blip r:embed="rId9"/>
+                    <a:blip r:embed="rId8"/>
                     <a:stretch>
                       <a:fillRect/>
                     </a:stretch>
@@ -626,23 +589,7 @@
           <w:rFonts w:eastAsia="Times New Roman"/>
           <w:color w:val="000000"/>
         </w:rPr>
-        <w:t xml:space="preserve">Kamil </w:t>
-      </w:r>
-      <w:proofErr w:type="spellStart"/>
-      <w:r>
-        <w:rPr>
-          <w:rFonts w:eastAsia="Times New Roman"/>
-          <w:color w:val="000000"/>
-        </w:rPr>
-        <w:t>Kutyłowski</w:t>
-      </w:r>
-      <w:proofErr w:type="spellEnd"/>
-      <w:r>
-        <w:rPr>
-          <w:rFonts w:eastAsia="Times New Roman"/>
-          <w:color w:val="000000"/>
-        </w:rPr>
-        <w:t xml:space="preserve"> </w:t>
+        <w:t xml:space="preserve">Kamil Kutyłowski </w:t>
       </w:r>
     </w:p>
     <w:p>
@@ -683,107 +630,93 @@
     </w:p>
     <w:p>
       <w:pPr>
-        <w:keepNext/>
-        <w:keepLines/>
-        <w:spacing w:before="0" w:after="95" w:line="264" w:lineRule="auto"/>
-        <w:ind w:left="55" w:hanging="10"/>
-        <w:outlineLvl w:val="2"/>
-        <w:rPr>
-          <w:rFonts w:eastAsia="Times New Roman"/>
+        <w:rPr>
           <w:b/>
-          <w:color w:val="000000"/>
+          <w:bCs/>
+        </w:rPr>
+      </w:pPr>
+      <w:bookmarkStart w:id="0" w:name="_Toc214973836"/>
+      <w:bookmarkStart w:id="1" w:name="_Toc214973869"/>
+      <w:r>
+        <w:rPr>
+          <w:b/>
+          <w:bCs/>
           <w:sz w:val="28"/>
-        </w:rPr>
-      </w:pPr>
-      <w:bookmarkStart w:id="2" w:name="_Toc214973836"/>
-      <w:bookmarkStart w:id="3" w:name="_Toc214973869"/>
-      <w:r>
-        <w:rPr>
-          <w:rFonts w:eastAsia="Times New Roman"/>
+          <w:szCs w:val="28"/>
+        </w:rPr>
+        <w:t>Prowadzący ćwiczenia</w:t>
+      </w:r>
+      <w:bookmarkEnd w:id="0"/>
+      <w:bookmarkEnd w:id="1"/>
+      <w:r>
+        <w:rPr>
           <w:b/>
-          <w:color w:val="000000"/>
+          <w:bCs/>
           <w:sz w:val="28"/>
-        </w:rPr>
-        <w:t>Prowadzący ćwiczenia</w:t>
-      </w:r>
-      <w:bookmarkEnd w:id="2"/>
-      <w:bookmarkEnd w:id="3"/>
-      <w:r>
+          <w:szCs w:val="28"/>
+        </w:rPr>
+        <w:t xml:space="preserve">   </w:t>
+      </w:r>
+      <w:r>
+        <w:rPr>
+          <w:b/>
+          <w:bCs/>
+        </w:rPr>
+        <w:t xml:space="preserve">                                                                    </w:t>
+      </w:r>
+    </w:p>
+    <w:p>
+      <w:pPr>
+        <w:spacing w:before="0" w:after="0" w:line="267" w:lineRule="auto"/>
+        <w:ind w:left="10" w:hanging="10"/>
         <w:rPr>
           <w:rFonts w:eastAsia="Times New Roman"/>
           <w:color w:val="000000"/>
         </w:rPr>
-        <w:t xml:space="preserve">                                                                       </w:t>
-      </w:r>
-    </w:p>
-    <w:p>
-      <w:pPr>
-        <w:spacing w:before="0" w:after="0" w:line="267" w:lineRule="auto"/>
-        <w:ind w:left="10" w:hanging="10"/>
+      </w:pPr>
+      <w:r>
         <w:rPr>
           <w:rFonts w:eastAsia="Times New Roman"/>
           <w:color w:val="000000"/>
         </w:rPr>
-      </w:pPr>
+        <w:t xml:space="preserve">dr inż. Janusz </w:t>
+      </w:r>
+      <w:proofErr w:type="spellStart"/>
       <w:r>
         <w:rPr>
           <w:rFonts w:eastAsia="Times New Roman"/>
           <w:color w:val="000000"/>
         </w:rPr>
-        <w:t xml:space="preserve">dr inż. Janusz </w:t>
-      </w:r>
-      <w:proofErr w:type="spellStart"/>
+        <w:t>Rafałko</w:t>
+      </w:r>
+      <w:proofErr w:type="spellEnd"/>
       <w:r>
         <w:rPr>
           <w:rFonts w:eastAsia="Times New Roman"/>
           <w:color w:val="000000"/>
         </w:rPr>
-        <w:t>Rafałko</w:t>
-      </w:r>
-      <w:proofErr w:type="spellEnd"/>
-      <w:r>
+        <w:t xml:space="preserve"> </w:t>
+      </w:r>
+    </w:p>
+    <w:p>
+      <w:pPr>
+        <w:spacing w:before="0" w:after="0"/>
         <w:rPr>
           <w:rFonts w:eastAsia="Times New Roman"/>
           <w:color w:val="000000"/>
         </w:rPr>
-        <w:t xml:space="preserve"> </w:t>
-      </w:r>
-    </w:p>
-    <w:p>
-      <w:pPr>
-        <w:spacing w:before="0" w:after="0"/>
+      </w:pPr>
+      <w:r>
         <w:rPr>
           <w:rFonts w:eastAsia="Times New Roman"/>
           <w:color w:val="000000"/>
         </w:rPr>
-      </w:pPr>
-      <w:r>
-        <w:rPr>
-          <w:rFonts w:eastAsia="Times New Roman"/>
-          <w:color w:val="000000"/>
-        </w:rPr>
         <w:t xml:space="preserve"> </w:t>
       </w:r>
     </w:p>
     <w:p>
       <w:pPr>
         <w:spacing w:before="0" w:after="0"/>
-        <w:rPr>
-          <w:rFonts w:eastAsia="Times New Roman"/>
-          <w:color w:val="000000"/>
-        </w:rPr>
-      </w:pPr>
-      <w:r>
-        <w:rPr>
-          <w:rFonts w:eastAsia="Times New Roman"/>
-          <w:color w:val="000000"/>
-        </w:rPr>
-        <w:t xml:space="preserve"> </w:t>
-      </w:r>
-    </w:p>
-    <w:p>
-      <w:pPr>
-        <w:spacing w:before="0" w:after="114"/>
         <w:rPr>
           <w:rFonts w:eastAsia="Times New Roman"/>
           <w:color w:val="000000"/>
@@ -836,8 +769,12 @@
     <w:sdt>
       <w:sdtPr>
         <w:rPr>
+          <w:rFonts w:ascii="Times New Roman" w:eastAsiaTheme="minorHAnsi" w:hAnsi="Times New Roman" w:cs="Times New Roman"/>
+          <w:color w:val="auto"/>
+          <w:kern w:val="2"/>
           <w:sz w:val="22"/>
           <w:szCs w:val="22"/>
+          <w14:ligatures w14:val="standardContextual"/>
         </w:rPr>
         <w:id w:val="-2033720733"/>
         <w:docPartObj>
@@ -847,12 +784,8 @@
       </w:sdtPr>
       <w:sdtEndPr>
         <w:rPr>
-          <w:rFonts w:ascii="Times New Roman" w:eastAsiaTheme="minorHAnsi" w:hAnsi="Times New Roman" w:cs="Times New Roman"/>
           <w:b/>
           <w:bCs/>
-          <w:color w:val="auto"/>
-          <w:kern w:val="2"/>
-          <w14:ligatures w14:val="standardContextual"/>
         </w:rPr>
       </w:sdtEndPr>
       <w:sdtContent>
@@ -861,35 +794,49 @@
             <w:pStyle w:val="Nagwekspisutreci"/>
             <w:rPr>
               <w:noProof/>
-              <w:sz w:val="22"/>
-              <w:szCs w:val="22"/>
             </w:rPr>
           </w:pPr>
           <w:r>
             <w:rPr>
-              <w:sz w:val="22"/>
-              <w:szCs w:val="22"/>
+              <w:rFonts w:ascii="Times New Roman" w:hAnsi="Times New Roman" w:cs="Times New Roman"/>
+              <w:b/>
+              <w:bCs/>
+              <w:color w:val="auto"/>
+              <w:sz w:val="24"/>
+              <w:szCs w:val="24"/>
             </w:rPr>
             <w:t>Spis treści</w:t>
           </w:r>
           <w:r>
             <w:rPr>
-              <w:sz w:val="22"/>
-              <w:szCs w:val="22"/>
+              <w:rFonts w:ascii="Times New Roman" w:hAnsi="Times New Roman" w:cs="Times New Roman"/>
+              <w:b/>
+              <w:bCs/>
+              <w:color w:val="auto"/>
+              <w:sz w:val="24"/>
+              <w:szCs w:val="24"/>
             </w:rPr>
             <w:fldChar w:fldCharType="begin"/>
           </w:r>
           <w:r>
             <w:rPr>
-              <w:sz w:val="22"/>
-              <w:szCs w:val="22"/>
+              <w:rFonts w:ascii="Times New Roman" w:hAnsi="Times New Roman" w:cs="Times New Roman"/>
+              <w:b/>
+              <w:bCs/>
+              <w:color w:val="auto"/>
+              <w:sz w:val="24"/>
+              <w:szCs w:val="24"/>
             </w:rPr>
             <w:instrText xml:space="preserve"> TOC \o "1-3" \h \z \u </w:instrText>
           </w:r>
           <w:r>
             <w:rPr>
-              <w:sz w:val="22"/>
-              <w:szCs w:val="22"/>
+              <w:rFonts w:ascii="Times New Roman" w:hAnsi="Times New Roman" w:cs="Times New Roman"/>
+              <w:b/>
+              <w:bCs/>
+              <w:color w:val="auto"/>
+              <w:sz w:val="24"/>
+              <w:szCs w:val="24"/>
             </w:rPr>
             <w:fldChar w:fldCharType="separate"/>
           </w:r>
@@ -903,17 +850,13 @@
             <w:rPr>
               <w:rFonts w:asciiTheme="minorHAnsi" w:eastAsiaTheme="minorEastAsia" w:hAnsiTheme="minorHAnsi" w:cstheme="minorBidi"/>
               <w:noProof/>
-              <w:sz w:val="22"/>
-              <w:szCs w:val="22"/>
             </w:rPr>
           </w:pPr>
-          <w:hyperlink w:anchor="_Toc214973870" w:history="1">
+          <w:hyperlink w:anchor="_Toc214986356" w:history="1">
             <w:r>
               <w:rPr>
                 <w:rStyle w:val="Hipercze"/>
                 <w:noProof/>
-                <w:sz w:val="22"/>
-                <w:szCs w:val="22"/>
               </w:rPr>
               <w:t>Streszczenie</w:t>
             </w:r>
@@ -921,8 +864,6 @@
               <w:rPr>
                 <w:noProof/>
                 <w:webHidden/>
-                <w:sz w:val="22"/>
-                <w:szCs w:val="22"/>
               </w:rPr>
               <w:tab/>
             </w:r>
@@ -930,8 +871,6 @@
               <w:rPr>
                 <w:noProof/>
                 <w:webHidden/>
-                <w:sz w:val="22"/>
-                <w:szCs w:val="22"/>
               </w:rPr>
               <w:fldChar w:fldCharType="begin"/>
             </w:r>
@@ -939,25 +878,19 @@
               <w:rPr>
                 <w:noProof/>
                 <w:webHidden/>
-                <w:sz w:val="22"/>
-                <w:szCs w:val="22"/>
-              </w:rPr>
-              <w:instrText xml:space="preserve"> PAGEREF _Toc214973870 \h </w:instrText>
-            </w:r>
-            <w:r>
-              <w:rPr>
-                <w:noProof/>
-                <w:webHidden/>
-                <w:sz w:val="22"/>
-                <w:szCs w:val="22"/>
-              </w:rPr>
-            </w:r>
-            <w:r>
-              <w:rPr>
-                <w:noProof/>
-                <w:webHidden/>
-                <w:sz w:val="22"/>
-                <w:szCs w:val="22"/>
+              </w:rPr>
+              <w:instrText xml:space="preserve"> PAGEREF _Toc214986356 \h </w:instrText>
+            </w:r>
+            <w:r>
+              <w:rPr>
+                <w:noProof/>
+                <w:webHidden/>
+              </w:rPr>
+            </w:r>
+            <w:r>
+              <w:rPr>
+                <w:noProof/>
+                <w:webHidden/>
               </w:rPr>
               <w:fldChar w:fldCharType="separate"/>
             </w:r>
@@ -965,8 +898,6 @@
               <w:rPr>
                 <w:noProof/>
                 <w:webHidden/>
-                <w:sz w:val="22"/>
-                <w:szCs w:val="22"/>
               </w:rPr>
               <w:t>3</w:t>
             </w:r>
@@ -974,8 +905,6 @@
               <w:rPr>
                 <w:noProof/>
                 <w:webHidden/>
-                <w:sz w:val="22"/>
-                <w:szCs w:val="22"/>
               </w:rPr>
               <w:fldChar w:fldCharType="end"/>
             </w:r>
@@ -991,17 +920,13 @@
             <w:rPr>
               <w:rFonts w:asciiTheme="minorHAnsi" w:eastAsiaTheme="minorEastAsia" w:hAnsiTheme="minorHAnsi" w:cstheme="minorBidi"/>
               <w:noProof/>
-              <w:sz w:val="22"/>
-              <w:szCs w:val="22"/>
             </w:rPr>
           </w:pPr>
-          <w:hyperlink w:anchor="_Toc214973871" w:history="1">
+          <w:hyperlink w:anchor="_Toc214986357" w:history="1">
             <w:r>
               <w:rPr>
                 <w:rStyle w:val="Hipercze"/>
                 <w:noProof/>
-                <w:sz w:val="22"/>
-                <w:szCs w:val="22"/>
               </w:rPr>
               <w:t>1.</w:t>
             </w:r>
@@ -1009,8 +934,6 @@
               <w:rPr>
                 <w:rFonts w:asciiTheme="minorHAnsi" w:eastAsiaTheme="minorEastAsia" w:hAnsiTheme="minorHAnsi" w:cstheme="minorBidi"/>
                 <w:noProof/>
-                <w:sz w:val="22"/>
-                <w:szCs w:val="22"/>
               </w:rPr>
               <w:tab/>
             </w:r>
@@ -1018,8 +941,6 @@
               <w:rPr>
                 <w:rStyle w:val="Hipercze"/>
                 <w:noProof/>
-                <w:sz w:val="22"/>
-                <w:szCs w:val="22"/>
               </w:rPr>
               <w:t>Wstęp</w:t>
             </w:r>
@@ -1027,8 +948,6 @@
               <w:rPr>
                 <w:noProof/>
                 <w:webHidden/>
-                <w:sz w:val="22"/>
-                <w:szCs w:val="22"/>
               </w:rPr>
               <w:tab/>
             </w:r>
@@ -1036,8 +955,6 @@
               <w:rPr>
                 <w:noProof/>
                 <w:webHidden/>
-                <w:sz w:val="22"/>
-                <w:szCs w:val="22"/>
               </w:rPr>
               <w:fldChar w:fldCharType="begin"/>
             </w:r>
@@ -1045,25 +962,19 @@
               <w:rPr>
                 <w:noProof/>
                 <w:webHidden/>
-                <w:sz w:val="22"/>
-                <w:szCs w:val="22"/>
-              </w:rPr>
-              <w:instrText xml:space="preserve"> PAGEREF _Toc214973871 \h </w:instrText>
-            </w:r>
-            <w:r>
-              <w:rPr>
-                <w:noProof/>
-                <w:webHidden/>
-                <w:sz w:val="22"/>
-                <w:szCs w:val="22"/>
-              </w:rPr>
-            </w:r>
-            <w:r>
-              <w:rPr>
-                <w:noProof/>
-                <w:webHidden/>
-                <w:sz w:val="22"/>
-                <w:szCs w:val="22"/>
+              </w:rPr>
+              <w:instrText xml:space="preserve"> PAGEREF _Toc214986357 \h </w:instrText>
+            </w:r>
+            <w:r>
+              <w:rPr>
+                <w:noProof/>
+                <w:webHidden/>
+              </w:rPr>
+            </w:r>
+            <w:r>
+              <w:rPr>
+                <w:noProof/>
+                <w:webHidden/>
               </w:rPr>
               <w:fldChar w:fldCharType="separate"/>
             </w:r>
@@ -1071,8 +982,6 @@
               <w:rPr>
                 <w:noProof/>
                 <w:webHidden/>
-                <w:sz w:val="22"/>
-                <w:szCs w:val="22"/>
               </w:rPr>
               <w:t>3</w:t>
             </w:r>
@@ -1080,8 +989,6 @@
               <w:rPr>
                 <w:noProof/>
                 <w:webHidden/>
-                <w:sz w:val="22"/>
-                <w:szCs w:val="22"/>
               </w:rPr>
               <w:fldChar w:fldCharType="end"/>
             </w:r>
@@ -1097,17 +1004,13 @@
             <w:rPr>
               <w:rFonts w:asciiTheme="minorHAnsi" w:eastAsiaTheme="minorEastAsia" w:hAnsiTheme="minorHAnsi" w:cstheme="minorBidi"/>
               <w:noProof/>
-              <w:sz w:val="22"/>
-              <w:szCs w:val="22"/>
             </w:rPr>
           </w:pPr>
-          <w:hyperlink w:anchor="_Toc214973872" w:history="1">
+          <w:hyperlink w:anchor="_Toc214986358" w:history="1">
             <w:r>
               <w:rPr>
                 <w:rStyle w:val="Hipercze"/>
                 <w:noProof/>
-                <w:sz w:val="22"/>
-                <w:szCs w:val="22"/>
               </w:rPr>
               <w:t>1.1</w:t>
             </w:r>
@@ -1115,8 +1018,6 @@
               <w:rPr>
                 <w:rFonts w:asciiTheme="minorHAnsi" w:eastAsiaTheme="minorEastAsia" w:hAnsiTheme="minorHAnsi" w:cstheme="minorBidi"/>
                 <w:noProof/>
-                <w:sz w:val="22"/>
-                <w:szCs w:val="22"/>
               </w:rPr>
               <w:tab/>
             </w:r>
@@ -1124,8 +1025,6 @@
               <w:rPr>
                 <w:rStyle w:val="Hipercze"/>
                 <w:noProof/>
-                <w:sz w:val="22"/>
-                <w:szCs w:val="22"/>
               </w:rPr>
               <w:t>Charakterystyka projektu</w:t>
             </w:r>
@@ -1133,8 +1032,6 @@
               <w:rPr>
                 <w:noProof/>
                 <w:webHidden/>
-                <w:sz w:val="22"/>
-                <w:szCs w:val="22"/>
               </w:rPr>
               <w:tab/>
             </w:r>
@@ -1142,8 +1039,6 @@
               <w:rPr>
                 <w:noProof/>
                 <w:webHidden/>
-                <w:sz w:val="22"/>
-                <w:szCs w:val="22"/>
               </w:rPr>
               <w:fldChar w:fldCharType="begin"/>
             </w:r>
@@ -1151,25 +1046,19 @@
               <w:rPr>
                 <w:noProof/>
                 <w:webHidden/>
-                <w:sz w:val="22"/>
-                <w:szCs w:val="22"/>
-              </w:rPr>
-              <w:instrText xml:space="preserve"> PAGEREF _Toc214973872 \h </w:instrText>
-            </w:r>
-            <w:r>
-              <w:rPr>
-                <w:noProof/>
-                <w:webHidden/>
-                <w:sz w:val="22"/>
-                <w:szCs w:val="22"/>
-              </w:rPr>
-            </w:r>
-            <w:r>
-              <w:rPr>
-                <w:noProof/>
-                <w:webHidden/>
-                <w:sz w:val="22"/>
-                <w:szCs w:val="22"/>
+              </w:rPr>
+              <w:instrText xml:space="preserve"> PAGEREF _Toc214986358 \h </w:instrText>
+            </w:r>
+            <w:r>
+              <w:rPr>
+                <w:noProof/>
+                <w:webHidden/>
+              </w:rPr>
+            </w:r>
+            <w:r>
+              <w:rPr>
+                <w:noProof/>
+                <w:webHidden/>
               </w:rPr>
               <w:fldChar w:fldCharType="separate"/>
             </w:r>
@@ -1177,8 +1066,6 @@
               <w:rPr>
                 <w:noProof/>
                 <w:webHidden/>
-                <w:sz w:val="22"/>
-                <w:szCs w:val="22"/>
               </w:rPr>
               <w:t>3</w:t>
             </w:r>
@@ -1186,8 +1073,6 @@
               <w:rPr>
                 <w:noProof/>
                 <w:webHidden/>
-                <w:sz w:val="22"/>
-                <w:szCs w:val="22"/>
               </w:rPr>
               <w:fldChar w:fldCharType="end"/>
             </w:r>
@@ -1203,17 +1088,13 @@
             <w:rPr>
               <w:rFonts w:asciiTheme="minorHAnsi" w:eastAsiaTheme="minorEastAsia" w:hAnsiTheme="minorHAnsi" w:cstheme="minorBidi"/>
               <w:noProof/>
-              <w:sz w:val="22"/>
-              <w:szCs w:val="22"/>
             </w:rPr>
           </w:pPr>
-          <w:hyperlink w:anchor="_Toc214973873" w:history="1">
+          <w:hyperlink w:anchor="_Toc214986359" w:history="1">
             <w:r>
               <w:rPr>
                 <w:rStyle w:val="Hipercze"/>
                 <w:noProof/>
-                <w:sz w:val="22"/>
-                <w:szCs w:val="22"/>
               </w:rPr>
               <w:t>1.2</w:t>
             </w:r>
@@ -1221,8 +1102,6 @@
               <w:rPr>
                 <w:rFonts w:asciiTheme="minorHAnsi" w:eastAsiaTheme="minorEastAsia" w:hAnsiTheme="minorHAnsi" w:cstheme="minorBidi"/>
                 <w:noProof/>
-                <w:sz w:val="22"/>
-                <w:szCs w:val="22"/>
               </w:rPr>
               <w:tab/>
             </w:r>
@@ -1230,8 +1109,6 @@
               <w:rPr>
                 <w:rStyle w:val="Hipercze"/>
                 <w:noProof/>
-                <w:sz w:val="22"/>
-                <w:szCs w:val="22"/>
               </w:rPr>
               <w:t>Dlaczego taki temat</w:t>
             </w:r>
@@ -1239,8 +1116,6 @@
               <w:rPr>
                 <w:noProof/>
                 <w:webHidden/>
-                <w:sz w:val="22"/>
-                <w:szCs w:val="22"/>
               </w:rPr>
               <w:tab/>
             </w:r>
@@ -1248,8 +1123,6 @@
               <w:rPr>
                 <w:noProof/>
                 <w:webHidden/>
-                <w:sz w:val="22"/>
-                <w:szCs w:val="22"/>
               </w:rPr>
               <w:fldChar w:fldCharType="begin"/>
             </w:r>
@@ -1257,25 +1130,19 @@
               <w:rPr>
                 <w:noProof/>
                 <w:webHidden/>
-                <w:sz w:val="22"/>
-                <w:szCs w:val="22"/>
-              </w:rPr>
-              <w:instrText xml:space="preserve"> PAGEREF _Toc214973873 \h </w:instrText>
-            </w:r>
-            <w:r>
-              <w:rPr>
-                <w:noProof/>
-                <w:webHidden/>
-                <w:sz w:val="22"/>
-                <w:szCs w:val="22"/>
-              </w:rPr>
-            </w:r>
-            <w:r>
-              <w:rPr>
-                <w:noProof/>
-                <w:webHidden/>
-                <w:sz w:val="22"/>
-                <w:szCs w:val="22"/>
+              </w:rPr>
+              <w:instrText xml:space="preserve"> PAGEREF _Toc214986359 \h </w:instrText>
+            </w:r>
+            <w:r>
+              <w:rPr>
+                <w:noProof/>
+                <w:webHidden/>
+              </w:rPr>
+            </w:r>
+            <w:r>
+              <w:rPr>
+                <w:noProof/>
+                <w:webHidden/>
               </w:rPr>
               <w:fldChar w:fldCharType="separate"/>
             </w:r>
@@ -1283,8 +1150,6 @@
               <w:rPr>
                 <w:noProof/>
                 <w:webHidden/>
-                <w:sz w:val="22"/>
-                <w:szCs w:val="22"/>
               </w:rPr>
               <w:t>3</w:t>
             </w:r>
@@ -1292,8 +1157,6 @@
               <w:rPr>
                 <w:noProof/>
                 <w:webHidden/>
-                <w:sz w:val="22"/>
-                <w:szCs w:val="22"/>
               </w:rPr>
               <w:fldChar w:fldCharType="end"/>
             </w:r>
@@ -1309,17 +1172,13 @@
             <w:rPr>
               <w:rFonts w:asciiTheme="minorHAnsi" w:eastAsiaTheme="minorEastAsia" w:hAnsiTheme="minorHAnsi" w:cstheme="minorBidi"/>
               <w:noProof/>
-              <w:sz w:val="22"/>
-              <w:szCs w:val="22"/>
             </w:rPr>
           </w:pPr>
-          <w:hyperlink w:anchor="_Toc214973874" w:history="1">
+          <w:hyperlink w:anchor="_Toc214986360" w:history="1">
             <w:r>
               <w:rPr>
                 <w:rStyle w:val="Hipercze"/>
                 <w:noProof/>
-                <w:sz w:val="22"/>
-                <w:szCs w:val="22"/>
               </w:rPr>
               <w:t>1.3</w:t>
             </w:r>
@@ -1327,8 +1186,6 @@
               <w:rPr>
                 <w:rFonts w:asciiTheme="minorHAnsi" w:eastAsiaTheme="minorEastAsia" w:hAnsiTheme="minorHAnsi" w:cstheme="minorBidi"/>
                 <w:noProof/>
-                <w:sz w:val="22"/>
-                <w:szCs w:val="22"/>
               </w:rPr>
               <w:tab/>
             </w:r>
@@ -1336,8 +1193,6 @@
               <w:rPr>
                 <w:rStyle w:val="Hipercze"/>
                 <w:noProof/>
-                <w:sz w:val="22"/>
-                <w:szCs w:val="22"/>
               </w:rPr>
               <w:t>Cel projektu</w:t>
             </w:r>
@@ -1345,8 +1200,6 @@
               <w:rPr>
                 <w:noProof/>
                 <w:webHidden/>
-                <w:sz w:val="22"/>
-                <w:szCs w:val="22"/>
               </w:rPr>
               <w:tab/>
             </w:r>
@@ -1354,8 +1207,6 @@
               <w:rPr>
                 <w:noProof/>
                 <w:webHidden/>
-                <w:sz w:val="22"/>
-                <w:szCs w:val="22"/>
               </w:rPr>
               <w:fldChar w:fldCharType="begin"/>
             </w:r>
@@ -1363,25 +1214,19 @@
               <w:rPr>
                 <w:noProof/>
                 <w:webHidden/>
-                <w:sz w:val="22"/>
-                <w:szCs w:val="22"/>
-              </w:rPr>
-              <w:instrText xml:space="preserve"> PAGEREF _Toc214973874 \h </w:instrText>
-            </w:r>
-            <w:r>
-              <w:rPr>
-                <w:noProof/>
-                <w:webHidden/>
-                <w:sz w:val="22"/>
-                <w:szCs w:val="22"/>
-              </w:rPr>
-            </w:r>
-            <w:r>
-              <w:rPr>
-                <w:noProof/>
-                <w:webHidden/>
-                <w:sz w:val="22"/>
-                <w:szCs w:val="22"/>
+              </w:rPr>
+              <w:instrText xml:space="preserve"> PAGEREF _Toc214986360 \h </w:instrText>
+            </w:r>
+            <w:r>
+              <w:rPr>
+                <w:noProof/>
+                <w:webHidden/>
+              </w:rPr>
+            </w:r>
+            <w:r>
+              <w:rPr>
+                <w:noProof/>
+                <w:webHidden/>
               </w:rPr>
               <w:fldChar w:fldCharType="separate"/>
             </w:r>
@@ -1389,8 +1234,6 @@
               <w:rPr>
                 <w:noProof/>
                 <w:webHidden/>
-                <w:sz w:val="22"/>
-                <w:szCs w:val="22"/>
               </w:rPr>
               <w:t>3</w:t>
             </w:r>
@@ -1398,8 +1241,6 @@
               <w:rPr>
                 <w:noProof/>
                 <w:webHidden/>
-                <w:sz w:val="22"/>
-                <w:szCs w:val="22"/>
               </w:rPr>
               <w:fldChar w:fldCharType="end"/>
             </w:r>
@@ -1415,17 +1256,13 @@
             <w:rPr>
               <w:rFonts w:asciiTheme="minorHAnsi" w:eastAsiaTheme="minorEastAsia" w:hAnsiTheme="minorHAnsi" w:cstheme="minorBidi"/>
               <w:noProof/>
-              <w:sz w:val="22"/>
-              <w:szCs w:val="22"/>
             </w:rPr>
           </w:pPr>
-          <w:hyperlink w:anchor="_Toc214973875" w:history="1">
+          <w:hyperlink w:anchor="_Toc214986361" w:history="1">
             <w:r>
               <w:rPr>
                 <w:rStyle w:val="Hipercze"/>
                 <w:noProof/>
-                <w:sz w:val="22"/>
-                <w:szCs w:val="22"/>
               </w:rPr>
               <w:t>1.4</w:t>
             </w:r>
@@ -1433,8 +1270,6 @@
               <w:rPr>
                 <w:rFonts w:asciiTheme="minorHAnsi" w:eastAsiaTheme="minorEastAsia" w:hAnsiTheme="minorHAnsi" w:cstheme="minorBidi"/>
                 <w:noProof/>
-                <w:sz w:val="22"/>
-                <w:szCs w:val="22"/>
               </w:rPr>
               <w:tab/>
             </w:r>
@@ -1442,8 +1277,6 @@
               <w:rPr>
                 <w:rStyle w:val="Hipercze"/>
                 <w:noProof/>
-                <w:sz w:val="22"/>
-                <w:szCs w:val="22"/>
               </w:rPr>
               <w:t>Przegląd literatury</w:t>
             </w:r>
@@ -1451,8 +1284,6 @@
               <w:rPr>
                 <w:noProof/>
                 <w:webHidden/>
-                <w:sz w:val="22"/>
-                <w:szCs w:val="22"/>
               </w:rPr>
               <w:tab/>
             </w:r>
@@ -1460,8 +1291,6 @@
               <w:rPr>
                 <w:noProof/>
                 <w:webHidden/>
-                <w:sz w:val="22"/>
-                <w:szCs w:val="22"/>
               </w:rPr>
               <w:fldChar w:fldCharType="begin"/>
             </w:r>
@@ -1469,25 +1298,19 @@
               <w:rPr>
                 <w:noProof/>
                 <w:webHidden/>
-                <w:sz w:val="22"/>
-                <w:szCs w:val="22"/>
-              </w:rPr>
-              <w:instrText xml:space="preserve"> PAGEREF _Toc214973875 \h </w:instrText>
-            </w:r>
-            <w:r>
-              <w:rPr>
-                <w:noProof/>
-                <w:webHidden/>
-                <w:sz w:val="22"/>
-                <w:szCs w:val="22"/>
-              </w:rPr>
-            </w:r>
-            <w:r>
-              <w:rPr>
-                <w:noProof/>
-                <w:webHidden/>
-                <w:sz w:val="22"/>
-                <w:szCs w:val="22"/>
+              </w:rPr>
+              <w:instrText xml:space="preserve"> PAGEREF _Toc214986361 \h </w:instrText>
+            </w:r>
+            <w:r>
+              <w:rPr>
+                <w:noProof/>
+                <w:webHidden/>
+              </w:rPr>
+            </w:r>
+            <w:r>
+              <w:rPr>
+                <w:noProof/>
+                <w:webHidden/>
               </w:rPr>
               <w:fldChar w:fldCharType="separate"/>
             </w:r>
@@ -1495,8 +1318,6 @@
               <w:rPr>
                 <w:noProof/>
                 <w:webHidden/>
-                <w:sz w:val="22"/>
-                <w:szCs w:val="22"/>
               </w:rPr>
               <w:t>3</w:t>
             </w:r>
@@ -1504,8 +1325,6 @@
               <w:rPr>
                 <w:noProof/>
                 <w:webHidden/>
-                <w:sz w:val="22"/>
-                <w:szCs w:val="22"/>
               </w:rPr>
               <w:fldChar w:fldCharType="end"/>
             </w:r>
@@ -1521,17 +1340,13 @@
             <w:rPr>
               <w:rFonts w:asciiTheme="minorHAnsi" w:eastAsiaTheme="minorEastAsia" w:hAnsiTheme="minorHAnsi" w:cstheme="minorBidi"/>
               <w:noProof/>
-              <w:sz w:val="22"/>
-              <w:szCs w:val="22"/>
             </w:rPr>
           </w:pPr>
-          <w:hyperlink w:anchor="_Toc214973876" w:history="1">
+          <w:hyperlink w:anchor="_Toc214986362" w:history="1">
             <w:r>
               <w:rPr>
                 <w:rStyle w:val="Hipercze"/>
                 <w:noProof/>
-                <w:sz w:val="22"/>
-                <w:szCs w:val="22"/>
               </w:rPr>
               <w:t>2.</w:t>
             </w:r>
@@ -1539,8 +1354,6 @@
               <w:rPr>
                 <w:rFonts w:asciiTheme="minorHAnsi" w:eastAsiaTheme="minorEastAsia" w:hAnsiTheme="minorHAnsi" w:cstheme="minorBidi"/>
                 <w:noProof/>
-                <w:sz w:val="22"/>
-                <w:szCs w:val="22"/>
               </w:rPr>
               <w:tab/>
             </w:r>
@@ -1548,8 +1361,6 @@
               <w:rPr>
                 <w:rStyle w:val="Hipercze"/>
                 <w:noProof/>
-                <w:sz w:val="22"/>
-                <w:szCs w:val="22"/>
               </w:rPr>
               <w:t>Zakres</w:t>
             </w:r>
@@ -1557,8 +1368,6 @@
               <w:rPr>
                 <w:noProof/>
                 <w:webHidden/>
-                <w:sz w:val="22"/>
-                <w:szCs w:val="22"/>
               </w:rPr>
               <w:tab/>
             </w:r>
@@ -1566,8 +1375,6 @@
               <w:rPr>
                 <w:noProof/>
                 <w:webHidden/>
-                <w:sz w:val="22"/>
-                <w:szCs w:val="22"/>
               </w:rPr>
               <w:fldChar w:fldCharType="begin"/>
             </w:r>
@@ -1575,25 +1382,19 @@
               <w:rPr>
                 <w:noProof/>
                 <w:webHidden/>
-                <w:sz w:val="22"/>
-                <w:szCs w:val="22"/>
-              </w:rPr>
-              <w:instrText xml:space="preserve"> PAGEREF _Toc214973876 \h </w:instrText>
-            </w:r>
-            <w:r>
-              <w:rPr>
-                <w:noProof/>
-                <w:webHidden/>
-                <w:sz w:val="22"/>
-                <w:szCs w:val="22"/>
-              </w:rPr>
-            </w:r>
-            <w:r>
-              <w:rPr>
-                <w:noProof/>
-                <w:webHidden/>
-                <w:sz w:val="22"/>
-                <w:szCs w:val="22"/>
+              </w:rPr>
+              <w:instrText xml:space="preserve"> PAGEREF _Toc214986362 \h </w:instrText>
+            </w:r>
+            <w:r>
+              <w:rPr>
+                <w:noProof/>
+                <w:webHidden/>
+              </w:rPr>
+            </w:r>
+            <w:r>
+              <w:rPr>
+                <w:noProof/>
+                <w:webHidden/>
               </w:rPr>
               <w:fldChar w:fldCharType="separate"/>
             </w:r>
@@ -1601,17 +1402,13 @@
               <w:rPr>
                 <w:noProof/>
                 <w:webHidden/>
-                <w:sz w:val="22"/>
-                <w:szCs w:val="22"/>
-              </w:rPr>
-              <w:t>3</w:t>
-            </w:r>
-            <w:r>
-              <w:rPr>
-                <w:noProof/>
-                <w:webHidden/>
-                <w:sz w:val="22"/>
-                <w:szCs w:val="22"/>
+              </w:rPr>
+              <w:t>4</w:t>
+            </w:r>
+            <w:r>
+              <w:rPr>
+                <w:noProof/>
+                <w:webHidden/>
               </w:rPr>
               <w:fldChar w:fldCharType="end"/>
             </w:r>
@@ -1627,17 +1424,13 @@
             <w:rPr>
               <w:rFonts w:asciiTheme="minorHAnsi" w:eastAsiaTheme="minorEastAsia" w:hAnsiTheme="minorHAnsi" w:cstheme="minorBidi"/>
               <w:noProof/>
-              <w:sz w:val="22"/>
-              <w:szCs w:val="22"/>
             </w:rPr>
           </w:pPr>
-          <w:hyperlink w:anchor="_Toc214973877" w:history="1">
+          <w:hyperlink w:anchor="_Toc214986363" w:history="1">
             <w:r>
               <w:rPr>
                 <w:rStyle w:val="Hipercze"/>
                 <w:noProof/>
-                <w:sz w:val="22"/>
-                <w:szCs w:val="22"/>
               </w:rPr>
               <w:t>2.1</w:t>
             </w:r>
@@ -1645,8 +1438,6 @@
               <w:rPr>
                 <w:rFonts w:asciiTheme="minorHAnsi" w:eastAsiaTheme="minorEastAsia" w:hAnsiTheme="minorHAnsi" w:cstheme="minorBidi"/>
                 <w:noProof/>
-                <w:sz w:val="22"/>
-                <w:szCs w:val="22"/>
               </w:rPr>
               <w:tab/>
             </w:r>
@@ -1654,8 +1445,6 @@
               <w:rPr>
                 <w:rStyle w:val="Hipercze"/>
                 <w:noProof/>
-                <w:sz w:val="22"/>
-                <w:szCs w:val="22"/>
               </w:rPr>
               <w:t>Opis biznesowy</w:t>
             </w:r>
@@ -1663,8 +1452,6 @@
               <w:rPr>
                 <w:noProof/>
                 <w:webHidden/>
-                <w:sz w:val="22"/>
-                <w:szCs w:val="22"/>
               </w:rPr>
               <w:tab/>
             </w:r>
@@ -1672,8 +1459,6 @@
               <w:rPr>
                 <w:noProof/>
                 <w:webHidden/>
-                <w:sz w:val="22"/>
-                <w:szCs w:val="22"/>
               </w:rPr>
               <w:fldChar w:fldCharType="begin"/>
             </w:r>
@@ -1681,25 +1466,19 @@
               <w:rPr>
                 <w:noProof/>
                 <w:webHidden/>
-                <w:sz w:val="22"/>
-                <w:szCs w:val="22"/>
-              </w:rPr>
-              <w:instrText xml:space="preserve"> PAGEREF _Toc214973877 \h </w:instrText>
-            </w:r>
-            <w:r>
-              <w:rPr>
-                <w:noProof/>
-                <w:webHidden/>
-                <w:sz w:val="22"/>
-                <w:szCs w:val="22"/>
-              </w:rPr>
-            </w:r>
-            <w:r>
-              <w:rPr>
-                <w:noProof/>
-                <w:webHidden/>
-                <w:sz w:val="22"/>
-                <w:szCs w:val="22"/>
+              </w:rPr>
+              <w:instrText xml:space="preserve"> PAGEREF _Toc214986363 \h </w:instrText>
+            </w:r>
+            <w:r>
+              <w:rPr>
+                <w:noProof/>
+                <w:webHidden/>
+              </w:rPr>
+            </w:r>
+            <w:r>
+              <w:rPr>
+                <w:noProof/>
+                <w:webHidden/>
               </w:rPr>
               <w:fldChar w:fldCharType="separate"/>
             </w:r>
@@ -1707,17 +1486,13 @@
               <w:rPr>
                 <w:noProof/>
                 <w:webHidden/>
-                <w:sz w:val="22"/>
-                <w:szCs w:val="22"/>
-              </w:rPr>
-              <w:t>3</w:t>
-            </w:r>
-            <w:r>
-              <w:rPr>
-                <w:noProof/>
-                <w:webHidden/>
-                <w:sz w:val="22"/>
-                <w:szCs w:val="22"/>
+              </w:rPr>
+              <w:t>4</w:t>
+            </w:r>
+            <w:r>
+              <w:rPr>
+                <w:noProof/>
+                <w:webHidden/>
               </w:rPr>
               <w:fldChar w:fldCharType="end"/>
             </w:r>
@@ -1733,17 +1508,13 @@
             <w:rPr>
               <w:rFonts w:asciiTheme="minorHAnsi" w:eastAsiaTheme="minorEastAsia" w:hAnsiTheme="minorHAnsi" w:cstheme="minorBidi"/>
               <w:noProof/>
-              <w:sz w:val="22"/>
-              <w:szCs w:val="22"/>
             </w:rPr>
           </w:pPr>
-          <w:hyperlink w:anchor="_Toc214973878" w:history="1">
+          <w:hyperlink w:anchor="_Toc214986364" w:history="1">
             <w:r>
               <w:rPr>
                 <w:rStyle w:val="Hipercze"/>
                 <w:noProof/>
-                <w:sz w:val="22"/>
-                <w:szCs w:val="22"/>
               </w:rPr>
               <w:t>2.2</w:t>
             </w:r>
@@ -1751,8 +1522,6 @@
               <w:rPr>
                 <w:rFonts w:asciiTheme="minorHAnsi" w:eastAsiaTheme="minorEastAsia" w:hAnsiTheme="minorHAnsi" w:cstheme="minorBidi"/>
                 <w:noProof/>
-                <w:sz w:val="22"/>
-                <w:szCs w:val="22"/>
               </w:rPr>
               <w:tab/>
             </w:r>
@@ -1760,8 +1529,6 @@
               <w:rPr>
                 <w:rStyle w:val="Hipercze"/>
                 <w:noProof/>
-                <w:sz w:val="22"/>
-                <w:szCs w:val="22"/>
               </w:rPr>
               <w:t>Wymagania funkcjonalne</w:t>
             </w:r>
@@ -1769,8 +1536,6 @@
               <w:rPr>
                 <w:noProof/>
                 <w:webHidden/>
-                <w:sz w:val="22"/>
-                <w:szCs w:val="22"/>
               </w:rPr>
               <w:tab/>
             </w:r>
@@ -1778,8 +1543,6 @@
               <w:rPr>
                 <w:noProof/>
                 <w:webHidden/>
-                <w:sz w:val="22"/>
-                <w:szCs w:val="22"/>
               </w:rPr>
               <w:fldChar w:fldCharType="begin"/>
             </w:r>
@@ -1787,25 +1550,19 @@
               <w:rPr>
                 <w:noProof/>
                 <w:webHidden/>
-                <w:sz w:val="22"/>
-                <w:szCs w:val="22"/>
-              </w:rPr>
-              <w:instrText xml:space="preserve"> PAGEREF _Toc214973878 \h </w:instrText>
-            </w:r>
-            <w:r>
-              <w:rPr>
-                <w:noProof/>
-                <w:webHidden/>
-                <w:sz w:val="22"/>
-                <w:szCs w:val="22"/>
-              </w:rPr>
-            </w:r>
-            <w:r>
-              <w:rPr>
-                <w:noProof/>
-                <w:webHidden/>
-                <w:sz w:val="22"/>
-                <w:szCs w:val="22"/>
+              </w:rPr>
+              <w:instrText xml:space="preserve"> PAGEREF _Toc214986364 \h </w:instrText>
+            </w:r>
+            <w:r>
+              <w:rPr>
+                <w:noProof/>
+                <w:webHidden/>
+              </w:rPr>
+            </w:r>
+            <w:r>
+              <w:rPr>
+                <w:noProof/>
+                <w:webHidden/>
               </w:rPr>
               <w:fldChar w:fldCharType="separate"/>
             </w:r>
@@ -1813,8 +1570,6 @@
               <w:rPr>
                 <w:noProof/>
                 <w:webHidden/>
-                <w:sz w:val="22"/>
-                <w:szCs w:val="22"/>
               </w:rPr>
               <w:t>4</w:t>
             </w:r>
@@ -1822,8 +1577,6 @@
               <w:rPr>
                 <w:noProof/>
                 <w:webHidden/>
-                <w:sz w:val="22"/>
-                <w:szCs w:val="22"/>
               </w:rPr>
               <w:fldChar w:fldCharType="end"/>
             </w:r>
@@ -1839,17 +1592,13 @@
             <w:rPr>
               <w:rFonts w:asciiTheme="minorHAnsi" w:eastAsiaTheme="minorEastAsia" w:hAnsiTheme="minorHAnsi" w:cstheme="minorBidi"/>
               <w:noProof/>
-              <w:sz w:val="22"/>
-              <w:szCs w:val="22"/>
             </w:rPr>
           </w:pPr>
-          <w:hyperlink w:anchor="_Toc214973879" w:history="1">
+          <w:hyperlink w:anchor="_Toc214986365" w:history="1">
             <w:r>
               <w:rPr>
                 <w:rStyle w:val="Hipercze"/>
                 <w:noProof/>
-                <w:sz w:val="22"/>
-                <w:szCs w:val="22"/>
               </w:rPr>
               <w:t>2.3</w:t>
             </w:r>
@@ -1857,8 +1606,6 @@
               <w:rPr>
                 <w:rFonts w:asciiTheme="minorHAnsi" w:eastAsiaTheme="minorEastAsia" w:hAnsiTheme="minorHAnsi" w:cstheme="minorBidi"/>
                 <w:noProof/>
-                <w:sz w:val="22"/>
-                <w:szCs w:val="22"/>
               </w:rPr>
               <w:tab/>
             </w:r>
@@ -1866,8 +1613,6 @@
               <w:rPr>
                 <w:rStyle w:val="Hipercze"/>
                 <w:noProof/>
-                <w:sz w:val="22"/>
-                <w:szCs w:val="22"/>
               </w:rPr>
               <w:t>Wymagania niefunkcjonalne</w:t>
             </w:r>
@@ -1875,8 +1620,6 @@
               <w:rPr>
                 <w:noProof/>
                 <w:webHidden/>
-                <w:sz w:val="22"/>
-                <w:szCs w:val="22"/>
               </w:rPr>
               <w:tab/>
             </w:r>
@@ -1884,8 +1627,6 @@
               <w:rPr>
                 <w:noProof/>
                 <w:webHidden/>
-                <w:sz w:val="22"/>
-                <w:szCs w:val="22"/>
               </w:rPr>
               <w:fldChar w:fldCharType="begin"/>
             </w:r>
@@ -1893,25 +1634,19 @@
               <w:rPr>
                 <w:noProof/>
                 <w:webHidden/>
-                <w:sz w:val="22"/>
-                <w:szCs w:val="22"/>
-              </w:rPr>
-              <w:instrText xml:space="preserve"> PAGEREF _Toc214973879 \h </w:instrText>
-            </w:r>
-            <w:r>
-              <w:rPr>
-                <w:noProof/>
-                <w:webHidden/>
-                <w:sz w:val="22"/>
-                <w:szCs w:val="22"/>
-              </w:rPr>
-            </w:r>
-            <w:r>
-              <w:rPr>
-                <w:noProof/>
-                <w:webHidden/>
-                <w:sz w:val="22"/>
-                <w:szCs w:val="22"/>
+              </w:rPr>
+              <w:instrText xml:space="preserve"> PAGEREF _Toc214986365 \h </w:instrText>
+            </w:r>
+            <w:r>
+              <w:rPr>
+                <w:noProof/>
+                <w:webHidden/>
+              </w:rPr>
+            </w:r>
+            <w:r>
+              <w:rPr>
+                <w:noProof/>
+                <w:webHidden/>
               </w:rPr>
               <w:fldChar w:fldCharType="separate"/>
             </w:r>
@@ -1919,8 +1654,6 @@
               <w:rPr>
                 <w:noProof/>
                 <w:webHidden/>
-                <w:sz w:val="22"/>
-                <w:szCs w:val="22"/>
               </w:rPr>
               <w:t>4</w:t>
             </w:r>
@@ -1928,8 +1661,6 @@
               <w:rPr>
                 <w:noProof/>
                 <w:webHidden/>
-                <w:sz w:val="22"/>
-                <w:szCs w:val="22"/>
               </w:rPr>
               <w:fldChar w:fldCharType="end"/>
             </w:r>
@@ -1945,17 +1676,13 @@
             <w:rPr>
               <w:rFonts w:asciiTheme="minorHAnsi" w:eastAsiaTheme="minorEastAsia" w:hAnsiTheme="minorHAnsi" w:cstheme="minorBidi"/>
               <w:noProof/>
-              <w:sz w:val="22"/>
-              <w:szCs w:val="22"/>
             </w:rPr>
           </w:pPr>
-          <w:hyperlink w:anchor="_Toc214973880" w:history="1">
+          <w:hyperlink w:anchor="_Toc214986366" w:history="1">
             <w:r>
               <w:rPr>
                 <w:rStyle w:val="Hipercze"/>
                 <w:noProof/>
-                <w:sz w:val="22"/>
-                <w:szCs w:val="22"/>
               </w:rPr>
               <w:t>2.4</w:t>
             </w:r>
@@ -1963,8 +1690,6 @@
               <w:rPr>
                 <w:rFonts w:asciiTheme="minorHAnsi" w:eastAsiaTheme="minorEastAsia" w:hAnsiTheme="minorHAnsi" w:cstheme="minorBidi"/>
                 <w:noProof/>
-                <w:sz w:val="22"/>
-                <w:szCs w:val="22"/>
               </w:rPr>
               <w:tab/>
             </w:r>
@@ -1972,8 +1697,6 @@
               <w:rPr>
                 <w:rStyle w:val="Hipercze"/>
                 <w:noProof/>
-                <w:sz w:val="22"/>
-                <w:szCs w:val="22"/>
               </w:rPr>
               <w:t>Przypadki użycia</w:t>
             </w:r>
@@ -1981,8 +1704,6 @@
               <w:rPr>
                 <w:noProof/>
                 <w:webHidden/>
-                <w:sz w:val="22"/>
-                <w:szCs w:val="22"/>
               </w:rPr>
               <w:tab/>
             </w:r>
@@ -1990,8 +1711,6 @@
               <w:rPr>
                 <w:noProof/>
                 <w:webHidden/>
-                <w:sz w:val="22"/>
-                <w:szCs w:val="22"/>
               </w:rPr>
               <w:fldChar w:fldCharType="begin"/>
             </w:r>
@@ -1999,25 +1718,19 @@
               <w:rPr>
                 <w:noProof/>
                 <w:webHidden/>
-                <w:sz w:val="22"/>
-                <w:szCs w:val="22"/>
-              </w:rPr>
-              <w:instrText xml:space="preserve"> PAGEREF _Toc214973880 \h </w:instrText>
-            </w:r>
-            <w:r>
-              <w:rPr>
-                <w:noProof/>
-                <w:webHidden/>
-                <w:sz w:val="22"/>
-                <w:szCs w:val="22"/>
-              </w:rPr>
-            </w:r>
-            <w:r>
-              <w:rPr>
-                <w:noProof/>
-                <w:webHidden/>
-                <w:sz w:val="22"/>
-                <w:szCs w:val="22"/>
+              </w:rPr>
+              <w:instrText xml:space="preserve"> PAGEREF _Toc214986366 \h </w:instrText>
+            </w:r>
+            <w:r>
+              <w:rPr>
+                <w:noProof/>
+                <w:webHidden/>
+              </w:rPr>
+            </w:r>
+            <w:r>
+              <w:rPr>
+                <w:noProof/>
+                <w:webHidden/>
               </w:rPr>
               <w:fldChar w:fldCharType="separate"/>
             </w:r>
@@ -2025,17 +1738,13 @@
               <w:rPr>
                 <w:noProof/>
                 <w:webHidden/>
-                <w:sz w:val="22"/>
-                <w:szCs w:val="22"/>
-              </w:rPr>
-              <w:t>4</w:t>
-            </w:r>
-            <w:r>
-              <w:rPr>
-                <w:noProof/>
-                <w:webHidden/>
-                <w:sz w:val="22"/>
-                <w:szCs w:val="22"/>
+              </w:rPr>
+              <w:t>5</w:t>
+            </w:r>
+            <w:r>
+              <w:rPr>
+                <w:noProof/>
+                <w:webHidden/>
               </w:rPr>
               <w:fldChar w:fldCharType="end"/>
             </w:r>
@@ -2051,17 +1760,13 @@
             <w:rPr>
               <w:rFonts w:asciiTheme="minorHAnsi" w:eastAsiaTheme="minorEastAsia" w:hAnsiTheme="minorHAnsi" w:cstheme="minorBidi"/>
               <w:noProof/>
-              <w:sz w:val="22"/>
-              <w:szCs w:val="22"/>
             </w:rPr>
           </w:pPr>
-          <w:hyperlink w:anchor="_Toc214973881" w:history="1">
+          <w:hyperlink w:anchor="_Toc214986367" w:history="1">
             <w:r>
               <w:rPr>
                 <w:rStyle w:val="Hipercze"/>
                 <w:noProof/>
-                <w:sz w:val="22"/>
-                <w:szCs w:val="22"/>
               </w:rPr>
               <w:t>2.5</w:t>
             </w:r>
@@ -2069,8 +1774,6 @@
               <w:rPr>
                 <w:rFonts w:asciiTheme="minorHAnsi" w:eastAsiaTheme="minorEastAsia" w:hAnsiTheme="minorHAnsi" w:cstheme="minorBidi"/>
                 <w:noProof/>
-                <w:sz w:val="22"/>
-                <w:szCs w:val="22"/>
               </w:rPr>
               <w:tab/>
             </w:r>
@@ -2078,17 +1781,13 @@
               <w:rPr>
                 <w:rStyle w:val="Hipercze"/>
                 <w:noProof/>
-                <w:sz w:val="22"/>
-                <w:szCs w:val="22"/>
-              </w:rPr>
-              <w:t>Harmonogram prac</w:t>
-            </w:r>
-            <w:r>
-              <w:rPr>
-                <w:noProof/>
-                <w:webHidden/>
-                <w:sz w:val="22"/>
-                <w:szCs w:val="22"/>
+              </w:rPr>
+              <w:t>Podział zadań na członków zespołu</w:t>
+            </w:r>
+            <w:r>
+              <w:rPr>
+                <w:noProof/>
+                <w:webHidden/>
               </w:rPr>
               <w:tab/>
             </w:r>
@@ -2096,8 +1795,6 @@
               <w:rPr>
                 <w:noProof/>
                 <w:webHidden/>
-                <w:sz w:val="22"/>
-                <w:szCs w:val="22"/>
               </w:rPr>
               <w:fldChar w:fldCharType="begin"/>
             </w:r>
@@ -2105,25 +1802,19 @@
               <w:rPr>
                 <w:noProof/>
                 <w:webHidden/>
-                <w:sz w:val="22"/>
-                <w:szCs w:val="22"/>
-              </w:rPr>
-              <w:instrText xml:space="preserve"> PAGEREF _Toc214973881 \h </w:instrText>
-            </w:r>
-            <w:r>
-              <w:rPr>
-                <w:noProof/>
-                <w:webHidden/>
-                <w:sz w:val="22"/>
-                <w:szCs w:val="22"/>
-              </w:rPr>
-            </w:r>
-            <w:r>
-              <w:rPr>
-                <w:noProof/>
-                <w:webHidden/>
-                <w:sz w:val="22"/>
-                <w:szCs w:val="22"/>
+              </w:rPr>
+              <w:instrText xml:space="preserve"> PAGEREF _Toc214986367 \h </w:instrText>
+            </w:r>
+            <w:r>
+              <w:rPr>
+                <w:noProof/>
+                <w:webHidden/>
+              </w:rPr>
+            </w:r>
+            <w:r>
+              <w:rPr>
+                <w:noProof/>
+                <w:webHidden/>
               </w:rPr>
               <w:fldChar w:fldCharType="separate"/>
             </w:r>
@@ -2131,17 +1822,13 @@
               <w:rPr>
                 <w:noProof/>
                 <w:webHidden/>
-                <w:sz w:val="22"/>
-                <w:szCs w:val="22"/>
-              </w:rPr>
-              <w:t>4</w:t>
-            </w:r>
-            <w:r>
-              <w:rPr>
-                <w:noProof/>
-                <w:webHidden/>
-                <w:sz w:val="22"/>
-                <w:szCs w:val="22"/>
+              </w:rPr>
+              <w:t>5</w:t>
+            </w:r>
+            <w:r>
+              <w:rPr>
+                <w:noProof/>
+                <w:webHidden/>
               </w:rPr>
               <w:fldChar w:fldCharType="end"/>
             </w:r>
@@ -2157,17 +1844,13 @@
             <w:rPr>
               <w:rFonts w:asciiTheme="minorHAnsi" w:eastAsiaTheme="minorEastAsia" w:hAnsiTheme="minorHAnsi" w:cstheme="minorBidi"/>
               <w:noProof/>
-              <w:sz w:val="22"/>
-              <w:szCs w:val="22"/>
             </w:rPr>
           </w:pPr>
-          <w:hyperlink w:anchor="_Toc214973882" w:history="1">
+          <w:hyperlink w:anchor="_Toc214986368" w:history="1">
             <w:r>
               <w:rPr>
                 <w:rStyle w:val="Hipercze"/>
                 <w:noProof/>
-                <w:sz w:val="22"/>
-                <w:szCs w:val="22"/>
               </w:rPr>
               <w:t>3.</w:t>
             </w:r>
@@ -2175,8 +1858,6 @@
               <w:rPr>
                 <w:rFonts w:asciiTheme="minorHAnsi" w:eastAsiaTheme="minorEastAsia" w:hAnsiTheme="minorHAnsi" w:cstheme="minorBidi"/>
                 <w:noProof/>
-                <w:sz w:val="22"/>
-                <w:szCs w:val="22"/>
               </w:rPr>
               <w:tab/>
             </w:r>
@@ -2184,8 +1865,6 @@
               <w:rPr>
                 <w:rStyle w:val="Hipercze"/>
                 <w:noProof/>
-                <w:sz w:val="22"/>
-                <w:szCs w:val="22"/>
               </w:rPr>
               <w:t>Metodyka i technologie</w:t>
             </w:r>
@@ -2193,8 +1872,6 @@
               <w:rPr>
                 <w:noProof/>
                 <w:webHidden/>
-                <w:sz w:val="22"/>
-                <w:szCs w:val="22"/>
               </w:rPr>
               <w:tab/>
             </w:r>
@@ -2202,8 +1879,6 @@
               <w:rPr>
                 <w:noProof/>
                 <w:webHidden/>
-                <w:sz w:val="22"/>
-                <w:szCs w:val="22"/>
               </w:rPr>
               <w:fldChar w:fldCharType="begin"/>
             </w:r>
@@ -2211,25 +1886,19 @@
               <w:rPr>
                 <w:noProof/>
                 <w:webHidden/>
-                <w:sz w:val="22"/>
-                <w:szCs w:val="22"/>
-              </w:rPr>
-              <w:instrText xml:space="preserve"> PAGEREF _Toc214973882 \h </w:instrText>
-            </w:r>
-            <w:r>
-              <w:rPr>
-                <w:noProof/>
-                <w:webHidden/>
-                <w:sz w:val="22"/>
-                <w:szCs w:val="22"/>
-              </w:rPr>
-            </w:r>
-            <w:r>
-              <w:rPr>
-                <w:noProof/>
-                <w:webHidden/>
-                <w:sz w:val="22"/>
-                <w:szCs w:val="22"/>
+              </w:rPr>
+              <w:instrText xml:space="preserve"> PAGEREF _Toc214986368 \h </w:instrText>
+            </w:r>
+            <w:r>
+              <w:rPr>
+                <w:noProof/>
+                <w:webHidden/>
+              </w:rPr>
+            </w:r>
+            <w:r>
+              <w:rPr>
+                <w:noProof/>
+                <w:webHidden/>
               </w:rPr>
               <w:fldChar w:fldCharType="separate"/>
             </w:r>
@@ -2237,8 +1906,6 @@
               <w:rPr>
                 <w:noProof/>
                 <w:webHidden/>
-                <w:sz w:val="22"/>
-                <w:szCs w:val="22"/>
               </w:rPr>
               <w:t>5</w:t>
             </w:r>
@@ -2246,8 +1913,6 @@
               <w:rPr>
                 <w:noProof/>
                 <w:webHidden/>
-                <w:sz w:val="22"/>
-                <w:szCs w:val="22"/>
               </w:rPr>
               <w:fldChar w:fldCharType="end"/>
             </w:r>
@@ -2263,17 +1928,13 @@
             <w:rPr>
               <w:rFonts w:asciiTheme="minorHAnsi" w:eastAsiaTheme="minorEastAsia" w:hAnsiTheme="minorHAnsi" w:cstheme="minorBidi"/>
               <w:noProof/>
-              <w:sz w:val="22"/>
-              <w:szCs w:val="22"/>
             </w:rPr>
           </w:pPr>
-          <w:hyperlink w:anchor="_Toc214973883" w:history="1">
+          <w:hyperlink w:anchor="_Toc214986369" w:history="1">
             <w:r>
               <w:rPr>
                 <w:rStyle w:val="Hipercze"/>
                 <w:noProof/>
-                <w:sz w:val="22"/>
-                <w:szCs w:val="22"/>
               </w:rPr>
               <w:t>3.1</w:t>
             </w:r>
@@ -2281,8 +1942,6 @@
               <w:rPr>
                 <w:rFonts w:asciiTheme="minorHAnsi" w:eastAsiaTheme="minorEastAsia" w:hAnsiTheme="minorHAnsi" w:cstheme="minorBidi"/>
                 <w:noProof/>
-                <w:sz w:val="22"/>
-                <w:szCs w:val="22"/>
               </w:rPr>
               <w:tab/>
             </w:r>
@@ -2290,8 +1949,6 @@
               <w:rPr>
                 <w:rStyle w:val="Hipercze"/>
                 <w:noProof/>
-                <w:sz w:val="22"/>
-                <w:szCs w:val="22"/>
               </w:rPr>
               <w:t>Metody modelowania</w:t>
             </w:r>
@@ -2299,8 +1956,6 @@
               <w:rPr>
                 <w:noProof/>
                 <w:webHidden/>
-                <w:sz w:val="22"/>
-                <w:szCs w:val="22"/>
               </w:rPr>
               <w:tab/>
             </w:r>
@@ -2308,8 +1963,6 @@
               <w:rPr>
                 <w:noProof/>
                 <w:webHidden/>
-                <w:sz w:val="22"/>
-                <w:szCs w:val="22"/>
               </w:rPr>
               <w:fldChar w:fldCharType="begin"/>
             </w:r>
@@ -2317,25 +1970,19 @@
               <w:rPr>
                 <w:noProof/>
                 <w:webHidden/>
-                <w:sz w:val="22"/>
-                <w:szCs w:val="22"/>
-              </w:rPr>
-              <w:instrText xml:space="preserve"> PAGEREF _Toc214973883 \h </w:instrText>
-            </w:r>
-            <w:r>
-              <w:rPr>
-                <w:noProof/>
-                <w:webHidden/>
-                <w:sz w:val="22"/>
-                <w:szCs w:val="22"/>
-              </w:rPr>
-            </w:r>
-            <w:r>
-              <w:rPr>
-                <w:noProof/>
-                <w:webHidden/>
-                <w:sz w:val="22"/>
-                <w:szCs w:val="22"/>
+              </w:rPr>
+              <w:instrText xml:space="preserve"> PAGEREF _Toc214986369 \h </w:instrText>
+            </w:r>
+            <w:r>
+              <w:rPr>
+                <w:noProof/>
+                <w:webHidden/>
+              </w:rPr>
+            </w:r>
+            <w:r>
+              <w:rPr>
+                <w:noProof/>
+                <w:webHidden/>
               </w:rPr>
               <w:fldChar w:fldCharType="separate"/>
             </w:r>
@@ -2343,8 +1990,6 @@
               <w:rPr>
                 <w:noProof/>
                 <w:webHidden/>
-                <w:sz w:val="22"/>
-                <w:szCs w:val="22"/>
               </w:rPr>
               <w:t>5</w:t>
             </w:r>
@@ -2352,8 +1997,6 @@
               <w:rPr>
                 <w:noProof/>
                 <w:webHidden/>
-                <w:sz w:val="22"/>
-                <w:szCs w:val="22"/>
               </w:rPr>
               <w:fldChar w:fldCharType="end"/>
             </w:r>
@@ -2369,17 +2012,13 @@
             <w:rPr>
               <w:rFonts w:asciiTheme="minorHAnsi" w:eastAsiaTheme="minorEastAsia" w:hAnsiTheme="minorHAnsi" w:cstheme="minorBidi"/>
               <w:noProof/>
-              <w:sz w:val="22"/>
-              <w:szCs w:val="22"/>
             </w:rPr>
           </w:pPr>
-          <w:hyperlink w:anchor="_Toc214973884" w:history="1">
+          <w:hyperlink w:anchor="_Toc214986370" w:history="1">
             <w:r>
               <w:rPr>
                 <w:rStyle w:val="Hipercze"/>
                 <w:noProof/>
-                <w:sz w:val="22"/>
-                <w:szCs w:val="22"/>
               </w:rPr>
               <w:t>3.2</w:t>
             </w:r>
@@ -2387,8 +2026,6 @@
               <w:rPr>
                 <w:rFonts w:asciiTheme="minorHAnsi" w:eastAsiaTheme="minorEastAsia" w:hAnsiTheme="minorHAnsi" w:cstheme="minorBidi"/>
                 <w:noProof/>
-                <w:sz w:val="22"/>
-                <w:szCs w:val="22"/>
               </w:rPr>
               <w:tab/>
             </w:r>
@@ -2396,8 +2033,6 @@
               <w:rPr>
                 <w:rStyle w:val="Hipercze"/>
                 <w:noProof/>
-                <w:sz w:val="22"/>
-                <w:szCs w:val="22"/>
               </w:rPr>
               <w:t>Środki implementacji</w:t>
             </w:r>
@@ -2405,8 +2040,6 @@
               <w:rPr>
                 <w:noProof/>
                 <w:webHidden/>
-                <w:sz w:val="22"/>
-                <w:szCs w:val="22"/>
               </w:rPr>
               <w:tab/>
             </w:r>
@@ -2414,8 +2047,6 @@
               <w:rPr>
                 <w:noProof/>
                 <w:webHidden/>
-                <w:sz w:val="22"/>
-                <w:szCs w:val="22"/>
               </w:rPr>
               <w:fldChar w:fldCharType="begin"/>
             </w:r>
@@ -2423,25 +2054,19 @@
               <w:rPr>
                 <w:noProof/>
                 <w:webHidden/>
-                <w:sz w:val="22"/>
-                <w:szCs w:val="22"/>
-              </w:rPr>
-              <w:instrText xml:space="preserve"> PAGEREF _Toc214973884 \h </w:instrText>
-            </w:r>
-            <w:r>
-              <w:rPr>
-                <w:noProof/>
-                <w:webHidden/>
-                <w:sz w:val="22"/>
-                <w:szCs w:val="22"/>
-              </w:rPr>
-            </w:r>
-            <w:r>
-              <w:rPr>
-                <w:noProof/>
-                <w:webHidden/>
-                <w:sz w:val="22"/>
-                <w:szCs w:val="22"/>
+              </w:rPr>
+              <w:instrText xml:space="preserve"> PAGEREF _Toc214986370 \h </w:instrText>
+            </w:r>
+            <w:r>
+              <w:rPr>
+                <w:noProof/>
+                <w:webHidden/>
+              </w:rPr>
+            </w:r>
+            <w:r>
+              <w:rPr>
+                <w:noProof/>
+                <w:webHidden/>
               </w:rPr>
               <w:fldChar w:fldCharType="separate"/>
             </w:r>
@@ -2449,8 +2074,6 @@
               <w:rPr>
                 <w:noProof/>
                 <w:webHidden/>
-                <w:sz w:val="22"/>
-                <w:szCs w:val="22"/>
               </w:rPr>
               <w:t>5</w:t>
             </w:r>
@@ -2458,8 +2081,6 @@
               <w:rPr>
                 <w:noProof/>
                 <w:webHidden/>
-                <w:sz w:val="22"/>
-                <w:szCs w:val="22"/>
               </w:rPr>
               <w:fldChar w:fldCharType="end"/>
             </w:r>
@@ -2475,17 +2096,13 @@
             <w:rPr>
               <w:rFonts w:asciiTheme="minorHAnsi" w:eastAsiaTheme="minorEastAsia" w:hAnsiTheme="minorHAnsi" w:cstheme="minorBidi"/>
               <w:noProof/>
-              <w:sz w:val="22"/>
-              <w:szCs w:val="22"/>
             </w:rPr>
           </w:pPr>
-          <w:hyperlink w:anchor="_Toc214973885" w:history="1">
+          <w:hyperlink w:anchor="_Toc214986371" w:history="1">
             <w:r>
               <w:rPr>
                 <w:rStyle w:val="Hipercze"/>
                 <w:noProof/>
-                <w:sz w:val="22"/>
-                <w:szCs w:val="22"/>
               </w:rPr>
               <w:t>4.</w:t>
             </w:r>
@@ -2493,8 +2110,6 @@
               <w:rPr>
                 <w:rFonts w:asciiTheme="minorHAnsi" w:eastAsiaTheme="minorEastAsia" w:hAnsiTheme="minorHAnsi" w:cstheme="minorBidi"/>
                 <w:noProof/>
-                <w:sz w:val="22"/>
-                <w:szCs w:val="22"/>
               </w:rPr>
               <w:tab/>
             </w:r>
@@ -2502,8 +2117,6 @@
               <w:rPr>
                 <w:rStyle w:val="Hipercze"/>
                 <w:noProof/>
-                <w:sz w:val="22"/>
-                <w:szCs w:val="22"/>
               </w:rPr>
               <w:t>Model systemu</w:t>
             </w:r>
@@ -2511,8 +2124,6 @@
               <w:rPr>
                 <w:noProof/>
                 <w:webHidden/>
-                <w:sz w:val="22"/>
-                <w:szCs w:val="22"/>
               </w:rPr>
               <w:tab/>
             </w:r>
@@ -2520,8 +2131,6 @@
               <w:rPr>
                 <w:noProof/>
                 <w:webHidden/>
-                <w:sz w:val="22"/>
-                <w:szCs w:val="22"/>
               </w:rPr>
               <w:fldChar w:fldCharType="begin"/>
             </w:r>
@@ -2529,25 +2138,19 @@
               <w:rPr>
                 <w:noProof/>
                 <w:webHidden/>
-                <w:sz w:val="22"/>
-                <w:szCs w:val="22"/>
-              </w:rPr>
-              <w:instrText xml:space="preserve"> PAGEREF _Toc214973885 \h </w:instrText>
-            </w:r>
-            <w:r>
-              <w:rPr>
-                <w:noProof/>
-                <w:webHidden/>
-                <w:sz w:val="22"/>
-                <w:szCs w:val="22"/>
-              </w:rPr>
-            </w:r>
-            <w:r>
-              <w:rPr>
-                <w:noProof/>
-                <w:webHidden/>
-                <w:sz w:val="22"/>
-                <w:szCs w:val="22"/>
+              </w:rPr>
+              <w:instrText xml:space="preserve"> PAGEREF _Toc214986371 \h </w:instrText>
+            </w:r>
+            <w:r>
+              <w:rPr>
+                <w:noProof/>
+                <w:webHidden/>
+              </w:rPr>
+            </w:r>
+            <w:r>
+              <w:rPr>
+                <w:noProof/>
+                <w:webHidden/>
               </w:rPr>
               <w:fldChar w:fldCharType="separate"/>
             </w:r>
@@ -2555,8 +2158,6 @@
               <w:rPr>
                 <w:noProof/>
                 <w:webHidden/>
-                <w:sz w:val="22"/>
-                <w:szCs w:val="22"/>
               </w:rPr>
               <w:t>5</w:t>
             </w:r>
@@ -2564,8 +2165,6 @@
               <w:rPr>
                 <w:noProof/>
                 <w:webHidden/>
-                <w:sz w:val="22"/>
-                <w:szCs w:val="22"/>
               </w:rPr>
               <w:fldChar w:fldCharType="end"/>
             </w:r>
@@ -2581,17 +2180,13 @@
             <w:rPr>
               <w:rFonts w:asciiTheme="minorHAnsi" w:eastAsiaTheme="minorEastAsia" w:hAnsiTheme="minorHAnsi" w:cstheme="minorBidi"/>
               <w:noProof/>
-              <w:sz w:val="22"/>
-              <w:szCs w:val="22"/>
             </w:rPr>
           </w:pPr>
-          <w:hyperlink w:anchor="_Toc214973886" w:history="1">
+          <w:hyperlink w:anchor="_Toc214986372" w:history="1">
             <w:r>
               <w:rPr>
                 <w:rStyle w:val="Hipercze"/>
                 <w:noProof/>
-                <w:sz w:val="22"/>
-                <w:szCs w:val="22"/>
               </w:rPr>
               <w:t>4.1</w:t>
             </w:r>
@@ -2599,8 +2194,6 @@
               <w:rPr>
                 <w:rFonts w:asciiTheme="minorHAnsi" w:eastAsiaTheme="minorEastAsia" w:hAnsiTheme="minorHAnsi" w:cstheme="minorBidi"/>
                 <w:noProof/>
-                <w:sz w:val="22"/>
-                <w:szCs w:val="22"/>
               </w:rPr>
               <w:tab/>
             </w:r>
@@ -2608,8 +2201,6 @@
               <w:rPr>
                 <w:rStyle w:val="Hipercze"/>
                 <w:noProof/>
-                <w:sz w:val="22"/>
-                <w:szCs w:val="22"/>
               </w:rPr>
               <w:t>Architektura systemu</w:t>
             </w:r>
@@ -2617,8 +2208,6 @@
               <w:rPr>
                 <w:noProof/>
                 <w:webHidden/>
-                <w:sz w:val="22"/>
-                <w:szCs w:val="22"/>
               </w:rPr>
               <w:tab/>
             </w:r>
@@ -2626,8 +2215,6 @@
               <w:rPr>
                 <w:noProof/>
                 <w:webHidden/>
-                <w:sz w:val="22"/>
-                <w:szCs w:val="22"/>
               </w:rPr>
               <w:fldChar w:fldCharType="begin"/>
             </w:r>
@@ -2635,25 +2222,19 @@
               <w:rPr>
                 <w:noProof/>
                 <w:webHidden/>
-                <w:sz w:val="22"/>
-                <w:szCs w:val="22"/>
-              </w:rPr>
-              <w:instrText xml:space="preserve"> PAGEREF _Toc214973886 \h </w:instrText>
-            </w:r>
-            <w:r>
-              <w:rPr>
-                <w:noProof/>
-                <w:webHidden/>
-                <w:sz w:val="22"/>
-                <w:szCs w:val="22"/>
-              </w:rPr>
-            </w:r>
-            <w:r>
-              <w:rPr>
-                <w:noProof/>
-                <w:webHidden/>
-                <w:sz w:val="22"/>
-                <w:szCs w:val="22"/>
+              </w:rPr>
+              <w:instrText xml:space="preserve"> PAGEREF _Toc214986372 \h </w:instrText>
+            </w:r>
+            <w:r>
+              <w:rPr>
+                <w:noProof/>
+                <w:webHidden/>
+              </w:rPr>
+            </w:r>
+            <w:r>
+              <w:rPr>
+                <w:noProof/>
+                <w:webHidden/>
               </w:rPr>
               <w:fldChar w:fldCharType="separate"/>
             </w:r>
@@ -2661,8 +2242,6 @@
               <w:rPr>
                 <w:noProof/>
                 <w:webHidden/>
-                <w:sz w:val="22"/>
-                <w:szCs w:val="22"/>
               </w:rPr>
               <w:t>5</w:t>
             </w:r>
@@ -2670,8 +2249,6 @@
               <w:rPr>
                 <w:noProof/>
                 <w:webHidden/>
-                <w:sz w:val="22"/>
-                <w:szCs w:val="22"/>
               </w:rPr>
               <w:fldChar w:fldCharType="end"/>
             </w:r>
@@ -2687,17 +2264,13 @@
             <w:rPr>
               <w:rFonts w:asciiTheme="minorHAnsi" w:eastAsiaTheme="minorEastAsia" w:hAnsiTheme="minorHAnsi" w:cstheme="minorBidi"/>
               <w:noProof/>
-              <w:sz w:val="22"/>
-              <w:szCs w:val="22"/>
             </w:rPr>
           </w:pPr>
-          <w:hyperlink w:anchor="_Toc214973887" w:history="1">
+          <w:hyperlink w:anchor="_Toc214986373" w:history="1">
             <w:r>
               <w:rPr>
                 <w:rStyle w:val="Hipercze"/>
                 <w:noProof/>
-                <w:sz w:val="22"/>
-                <w:szCs w:val="22"/>
               </w:rPr>
               <w:t>4.2</w:t>
             </w:r>
@@ -2705,8 +2278,6 @@
               <w:rPr>
                 <w:rFonts w:asciiTheme="minorHAnsi" w:eastAsiaTheme="minorEastAsia" w:hAnsiTheme="minorHAnsi" w:cstheme="minorBidi"/>
                 <w:noProof/>
-                <w:sz w:val="22"/>
-                <w:szCs w:val="22"/>
               </w:rPr>
               <w:tab/>
             </w:r>
@@ -2714,8 +2285,6 @@
               <w:rPr>
                 <w:rStyle w:val="Hipercze"/>
                 <w:noProof/>
-                <w:sz w:val="22"/>
-                <w:szCs w:val="22"/>
               </w:rPr>
               <w:t>Opis modułów</w:t>
             </w:r>
@@ -2723,8 +2292,6 @@
               <w:rPr>
                 <w:noProof/>
                 <w:webHidden/>
-                <w:sz w:val="22"/>
-                <w:szCs w:val="22"/>
               </w:rPr>
               <w:tab/>
             </w:r>
@@ -2732,8 +2299,6 @@
               <w:rPr>
                 <w:noProof/>
                 <w:webHidden/>
-                <w:sz w:val="22"/>
-                <w:szCs w:val="22"/>
               </w:rPr>
               <w:fldChar w:fldCharType="begin"/>
             </w:r>
@@ -2741,25 +2306,19 @@
               <w:rPr>
                 <w:noProof/>
                 <w:webHidden/>
-                <w:sz w:val="22"/>
-                <w:szCs w:val="22"/>
-              </w:rPr>
-              <w:instrText xml:space="preserve"> PAGEREF _Toc214973887 \h </w:instrText>
-            </w:r>
-            <w:r>
-              <w:rPr>
-                <w:noProof/>
-                <w:webHidden/>
-                <w:sz w:val="22"/>
-                <w:szCs w:val="22"/>
-              </w:rPr>
-            </w:r>
-            <w:r>
-              <w:rPr>
-                <w:noProof/>
-                <w:webHidden/>
-                <w:sz w:val="22"/>
-                <w:szCs w:val="22"/>
+              </w:rPr>
+              <w:instrText xml:space="preserve"> PAGEREF _Toc214986373 \h </w:instrText>
+            </w:r>
+            <w:r>
+              <w:rPr>
+                <w:noProof/>
+                <w:webHidden/>
+              </w:rPr>
+            </w:r>
+            <w:r>
+              <w:rPr>
+                <w:noProof/>
+                <w:webHidden/>
               </w:rPr>
               <w:fldChar w:fldCharType="separate"/>
             </w:r>
@@ -2767,17 +2326,13 @@
               <w:rPr>
                 <w:noProof/>
                 <w:webHidden/>
-                <w:sz w:val="22"/>
-                <w:szCs w:val="22"/>
-              </w:rPr>
-              <w:t>5</w:t>
-            </w:r>
-            <w:r>
-              <w:rPr>
-                <w:noProof/>
-                <w:webHidden/>
-                <w:sz w:val="22"/>
-                <w:szCs w:val="22"/>
+              </w:rPr>
+              <w:t>6</w:t>
+            </w:r>
+            <w:r>
+              <w:rPr>
+                <w:noProof/>
+                <w:webHidden/>
               </w:rPr>
               <w:fldChar w:fldCharType="end"/>
             </w:r>
@@ -2793,17 +2348,13 @@
             <w:rPr>
               <w:rFonts w:asciiTheme="minorHAnsi" w:eastAsiaTheme="minorEastAsia" w:hAnsiTheme="minorHAnsi" w:cstheme="minorBidi"/>
               <w:noProof/>
-              <w:sz w:val="22"/>
-              <w:szCs w:val="22"/>
             </w:rPr>
           </w:pPr>
-          <w:hyperlink w:anchor="_Toc214973888" w:history="1">
+          <w:hyperlink w:anchor="_Toc214986374" w:history="1">
             <w:r>
               <w:rPr>
                 <w:rStyle w:val="Hipercze"/>
                 <w:noProof/>
-                <w:sz w:val="22"/>
-                <w:szCs w:val="22"/>
               </w:rPr>
               <w:t>5.</w:t>
             </w:r>
@@ -2811,8 +2362,6 @@
               <w:rPr>
                 <w:rFonts w:asciiTheme="minorHAnsi" w:eastAsiaTheme="minorEastAsia" w:hAnsiTheme="minorHAnsi" w:cstheme="minorBidi"/>
                 <w:noProof/>
-                <w:sz w:val="22"/>
-                <w:szCs w:val="22"/>
               </w:rPr>
               <w:tab/>
             </w:r>
@@ -2820,8 +2369,6 @@
               <w:rPr>
                 <w:rStyle w:val="Hipercze"/>
                 <w:noProof/>
-                <w:sz w:val="22"/>
-                <w:szCs w:val="22"/>
               </w:rPr>
               <w:t>Implementacja</w:t>
             </w:r>
@@ -2829,8 +2376,6 @@
               <w:rPr>
                 <w:noProof/>
                 <w:webHidden/>
-                <w:sz w:val="22"/>
-                <w:szCs w:val="22"/>
               </w:rPr>
               <w:tab/>
             </w:r>
@@ -2838,8 +2383,6 @@
               <w:rPr>
                 <w:noProof/>
                 <w:webHidden/>
-                <w:sz w:val="22"/>
-                <w:szCs w:val="22"/>
               </w:rPr>
               <w:fldChar w:fldCharType="begin"/>
             </w:r>
@@ -2847,25 +2390,19 @@
               <w:rPr>
                 <w:noProof/>
                 <w:webHidden/>
-                <w:sz w:val="22"/>
-                <w:szCs w:val="22"/>
-              </w:rPr>
-              <w:instrText xml:space="preserve"> PAGEREF _Toc214973888 \h </w:instrText>
-            </w:r>
-            <w:r>
-              <w:rPr>
-                <w:noProof/>
-                <w:webHidden/>
-                <w:sz w:val="22"/>
-                <w:szCs w:val="22"/>
-              </w:rPr>
-            </w:r>
-            <w:r>
-              <w:rPr>
-                <w:noProof/>
-                <w:webHidden/>
-                <w:sz w:val="22"/>
-                <w:szCs w:val="22"/>
+              </w:rPr>
+              <w:instrText xml:space="preserve"> PAGEREF _Toc214986374 \h </w:instrText>
+            </w:r>
+            <w:r>
+              <w:rPr>
+                <w:noProof/>
+                <w:webHidden/>
+              </w:rPr>
+            </w:r>
+            <w:r>
+              <w:rPr>
+                <w:noProof/>
+                <w:webHidden/>
               </w:rPr>
               <w:fldChar w:fldCharType="separate"/>
             </w:r>
@@ -2873,8 +2410,6 @@
               <w:rPr>
                 <w:noProof/>
                 <w:webHidden/>
-                <w:sz w:val="22"/>
-                <w:szCs w:val="22"/>
               </w:rPr>
               <w:t>6</w:t>
             </w:r>
@@ -2882,8 +2417,6 @@
               <w:rPr>
                 <w:noProof/>
                 <w:webHidden/>
-                <w:sz w:val="22"/>
-                <w:szCs w:val="22"/>
               </w:rPr>
               <w:fldChar w:fldCharType="end"/>
             </w:r>
@@ -2899,17 +2432,13 @@
             <w:rPr>
               <w:rFonts w:asciiTheme="minorHAnsi" w:eastAsiaTheme="minorEastAsia" w:hAnsiTheme="minorHAnsi" w:cstheme="minorBidi"/>
               <w:noProof/>
-              <w:sz w:val="22"/>
-              <w:szCs w:val="22"/>
             </w:rPr>
           </w:pPr>
-          <w:hyperlink w:anchor="_Toc214973889" w:history="1">
+          <w:hyperlink w:anchor="_Toc214986375" w:history="1">
             <w:r>
               <w:rPr>
                 <w:rStyle w:val="Hipercze"/>
                 <w:noProof/>
-                <w:sz w:val="22"/>
-                <w:szCs w:val="22"/>
               </w:rPr>
               <w:t>5.1</w:t>
             </w:r>
@@ -2917,8 +2446,6 @@
               <w:rPr>
                 <w:rFonts w:asciiTheme="minorHAnsi" w:eastAsiaTheme="minorEastAsia" w:hAnsiTheme="minorHAnsi" w:cstheme="minorBidi"/>
                 <w:noProof/>
-                <w:sz w:val="22"/>
-                <w:szCs w:val="22"/>
               </w:rPr>
               <w:tab/>
             </w:r>
@@ -2926,8 +2453,6 @@
               <w:rPr>
                 <w:rStyle w:val="Hipercze"/>
                 <w:noProof/>
-                <w:sz w:val="22"/>
-                <w:szCs w:val="22"/>
               </w:rPr>
               <w:t>Struktury danych</w:t>
             </w:r>
@@ -2935,8 +2460,6 @@
               <w:rPr>
                 <w:noProof/>
                 <w:webHidden/>
-                <w:sz w:val="22"/>
-                <w:szCs w:val="22"/>
               </w:rPr>
               <w:tab/>
             </w:r>
@@ -2944,8 +2467,6 @@
               <w:rPr>
                 <w:noProof/>
                 <w:webHidden/>
-                <w:sz w:val="22"/>
-                <w:szCs w:val="22"/>
               </w:rPr>
               <w:fldChar w:fldCharType="begin"/>
             </w:r>
@@ -2953,25 +2474,19 @@
               <w:rPr>
                 <w:noProof/>
                 <w:webHidden/>
-                <w:sz w:val="22"/>
-                <w:szCs w:val="22"/>
-              </w:rPr>
-              <w:instrText xml:space="preserve"> PAGEREF _Toc214973889 \h </w:instrText>
-            </w:r>
-            <w:r>
-              <w:rPr>
-                <w:noProof/>
-                <w:webHidden/>
-                <w:sz w:val="22"/>
-                <w:szCs w:val="22"/>
-              </w:rPr>
-            </w:r>
-            <w:r>
-              <w:rPr>
-                <w:noProof/>
-                <w:webHidden/>
-                <w:sz w:val="22"/>
-                <w:szCs w:val="22"/>
+              </w:rPr>
+              <w:instrText xml:space="preserve"> PAGEREF _Toc214986375 \h </w:instrText>
+            </w:r>
+            <w:r>
+              <w:rPr>
+                <w:noProof/>
+                <w:webHidden/>
+              </w:rPr>
+            </w:r>
+            <w:r>
+              <w:rPr>
+                <w:noProof/>
+                <w:webHidden/>
               </w:rPr>
               <w:fldChar w:fldCharType="separate"/>
             </w:r>
@@ -2979,8 +2494,6 @@
               <w:rPr>
                 <w:noProof/>
                 <w:webHidden/>
-                <w:sz w:val="22"/>
-                <w:szCs w:val="22"/>
               </w:rPr>
               <w:t>6</w:t>
             </w:r>
@@ -2988,8 +2501,6 @@
               <w:rPr>
                 <w:noProof/>
                 <w:webHidden/>
-                <w:sz w:val="22"/>
-                <w:szCs w:val="22"/>
               </w:rPr>
               <w:fldChar w:fldCharType="end"/>
             </w:r>
@@ -3005,17 +2516,13 @@
             <w:rPr>
               <w:rFonts w:asciiTheme="minorHAnsi" w:eastAsiaTheme="minorEastAsia" w:hAnsiTheme="minorHAnsi" w:cstheme="minorBidi"/>
               <w:noProof/>
-              <w:sz w:val="22"/>
-              <w:szCs w:val="22"/>
             </w:rPr>
           </w:pPr>
-          <w:hyperlink w:anchor="_Toc214973890" w:history="1">
+          <w:hyperlink w:anchor="_Toc214986376" w:history="1">
             <w:r>
               <w:rPr>
                 <w:rStyle w:val="Hipercze"/>
                 <w:noProof/>
-                <w:sz w:val="22"/>
-                <w:szCs w:val="22"/>
               </w:rPr>
               <w:t>5.2</w:t>
             </w:r>
@@ -3023,8 +2530,6 @@
               <w:rPr>
                 <w:rFonts w:asciiTheme="minorHAnsi" w:eastAsiaTheme="minorEastAsia" w:hAnsiTheme="minorHAnsi" w:cstheme="minorBidi"/>
                 <w:noProof/>
-                <w:sz w:val="22"/>
-                <w:szCs w:val="22"/>
               </w:rPr>
               <w:tab/>
             </w:r>
@@ -3032,8 +2537,6 @@
               <w:rPr>
                 <w:rStyle w:val="Hipercze"/>
                 <w:noProof/>
-                <w:sz w:val="22"/>
-                <w:szCs w:val="22"/>
               </w:rPr>
               <w:t>Kluczowe funkcje</w:t>
             </w:r>
@@ -3041,8 +2544,6 @@
               <w:rPr>
                 <w:noProof/>
                 <w:webHidden/>
-                <w:sz w:val="22"/>
-                <w:szCs w:val="22"/>
               </w:rPr>
               <w:tab/>
             </w:r>
@@ -3050,8 +2551,6 @@
               <w:rPr>
                 <w:noProof/>
                 <w:webHidden/>
-                <w:sz w:val="22"/>
-                <w:szCs w:val="22"/>
               </w:rPr>
               <w:fldChar w:fldCharType="begin"/>
             </w:r>
@@ -3059,25 +2558,19 @@
               <w:rPr>
                 <w:noProof/>
                 <w:webHidden/>
-                <w:sz w:val="22"/>
-                <w:szCs w:val="22"/>
-              </w:rPr>
-              <w:instrText xml:space="preserve"> PAGEREF _Toc214973890 \h </w:instrText>
-            </w:r>
-            <w:r>
-              <w:rPr>
-                <w:noProof/>
-                <w:webHidden/>
-                <w:sz w:val="22"/>
-                <w:szCs w:val="22"/>
-              </w:rPr>
-            </w:r>
-            <w:r>
-              <w:rPr>
-                <w:noProof/>
-                <w:webHidden/>
-                <w:sz w:val="22"/>
-                <w:szCs w:val="22"/>
+              </w:rPr>
+              <w:instrText xml:space="preserve"> PAGEREF _Toc214986376 \h </w:instrText>
+            </w:r>
+            <w:r>
+              <w:rPr>
+                <w:noProof/>
+                <w:webHidden/>
+              </w:rPr>
+            </w:r>
+            <w:r>
+              <w:rPr>
+                <w:noProof/>
+                <w:webHidden/>
               </w:rPr>
               <w:fldChar w:fldCharType="separate"/>
             </w:r>
@@ -3085,8 +2578,6 @@
               <w:rPr>
                 <w:noProof/>
                 <w:webHidden/>
-                <w:sz w:val="22"/>
-                <w:szCs w:val="22"/>
               </w:rPr>
               <w:t>6</w:t>
             </w:r>
@@ -3094,8 +2585,6 @@
               <w:rPr>
                 <w:noProof/>
                 <w:webHidden/>
-                <w:sz w:val="22"/>
-                <w:szCs w:val="22"/>
               </w:rPr>
               <w:fldChar w:fldCharType="end"/>
             </w:r>
@@ -3111,17 +2600,13 @@
             <w:rPr>
               <w:rFonts w:asciiTheme="minorHAnsi" w:eastAsiaTheme="minorEastAsia" w:hAnsiTheme="minorHAnsi" w:cstheme="minorBidi"/>
               <w:noProof/>
-              <w:sz w:val="22"/>
-              <w:szCs w:val="22"/>
             </w:rPr>
           </w:pPr>
-          <w:hyperlink w:anchor="_Toc214973891" w:history="1">
+          <w:hyperlink w:anchor="_Toc214986377" w:history="1">
             <w:r>
               <w:rPr>
                 <w:rStyle w:val="Hipercze"/>
                 <w:noProof/>
-                <w:sz w:val="22"/>
-                <w:szCs w:val="22"/>
               </w:rPr>
               <w:t>5.3</w:t>
             </w:r>
@@ -3129,8 +2614,6 @@
               <w:rPr>
                 <w:rFonts w:asciiTheme="minorHAnsi" w:eastAsiaTheme="minorEastAsia" w:hAnsiTheme="minorHAnsi" w:cstheme="minorBidi"/>
                 <w:noProof/>
-                <w:sz w:val="22"/>
-                <w:szCs w:val="22"/>
               </w:rPr>
               <w:tab/>
             </w:r>
@@ -3138,8 +2621,6 @@
               <w:rPr>
                 <w:rStyle w:val="Hipercze"/>
                 <w:noProof/>
-                <w:sz w:val="22"/>
-                <w:szCs w:val="22"/>
               </w:rPr>
               <w:t>Wyniki modelowania</w:t>
             </w:r>
@@ -3147,8 +2628,6 @@
               <w:rPr>
                 <w:noProof/>
                 <w:webHidden/>
-                <w:sz w:val="22"/>
-                <w:szCs w:val="22"/>
               </w:rPr>
               <w:tab/>
             </w:r>
@@ -3156,8 +2635,6 @@
               <w:rPr>
                 <w:noProof/>
                 <w:webHidden/>
-                <w:sz w:val="22"/>
-                <w:szCs w:val="22"/>
               </w:rPr>
               <w:fldChar w:fldCharType="begin"/>
             </w:r>
@@ -3165,25 +2642,19 @@
               <w:rPr>
                 <w:noProof/>
                 <w:webHidden/>
-                <w:sz w:val="22"/>
-                <w:szCs w:val="22"/>
-              </w:rPr>
-              <w:instrText xml:space="preserve"> PAGEREF _Toc214973891 \h </w:instrText>
-            </w:r>
-            <w:r>
-              <w:rPr>
-                <w:noProof/>
-                <w:webHidden/>
-                <w:sz w:val="22"/>
-                <w:szCs w:val="22"/>
-              </w:rPr>
-            </w:r>
-            <w:r>
-              <w:rPr>
-                <w:noProof/>
-                <w:webHidden/>
-                <w:sz w:val="22"/>
-                <w:szCs w:val="22"/>
+              </w:rPr>
+              <w:instrText xml:space="preserve"> PAGEREF _Toc214986377 \h </w:instrText>
+            </w:r>
+            <w:r>
+              <w:rPr>
+                <w:noProof/>
+                <w:webHidden/>
+              </w:rPr>
+            </w:r>
+            <w:r>
+              <w:rPr>
+                <w:noProof/>
+                <w:webHidden/>
               </w:rPr>
               <w:fldChar w:fldCharType="separate"/>
             </w:r>
@@ -3191,17 +2662,13 @@
               <w:rPr>
                 <w:noProof/>
                 <w:webHidden/>
-                <w:sz w:val="22"/>
-                <w:szCs w:val="22"/>
-              </w:rPr>
-              <w:t>6</w:t>
-            </w:r>
-            <w:r>
-              <w:rPr>
-                <w:noProof/>
-                <w:webHidden/>
-                <w:sz w:val="22"/>
-                <w:szCs w:val="22"/>
+              </w:rPr>
+              <w:t>7</w:t>
+            </w:r>
+            <w:r>
+              <w:rPr>
+                <w:noProof/>
+                <w:webHidden/>
               </w:rPr>
               <w:fldChar w:fldCharType="end"/>
             </w:r>
@@ -3217,17 +2684,13 @@
             <w:rPr>
               <w:rFonts w:asciiTheme="minorHAnsi" w:eastAsiaTheme="minorEastAsia" w:hAnsiTheme="minorHAnsi" w:cstheme="minorBidi"/>
               <w:noProof/>
-              <w:sz w:val="22"/>
-              <w:szCs w:val="22"/>
             </w:rPr>
           </w:pPr>
-          <w:hyperlink w:anchor="_Toc214973892" w:history="1">
+          <w:hyperlink w:anchor="_Toc214986378" w:history="1">
             <w:r>
               <w:rPr>
                 <w:rStyle w:val="Hipercze"/>
                 <w:noProof/>
-                <w:sz w:val="22"/>
-                <w:szCs w:val="22"/>
               </w:rPr>
               <w:t>6.</w:t>
             </w:r>
@@ -3235,8 +2698,6 @@
               <w:rPr>
                 <w:rFonts w:asciiTheme="minorHAnsi" w:eastAsiaTheme="minorEastAsia" w:hAnsiTheme="minorHAnsi" w:cstheme="minorBidi"/>
                 <w:noProof/>
-                <w:sz w:val="22"/>
-                <w:szCs w:val="22"/>
               </w:rPr>
               <w:tab/>
             </w:r>
@@ -3244,8 +2705,6 @@
               <w:rPr>
                 <w:rStyle w:val="Hipercze"/>
                 <w:noProof/>
-                <w:sz w:val="22"/>
-                <w:szCs w:val="22"/>
               </w:rPr>
               <w:t>Użytkowanie</w:t>
             </w:r>
@@ -3253,8 +2712,6 @@
               <w:rPr>
                 <w:noProof/>
                 <w:webHidden/>
-                <w:sz w:val="22"/>
-                <w:szCs w:val="22"/>
               </w:rPr>
               <w:tab/>
             </w:r>
@@ -3262,8 +2719,6 @@
               <w:rPr>
                 <w:noProof/>
                 <w:webHidden/>
-                <w:sz w:val="22"/>
-                <w:szCs w:val="22"/>
               </w:rPr>
               <w:fldChar w:fldCharType="begin"/>
             </w:r>
@@ -3271,25 +2726,19 @@
               <w:rPr>
                 <w:noProof/>
                 <w:webHidden/>
-                <w:sz w:val="22"/>
-                <w:szCs w:val="22"/>
-              </w:rPr>
-              <w:instrText xml:space="preserve"> PAGEREF _Toc214973892 \h </w:instrText>
-            </w:r>
-            <w:r>
-              <w:rPr>
-                <w:noProof/>
-                <w:webHidden/>
-                <w:sz w:val="22"/>
-                <w:szCs w:val="22"/>
-              </w:rPr>
-            </w:r>
-            <w:r>
-              <w:rPr>
-                <w:noProof/>
-                <w:webHidden/>
-                <w:sz w:val="22"/>
-                <w:szCs w:val="22"/>
+              </w:rPr>
+              <w:instrText xml:space="preserve"> PAGEREF _Toc214986378 \h </w:instrText>
+            </w:r>
+            <w:r>
+              <w:rPr>
+                <w:noProof/>
+                <w:webHidden/>
+              </w:rPr>
+            </w:r>
+            <w:r>
+              <w:rPr>
+                <w:noProof/>
+                <w:webHidden/>
               </w:rPr>
               <w:fldChar w:fldCharType="separate"/>
             </w:r>
@@ -3297,8 +2746,6 @@
               <w:rPr>
                 <w:noProof/>
                 <w:webHidden/>
-                <w:sz w:val="22"/>
-                <w:szCs w:val="22"/>
               </w:rPr>
               <w:t>7</w:t>
             </w:r>
@@ -3306,8 +2753,6 @@
               <w:rPr>
                 <w:noProof/>
                 <w:webHidden/>
-                <w:sz w:val="22"/>
-                <w:szCs w:val="22"/>
               </w:rPr>
               <w:fldChar w:fldCharType="end"/>
             </w:r>
@@ -3323,17 +2768,13 @@
             <w:rPr>
               <w:rFonts w:asciiTheme="minorHAnsi" w:eastAsiaTheme="minorEastAsia" w:hAnsiTheme="minorHAnsi" w:cstheme="minorBidi"/>
               <w:noProof/>
-              <w:sz w:val="22"/>
-              <w:szCs w:val="22"/>
             </w:rPr>
           </w:pPr>
-          <w:hyperlink w:anchor="_Toc214973893" w:history="1">
+          <w:hyperlink w:anchor="_Toc214986379" w:history="1">
             <w:r>
               <w:rPr>
                 <w:rStyle w:val="Hipercze"/>
                 <w:noProof/>
-                <w:sz w:val="22"/>
-                <w:szCs w:val="22"/>
               </w:rPr>
               <w:t>6.1</w:t>
             </w:r>
@@ -3341,8 +2782,6 @@
               <w:rPr>
                 <w:rFonts w:asciiTheme="minorHAnsi" w:eastAsiaTheme="minorEastAsia" w:hAnsiTheme="minorHAnsi" w:cstheme="minorBidi"/>
                 <w:noProof/>
-                <w:sz w:val="22"/>
-                <w:szCs w:val="22"/>
               </w:rPr>
               <w:tab/>
             </w:r>
@@ -3350,8 +2789,6 @@
               <w:rPr>
                 <w:rStyle w:val="Hipercze"/>
                 <w:noProof/>
-                <w:sz w:val="22"/>
-                <w:szCs w:val="22"/>
               </w:rPr>
               <w:t>Instrukcja wdrożeniowa</w:t>
             </w:r>
@@ -3359,8 +2796,6 @@
               <w:rPr>
                 <w:noProof/>
                 <w:webHidden/>
-                <w:sz w:val="22"/>
-                <w:szCs w:val="22"/>
               </w:rPr>
               <w:tab/>
             </w:r>
@@ -3368,8 +2803,6 @@
               <w:rPr>
                 <w:noProof/>
                 <w:webHidden/>
-                <w:sz w:val="22"/>
-                <w:szCs w:val="22"/>
               </w:rPr>
               <w:fldChar w:fldCharType="begin"/>
             </w:r>
@@ -3377,25 +2810,19 @@
               <w:rPr>
                 <w:noProof/>
                 <w:webHidden/>
-                <w:sz w:val="22"/>
-                <w:szCs w:val="22"/>
-              </w:rPr>
-              <w:instrText xml:space="preserve"> PAGEREF _Toc214973893 \h </w:instrText>
-            </w:r>
-            <w:r>
-              <w:rPr>
-                <w:noProof/>
-                <w:webHidden/>
-                <w:sz w:val="22"/>
-                <w:szCs w:val="22"/>
-              </w:rPr>
-            </w:r>
-            <w:r>
-              <w:rPr>
-                <w:noProof/>
-                <w:webHidden/>
-                <w:sz w:val="22"/>
-                <w:szCs w:val="22"/>
+              </w:rPr>
+              <w:instrText xml:space="preserve"> PAGEREF _Toc214986379 \h </w:instrText>
+            </w:r>
+            <w:r>
+              <w:rPr>
+                <w:noProof/>
+                <w:webHidden/>
+              </w:rPr>
+            </w:r>
+            <w:r>
+              <w:rPr>
+                <w:noProof/>
+                <w:webHidden/>
               </w:rPr>
               <w:fldChar w:fldCharType="separate"/>
             </w:r>
@@ -3403,8 +2830,6 @@
               <w:rPr>
                 <w:noProof/>
                 <w:webHidden/>
-                <w:sz w:val="22"/>
-                <w:szCs w:val="22"/>
               </w:rPr>
               <w:t>7</w:t>
             </w:r>
@@ -3412,8 +2837,6 @@
               <w:rPr>
                 <w:noProof/>
                 <w:webHidden/>
-                <w:sz w:val="22"/>
-                <w:szCs w:val="22"/>
               </w:rPr>
               <w:fldChar w:fldCharType="end"/>
             </w:r>
@@ -3429,17 +2852,13 @@
             <w:rPr>
               <w:rFonts w:asciiTheme="minorHAnsi" w:eastAsiaTheme="minorEastAsia" w:hAnsiTheme="minorHAnsi" w:cstheme="minorBidi"/>
               <w:noProof/>
-              <w:sz w:val="22"/>
-              <w:szCs w:val="22"/>
             </w:rPr>
           </w:pPr>
-          <w:hyperlink w:anchor="_Toc214973894" w:history="1">
+          <w:hyperlink w:anchor="_Toc214986380" w:history="1">
             <w:r>
               <w:rPr>
                 <w:rStyle w:val="Hipercze"/>
                 <w:noProof/>
-                <w:sz w:val="22"/>
-                <w:szCs w:val="22"/>
               </w:rPr>
               <w:t>6.2</w:t>
             </w:r>
@@ -3447,8 +2866,6 @@
               <w:rPr>
                 <w:rFonts w:asciiTheme="minorHAnsi" w:eastAsiaTheme="minorEastAsia" w:hAnsiTheme="minorHAnsi" w:cstheme="minorBidi"/>
                 <w:noProof/>
-                <w:sz w:val="22"/>
-                <w:szCs w:val="22"/>
               </w:rPr>
               <w:tab/>
             </w:r>
@@ -3456,8 +2873,6 @@
               <w:rPr>
                 <w:rStyle w:val="Hipercze"/>
                 <w:noProof/>
-                <w:sz w:val="22"/>
-                <w:szCs w:val="22"/>
               </w:rPr>
               <w:t>Instrukcja użytkowania</w:t>
             </w:r>
@@ -3465,8 +2880,6 @@
               <w:rPr>
                 <w:noProof/>
                 <w:webHidden/>
-                <w:sz w:val="22"/>
-                <w:szCs w:val="22"/>
               </w:rPr>
               <w:tab/>
             </w:r>
@@ -3474,8 +2887,6 @@
               <w:rPr>
                 <w:noProof/>
                 <w:webHidden/>
-                <w:sz w:val="22"/>
-                <w:szCs w:val="22"/>
               </w:rPr>
               <w:fldChar w:fldCharType="begin"/>
             </w:r>
@@ -3483,25 +2894,19 @@
               <w:rPr>
                 <w:noProof/>
                 <w:webHidden/>
-                <w:sz w:val="22"/>
-                <w:szCs w:val="22"/>
-              </w:rPr>
-              <w:instrText xml:space="preserve"> PAGEREF _Toc214973894 \h </w:instrText>
-            </w:r>
-            <w:r>
-              <w:rPr>
-                <w:noProof/>
-                <w:webHidden/>
-                <w:sz w:val="22"/>
-                <w:szCs w:val="22"/>
-              </w:rPr>
-            </w:r>
-            <w:r>
-              <w:rPr>
-                <w:noProof/>
-                <w:webHidden/>
-                <w:sz w:val="22"/>
-                <w:szCs w:val="22"/>
+              </w:rPr>
+              <w:instrText xml:space="preserve"> PAGEREF _Toc214986380 \h </w:instrText>
+            </w:r>
+            <w:r>
+              <w:rPr>
+                <w:noProof/>
+                <w:webHidden/>
+              </w:rPr>
+            </w:r>
+            <w:r>
+              <w:rPr>
+                <w:noProof/>
+                <w:webHidden/>
               </w:rPr>
               <w:fldChar w:fldCharType="separate"/>
             </w:r>
@@ -3509,8 +2914,6 @@
               <w:rPr>
                 <w:noProof/>
                 <w:webHidden/>
-                <w:sz w:val="22"/>
-                <w:szCs w:val="22"/>
               </w:rPr>
               <w:t>7</w:t>
             </w:r>
@@ -3518,8 +2921,6 @@
               <w:rPr>
                 <w:noProof/>
                 <w:webHidden/>
-                <w:sz w:val="22"/>
-                <w:szCs w:val="22"/>
               </w:rPr>
               <w:fldChar w:fldCharType="end"/>
             </w:r>
@@ -3535,17 +2936,13 @@
             <w:rPr>
               <w:rFonts w:asciiTheme="minorHAnsi" w:eastAsiaTheme="minorEastAsia" w:hAnsiTheme="minorHAnsi" w:cstheme="minorBidi"/>
               <w:noProof/>
-              <w:sz w:val="22"/>
-              <w:szCs w:val="22"/>
             </w:rPr>
           </w:pPr>
-          <w:hyperlink w:anchor="_Toc214973895" w:history="1">
+          <w:hyperlink w:anchor="_Toc214986381" w:history="1">
             <w:r>
               <w:rPr>
                 <w:rStyle w:val="Hipercze"/>
                 <w:noProof/>
-                <w:sz w:val="22"/>
-                <w:szCs w:val="22"/>
               </w:rPr>
               <w:t>7.</w:t>
             </w:r>
@@ -3553,8 +2950,6 @@
               <w:rPr>
                 <w:rFonts w:asciiTheme="minorHAnsi" w:eastAsiaTheme="minorEastAsia" w:hAnsiTheme="minorHAnsi" w:cstheme="minorBidi"/>
                 <w:noProof/>
-                <w:sz w:val="22"/>
-                <w:szCs w:val="22"/>
               </w:rPr>
               <w:tab/>
             </w:r>
@@ -3562,8 +2957,6 @@
               <w:rPr>
                 <w:rStyle w:val="Hipercze"/>
                 <w:noProof/>
-                <w:sz w:val="22"/>
-                <w:szCs w:val="22"/>
               </w:rPr>
               <w:t>Podsumowanie</w:t>
             </w:r>
@@ -3571,8 +2964,6 @@
               <w:rPr>
                 <w:noProof/>
                 <w:webHidden/>
-                <w:sz w:val="22"/>
-                <w:szCs w:val="22"/>
               </w:rPr>
               <w:tab/>
             </w:r>
@@ -3580,8 +2971,6 @@
               <w:rPr>
                 <w:noProof/>
                 <w:webHidden/>
-                <w:sz w:val="22"/>
-                <w:szCs w:val="22"/>
               </w:rPr>
               <w:fldChar w:fldCharType="begin"/>
             </w:r>
@@ -3589,25 +2978,19 @@
               <w:rPr>
                 <w:noProof/>
                 <w:webHidden/>
-                <w:sz w:val="22"/>
-                <w:szCs w:val="22"/>
-              </w:rPr>
-              <w:instrText xml:space="preserve"> PAGEREF _Toc214973895 \h </w:instrText>
-            </w:r>
-            <w:r>
-              <w:rPr>
-                <w:noProof/>
-                <w:webHidden/>
-                <w:sz w:val="22"/>
-                <w:szCs w:val="22"/>
-              </w:rPr>
-            </w:r>
-            <w:r>
-              <w:rPr>
-                <w:noProof/>
-                <w:webHidden/>
-                <w:sz w:val="22"/>
-                <w:szCs w:val="22"/>
+              </w:rPr>
+              <w:instrText xml:space="preserve"> PAGEREF _Toc214986381 \h </w:instrText>
+            </w:r>
+            <w:r>
+              <w:rPr>
+                <w:noProof/>
+                <w:webHidden/>
+              </w:rPr>
+            </w:r>
+            <w:r>
+              <w:rPr>
+                <w:noProof/>
+                <w:webHidden/>
               </w:rPr>
               <w:fldChar w:fldCharType="separate"/>
             </w:r>
@@ -3615,8 +2998,6 @@
               <w:rPr>
                 <w:noProof/>
                 <w:webHidden/>
-                <w:sz w:val="22"/>
-                <w:szCs w:val="22"/>
               </w:rPr>
               <w:t>8</w:t>
             </w:r>
@@ -3624,8 +3005,6 @@
               <w:rPr>
                 <w:noProof/>
                 <w:webHidden/>
-                <w:sz w:val="22"/>
-                <w:szCs w:val="22"/>
               </w:rPr>
               <w:fldChar w:fldCharType="end"/>
             </w:r>
@@ -3641,17 +3020,13 @@
             <w:rPr>
               <w:rFonts w:asciiTheme="minorHAnsi" w:eastAsiaTheme="minorEastAsia" w:hAnsiTheme="minorHAnsi" w:cstheme="minorBidi"/>
               <w:noProof/>
-              <w:sz w:val="22"/>
-              <w:szCs w:val="22"/>
             </w:rPr>
           </w:pPr>
-          <w:hyperlink w:anchor="_Toc214973896" w:history="1">
+          <w:hyperlink w:anchor="_Toc214986382" w:history="1">
             <w:r>
               <w:rPr>
                 <w:rStyle w:val="Hipercze"/>
                 <w:noProof/>
-                <w:sz w:val="22"/>
-                <w:szCs w:val="22"/>
               </w:rPr>
               <w:t>7.1</w:t>
             </w:r>
@@ -3659,8 +3034,6 @@
               <w:rPr>
                 <w:rFonts w:asciiTheme="minorHAnsi" w:eastAsiaTheme="minorEastAsia" w:hAnsiTheme="minorHAnsi" w:cstheme="minorBidi"/>
                 <w:noProof/>
-                <w:sz w:val="22"/>
-                <w:szCs w:val="22"/>
               </w:rPr>
               <w:tab/>
             </w:r>
@@ -3668,8 +3041,6 @@
               <w:rPr>
                 <w:rStyle w:val="Hipercze"/>
                 <w:noProof/>
-                <w:sz w:val="22"/>
-                <w:szCs w:val="22"/>
               </w:rPr>
               <w:t>Cele zrealizowane</w:t>
             </w:r>
@@ -3677,8 +3048,6 @@
               <w:rPr>
                 <w:noProof/>
                 <w:webHidden/>
-                <w:sz w:val="22"/>
-                <w:szCs w:val="22"/>
               </w:rPr>
               <w:tab/>
             </w:r>
@@ -3686,8 +3055,6 @@
               <w:rPr>
                 <w:noProof/>
                 <w:webHidden/>
-                <w:sz w:val="22"/>
-                <w:szCs w:val="22"/>
               </w:rPr>
               <w:fldChar w:fldCharType="begin"/>
             </w:r>
@@ -3695,25 +3062,19 @@
               <w:rPr>
                 <w:noProof/>
                 <w:webHidden/>
-                <w:sz w:val="22"/>
-                <w:szCs w:val="22"/>
-              </w:rPr>
-              <w:instrText xml:space="preserve"> PAGEREF _Toc214973896 \h </w:instrText>
-            </w:r>
-            <w:r>
-              <w:rPr>
-                <w:noProof/>
-                <w:webHidden/>
-                <w:sz w:val="22"/>
-                <w:szCs w:val="22"/>
-              </w:rPr>
-            </w:r>
-            <w:r>
-              <w:rPr>
-                <w:noProof/>
-                <w:webHidden/>
-                <w:sz w:val="22"/>
-                <w:szCs w:val="22"/>
+              </w:rPr>
+              <w:instrText xml:space="preserve"> PAGEREF _Toc214986382 \h </w:instrText>
+            </w:r>
+            <w:r>
+              <w:rPr>
+                <w:noProof/>
+                <w:webHidden/>
+              </w:rPr>
+            </w:r>
+            <w:r>
+              <w:rPr>
+                <w:noProof/>
+                <w:webHidden/>
               </w:rPr>
               <w:fldChar w:fldCharType="separate"/>
             </w:r>
@@ -3721,8 +3082,6 @@
               <w:rPr>
                 <w:noProof/>
                 <w:webHidden/>
-                <w:sz w:val="22"/>
-                <w:szCs w:val="22"/>
               </w:rPr>
               <w:t>8</w:t>
             </w:r>
@@ -3730,8 +3089,6 @@
               <w:rPr>
                 <w:noProof/>
                 <w:webHidden/>
-                <w:sz w:val="22"/>
-                <w:szCs w:val="22"/>
               </w:rPr>
               <w:fldChar w:fldCharType="end"/>
             </w:r>
@@ -3747,17 +3104,13 @@
             <w:rPr>
               <w:rFonts w:asciiTheme="minorHAnsi" w:eastAsiaTheme="minorEastAsia" w:hAnsiTheme="minorHAnsi" w:cstheme="minorBidi"/>
               <w:noProof/>
-              <w:sz w:val="22"/>
-              <w:szCs w:val="22"/>
             </w:rPr>
           </w:pPr>
-          <w:hyperlink w:anchor="_Toc214973897" w:history="1">
+          <w:hyperlink w:anchor="_Toc214986383" w:history="1">
             <w:r>
               <w:rPr>
                 <w:rStyle w:val="Hipercze"/>
                 <w:noProof/>
-                <w:sz w:val="22"/>
-                <w:szCs w:val="22"/>
               </w:rPr>
               <w:t>7.2</w:t>
             </w:r>
@@ -3765,8 +3118,6 @@
               <w:rPr>
                 <w:rFonts w:asciiTheme="minorHAnsi" w:eastAsiaTheme="minorEastAsia" w:hAnsiTheme="minorHAnsi" w:cstheme="minorBidi"/>
                 <w:noProof/>
-                <w:sz w:val="22"/>
-                <w:szCs w:val="22"/>
               </w:rPr>
               <w:tab/>
             </w:r>
@@ -3774,8 +3125,6 @@
               <w:rPr>
                 <w:rStyle w:val="Hipercze"/>
                 <w:noProof/>
-                <w:sz w:val="22"/>
-                <w:szCs w:val="22"/>
               </w:rPr>
               <w:t>Problemy i rozwiązania</w:t>
             </w:r>
@@ -3783,8 +3132,6 @@
               <w:rPr>
                 <w:noProof/>
                 <w:webHidden/>
-                <w:sz w:val="22"/>
-                <w:szCs w:val="22"/>
               </w:rPr>
               <w:tab/>
             </w:r>
@@ -3792,8 +3139,6 @@
               <w:rPr>
                 <w:noProof/>
                 <w:webHidden/>
-                <w:sz w:val="22"/>
-                <w:szCs w:val="22"/>
               </w:rPr>
               <w:fldChar w:fldCharType="begin"/>
             </w:r>
@@ -3801,25 +3146,19 @@
               <w:rPr>
                 <w:noProof/>
                 <w:webHidden/>
-                <w:sz w:val="22"/>
-                <w:szCs w:val="22"/>
-              </w:rPr>
-              <w:instrText xml:space="preserve"> PAGEREF _Toc214973897 \h </w:instrText>
-            </w:r>
-            <w:r>
-              <w:rPr>
-                <w:noProof/>
-                <w:webHidden/>
-                <w:sz w:val="22"/>
-                <w:szCs w:val="22"/>
-              </w:rPr>
-            </w:r>
-            <w:r>
-              <w:rPr>
-                <w:noProof/>
-                <w:webHidden/>
-                <w:sz w:val="22"/>
-                <w:szCs w:val="22"/>
+              </w:rPr>
+              <w:instrText xml:space="preserve"> PAGEREF _Toc214986383 \h </w:instrText>
+            </w:r>
+            <w:r>
+              <w:rPr>
+                <w:noProof/>
+                <w:webHidden/>
+              </w:rPr>
+            </w:r>
+            <w:r>
+              <w:rPr>
+                <w:noProof/>
+                <w:webHidden/>
               </w:rPr>
               <w:fldChar w:fldCharType="separate"/>
             </w:r>
@@ -3827,8 +3166,6 @@
               <w:rPr>
                 <w:noProof/>
                 <w:webHidden/>
-                <w:sz w:val="22"/>
-                <w:szCs w:val="22"/>
               </w:rPr>
               <w:t>8</w:t>
             </w:r>
@@ -3836,8 +3173,6 @@
               <w:rPr>
                 <w:noProof/>
                 <w:webHidden/>
-                <w:sz w:val="22"/>
-                <w:szCs w:val="22"/>
               </w:rPr>
               <w:fldChar w:fldCharType="end"/>
             </w:r>
@@ -3853,17 +3188,13 @@
             <w:rPr>
               <w:rFonts w:asciiTheme="minorHAnsi" w:eastAsiaTheme="minorEastAsia" w:hAnsiTheme="minorHAnsi" w:cstheme="minorBidi"/>
               <w:noProof/>
-              <w:sz w:val="22"/>
-              <w:szCs w:val="22"/>
             </w:rPr>
           </w:pPr>
-          <w:hyperlink w:anchor="_Toc214973898" w:history="1">
+          <w:hyperlink w:anchor="_Toc214986384" w:history="1">
             <w:r>
               <w:rPr>
                 <w:rStyle w:val="Hipercze"/>
                 <w:noProof/>
-                <w:sz w:val="22"/>
-                <w:szCs w:val="22"/>
               </w:rPr>
               <w:t>7.3</w:t>
             </w:r>
@@ -3871,8 +3202,6 @@
               <w:rPr>
                 <w:rFonts w:asciiTheme="minorHAnsi" w:eastAsiaTheme="minorEastAsia" w:hAnsiTheme="minorHAnsi" w:cstheme="minorBidi"/>
                 <w:noProof/>
-                <w:sz w:val="22"/>
-                <w:szCs w:val="22"/>
               </w:rPr>
               <w:tab/>
             </w:r>
@@ -3880,8 +3209,6 @@
               <w:rPr>
                 <w:rStyle w:val="Hipercze"/>
                 <w:noProof/>
-                <w:sz w:val="22"/>
-                <w:szCs w:val="22"/>
               </w:rPr>
               <w:t>Kierunki rozbudowy</w:t>
             </w:r>
@@ -3889,8 +3216,6 @@
               <w:rPr>
                 <w:noProof/>
                 <w:webHidden/>
-                <w:sz w:val="22"/>
-                <w:szCs w:val="22"/>
               </w:rPr>
               <w:tab/>
             </w:r>
@@ -3898,8 +3223,6 @@
               <w:rPr>
                 <w:noProof/>
                 <w:webHidden/>
-                <w:sz w:val="22"/>
-                <w:szCs w:val="22"/>
               </w:rPr>
               <w:fldChar w:fldCharType="begin"/>
             </w:r>
@@ -3907,25 +3230,19 @@
               <w:rPr>
                 <w:noProof/>
                 <w:webHidden/>
-                <w:sz w:val="22"/>
-                <w:szCs w:val="22"/>
-              </w:rPr>
-              <w:instrText xml:space="preserve"> PAGEREF _Toc214973898 \h </w:instrText>
-            </w:r>
-            <w:r>
-              <w:rPr>
-                <w:noProof/>
-                <w:webHidden/>
-                <w:sz w:val="22"/>
-                <w:szCs w:val="22"/>
-              </w:rPr>
-            </w:r>
-            <w:r>
-              <w:rPr>
-                <w:noProof/>
-                <w:webHidden/>
-                <w:sz w:val="22"/>
-                <w:szCs w:val="22"/>
+              </w:rPr>
+              <w:instrText xml:space="preserve"> PAGEREF _Toc214986384 \h </w:instrText>
+            </w:r>
+            <w:r>
+              <w:rPr>
+                <w:noProof/>
+                <w:webHidden/>
+              </w:rPr>
+            </w:r>
+            <w:r>
+              <w:rPr>
+                <w:noProof/>
+                <w:webHidden/>
               </w:rPr>
               <w:fldChar w:fldCharType="separate"/>
             </w:r>
@@ -3933,8 +3250,6 @@
               <w:rPr>
                 <w:noProof/>
                 <w:webHidden/>
-                <w:sz w:val="22"/>
-                <w:szCs w:val="22"/>
               </w:rPr>
               <w:t>8</w:t>
             </w:r>
@@ -3942,8 +3257,6 @@
               <w:rPr>
                 <w:noProof/>
                 <w:webHidden/>
-                <w:sz w:val="22"/>
-                <w:szCs w:val="22"/>
               </w:rPr>
               <w:fldChar w:fldCharType="end"/>
             </w:r>
@@ -3959,17 +3272,13 @@
             <w:rPr>
               <w:rFonts w:asciiTheme="minorHAnsi" w:eastAsiaTheme="minorEastAsia" w:hAnsiTheme="minorHAnsi" w:cstheme="minorBidi"/>
               <w:noProof/>
-              <w:sz w:val="22"/>
-              <w:szCs w:val="22"/>
             </w:rPr>
           </w:pPr>
-          <w:hyperlink w:anchor="_Toc214973899" w:history="1">
+          <w:hyperlink w:anchor="_Toc214986385" w:history="1">
             <w:r>
               <w:rPr>
                 <w:rStyle w:val="Hipercze"/>
                 <w:noProof/>
-                <w:sz w:val="22"/>
-                <w:szCs w:val="22"/>
               </w:rPr>
               <w:t>7.4</w:t>
             </w:r>
@@ -3977,8 +3286,6 @@
               <w:rPr>
                 <w:rFonts w:asciiTheme="minorHAnsi" w:eastAsiaTheme="minorEastAsia" w:hAnsiTheme="minorHAnsi" w:cstheme="minorBidi"/>
                 <w:noProof/>
-                <w:sz w:val="22"/>
-                <w:szCs w:val="22"/>
               </w:rPr>
               <w:tab/>
             </w:r>
@@ -3986,8 +3293,6 @@
               <w:rPr>
                 <w:rStyle w:val="Hipercze"/>
                 <w:noProof/>
-                <w:sz w:val="22"/>
-                <w:szCs w:val="22"/>
               </w:rPr>
               <w:t>Wnioski</w:t>
             </w:r>
@@ -3995,8 +3300,6 @@
               <w:rPr>
                 <w:noProof/>
                 <w:webHidden/>
-                <w:sz w:val="22"/>
-                <w:szCs w:val="22"/>
               </w:rPr>
               <w:tab/>
             </w:r>
@@ -4004,8 +3307,6 @@
               <w:rPr>
                 <w:noProof/>
                 <w:webHidden/>
-                <w:sz w:val="22"/>
-                <w:szCs w:val="22"/>
               </w:rPr>
               <w:fldChar w:fldCharType="begin"/>
             </w:r>
@@ -4013,25 +3314,19 @@
               <w:rPr>
                 <w:noProof/>
                 <w:webHidden/>
-                <w:sz w:val="22"/>
-                <w:szCs w:val="22"/>
-              </w:rPr>
-              <w:instrText xml:space="preserve"> PAGEREF _Toc214973899 \h </w:instrText>
-            </w:r>
-            <w:r>
-              <w:rPr>
-                <w:noProof/>
-                <w:webHidden/>
-                <w:sz w:val="22"/>
-                <w:szCs w:val="22"/>
-              </w:rPr>
-            </w:r>
-            <w:r>
-              <w:rPr>
-                <w:noProof/>
-                <w:webHidden/>
-                <w:sz w:val="22"/>
-                <w:szCs w:val="22"/>
+              </w:rPr>
+              <w:instrText xml:space="preserve"> PAGEREF _Toc214986385 \h </w:instrText>
+            </w:r>
+            <w:r>
+              <w:rPr>
+                <w:noProof/>
+                <w:webHidden/>
+              </w:rPr>
+            </w:r>
+            <w:r>
+              <w:rPr>
+                <w:noProof/>
+                <w:webHidden/>
               </w:rPr>
               <w:fldChar w:fldCharType="separate"/>
             </w:r>
@@ -4039,8 +3334,6 @@
               <w:rPr>
                 <w:noProof/>
                 <w:webHidden/>
-                <w:sz w:val="22"/>
-                <w:szCs w:val="22"/>
               </w:rPr>
               <w:t>8</w:t>
             </w:r>
@@ -4048,8 +3341,6 @@
               <w:rPr>
                 <w:noProof/>
                 <w:webHidden/>
-                <w:sz w:val="22"/>
-                <w:szCs w:val="22"/>
               </w:rPr>
               <w:fldChar w:fldCharType="end"/>
             </w:r>
@@ -4065,17 +3356,13 @@
             <w:rPr>
               <w:rFonts w:asciiTheme="minorHAnsi" w:eastAsiaTheme="minorEastAsia" w:hAnsiTheme="minorHAnsi" w:cstheme="minorBidi"/>
               <w:noProof/>
-              <w:sz w:val="22"/>
-              <w:szCs w:val="22"/>
             </w:rPr>
           </w:pPr>
-          <w:hyperlink w:anchor="_Toc214973900" w:history="1">
+          <w:hyperlink w:anchor="_Toc214986386" w:history="1">
             <w:r>
               <w:rPr>
                 <w:rStyle w:val="Hipercze"/>
                 <w:noProof/>
-                <w:sz w:val="22"/>
-                <w:szCs w:val="22"/>
               </w:rPr>
               <w:t>8.</w:t>
             </w:r>
@@ -4083,8 +3370,6 @@
               <w:rPr>
                 <w:rFonts w:asciiTheme="minorHAnsi" w:eastAsiaTheme="minorEastAsia" w:hAnsiTheme="minorHAnsi" w:cstheme="minorBidi"/>
                 <w:noProof/>
-                <w:sz w:val="22"/>
-                <w:szCs w:val="22"/>
               </w:rPr>
               <w:tab/>
             </w:r>
@@ -4092,8 +3377,6 @@
               <w:rPr>
                 <w:rStyle w:val="Hipercze"/>
                 <w:noProof/>
-                <w:sz w:val="22"/>
-                <w:szCs w:val="22"/>
               </w:rPr>
               <w:t>Literatura</w:t>
             </w:r>
@@ -4101,8 +3384,6 @@
               <w:rPr>
                 <w:noProof/>
                 <w:webHidden/>
-                <w:sz w:val="22"/>
-                <w:szCs w:val="22"/>
               </w:rPr>
               <w:tab/>
             </w:r>
@@ -4110,8 +3391,6 @@
               <w:rPr>
                 <w:noProof/>
                 <w:webHidden/>
-                <w:sz w:val="22"/>
-                <w:szCs w:val="22"/>
               </w:rPr>
               <w:fldChar w:fldCharType="begin"/>
             </w:r>
@@ -4119,25 +3398,19 @@
               <w:rPr>
                 <w:noProof/>
                 <w:webHidden/>
-                <w:sz w:val="22"/>
-                <w:szCs w:val="22"/>
-              </w:rPr>
-              <w:instrText xml:space="preserve"> PAGEREF _Toc214973900 \h </w:instrText>
-            </w:r>
-            <w:r>
-              <w:rPr>
-                <w:noProof/>
-                <w:webHidden/>
-                <w:sz w:val="22"/>
-                <w:szCs w:val="22"/>
-              </w:rPr>
-            </w:r>
-            <w:r>
-              <w:rPr>
-                <w:noProof/>
-                <w:webHidden/>
-                <w:sz w:val="22"/>
-                <w:szCs w:val="22"/>
+              </w:rPr>
+              <w:instrText xml:space="preserve"> PAGEREF _Toc214986386 \h </w:instrText>
+            </w:r>
+            <w:r>
+              <w:rPr>
+                <w:noProof/>
+                <w:webHidden/>
+              </w:rPr>
+            </w:r>
+            <w:r>
+              <w:rPr>
+                <w:noProof/>
+                <w:webHidden/>
               </w:rPr>
               <w:fldChar w:fldCharType="separate"/>
             </w:r>
@@ -4145,8 +3418,6 @@
               <w:rPr>
                 <w:noProof/>
                 <w:webHidden/>
-                <w:sz w:val="22"/>
-                <w:szCs w:val="22"/>
               </w:rPr>
               <w:t>8</w:t>
             </w:r>
@@ -4154,8 +3425,6 @@
               <w:rPr>
                 <w:noProof/>
                 <w:webHidden/>
-                <w:sz w:val="22"/>
-                <w:szCs w:val="22"/>
               </w:rPr>
               <w:fldChar w:fldCharType="end"/>
             </w:r>
@@ -4172,8 +3441,6 @@
             <w:rPr>
               <w:b/>
               <w:bCs/>
-              <w:sz w:val="22"/>
-              <w:szCs w:val="22"/>
             </w:rPr>
             <w:fldChar w:fldCharType="end"/>
           </w:r>
@@ -4182,16 +3449,6 @@
     </w:sdt>
     <w:p>
       <w:pPr>
-        <w:pStyle w:val="Nagwek2"/>
-        <w:numPr>
-          <w:ilvl w:val="0"/>
-          <w:numId w:val="0"/>
-        </w:numPr>
-      </w:pPr>
-    </w:p>
-    <w:p/>
-    <w:p>
-      <w:pPr>
         <w:pStyle w:val="Nagwek1"/>
         <w:numPr>
           <w:ilvl w:val="0"/>
@@ -4199,233 +3456,550 @@
         </w:numPr>
         <w:ind w:left="720"/>
       </w:pPr>
-      <w:bookmarkStart w:id="4" w:name="_Toc214973870"/>
+      <w:bookmarkStart w:id="2" w:name="_Toc214986356"/>
       <w:r>
         <w:lastRenderedPageBreak/>
         <w:t>Streszczenie</w:t>
       </w:r>
+      <w:bookmarkEnd w:id="2"/>
+    </w:p>
+    <w:p>
+      <w:pPr>
+        <w:ind w:firstLine="360"/>
+        <w:jc w:val="both"/>
+      </w:pPr>
+      <w:r>
+        <w:t xml:space="preserve">Projekt dotyczy stworzenia kompleksowego systemu predykcyjnego wykorzystującego metody uczenia maszynowego do prognozowania prawdopodobieństwa oddania krwi przez dawcę w ciągu najbliższych 6 miesięcy. System opiera się na danych z Blood </w:t>
+      </w:r>
+      <w:proofErr w:type="spellStart"/>
+      <w:r>
+        <w:t>Transfusion</w:t>
+      </w:r>
+      <w:proofErr w:type="spellEnd"/>
+      <w:r>
+        <w:t xml:space="preserve"> Service Center i obejmuje pełny proces od przygotowania danych przez modelowanie aż do implementacji interfejsu użytkownika. Wybrano model </w:t>
+      </w:r>
+      <w:proofErr w:type="spellStart"/>
+      <w:r>
+        <w:t>Logistic</w:t>
+      </w:r>
+      <w:proofErr w:type="spellEnd"/>
+      <w:r>
+        <w:t xml:space="preserve"> </w:t>
+      </w:r>
+      <w:proofErr w:type="spellStart"/>
+      <w:r>
+        <w:t>Regression</w:t>
+      </w:r>
+      <w:proofErr w:type="spellEnd"/>
+      <w:r>
+        <w:t xml:space="preserve">, który osiągnął </w:t>
+      </w:r>
+      <w:r>
+        <w:t xml:space="preserve">lepsze wyniki </w:t>
+      </w:r>
+      <w:r>
+        <w:t xml:space="preserve">na zbiorze walidacyjnym </w:t>
+      </w:r>
+      <w:r>
+        <w:t xml:space="preserve">od drugiego testowanego modelu </w:t>
+      </w:r>
+      <w:proofErr w:type="spellStart"/>
+      <w:r>
+        <w:t>Random</w:t>
+      </w:r>
+      <w:proofErr w:type="spellEnd"/>
+      <w:r>
+        <w:t xml:space="preserve"> </w:t>
+      </w:r>
+      <w:proofErr w:type="spellStart"/>
+      <w:r>
+        <w:t>Forest</w:t>
+      </w:r>
+      <w:proofErr w:type="spellEnd"/>
+      <w:r>
+        <w:t>. Stworzony interfejs graficzny umożliwia łatwe wprowadzanie danych i uzyskiwanie prognoz w czasie rzeczywistym.</w:t>
+      </w:r>
+    </w:p>
+    <w:p>
+      <w:pPr>
+        <w:pStyle w:val="Nagwek1"/>
+      </w:pPr>
+      <w:bookmarkStart w:id="3" w:name="_Toc214986357"/>
+      <w:r>
+        <w:t>Wstęp</w:t>
+      </w:r>
+      <w:bookmarkEnd w:id="3"/>
+      <w:r>
+        <w:t xml:space="preserve"> </w:t>
+      </w:r>
+    </w:p>
+    <w:p>
+      <w:pPr>
+        <w:pStyle w:val="Nagwek2"/>
+      </w:pPr>
+      <w:bookmarkStart w:id="4" w:name="_Toc214986358"/>
+      <w:r>
+        <w:t>Charakterystyka projektu</w:t>
+      </w:r>
       <w:bookmarkEnd w:id="4"/>
     </w:p>
     <w:p>
-      <w:r>
-        <w:t xml:space="preserve">Projekt dotyczy stworzenia kompleksowego systemu predykcyjnego wykorzystującego metody uczenia maszynowego do prognozowania prawdopodobieństwa oddania krwi przez dawcę w ciągu najbliższych 6 miesięcy. System opiera się na danych z Blood </w:t>
+      <w:pPr>
+        <w:ind w:firstLine="360"/>
+        <w:jc w:val="both"/>
+      </w:pPr>
+      <w:r>
+        <w:t xml:space="preserve">Projekt ma na celu stworzenie systemu wspomagającego centra krwiodawstwa w prognozowaniu </w:t>
       </w:r>
       <w:proofErr w:type="spellStart"/>
       <w:r>
-        <w:t>Transfusion</w:t>
+        <w:t>zachowań</w:t>
       </w:r>
       <w:proofErr w:type="spellEnd"/>
       <w:r>
-        <w:t xml:space="preserve"> Service Center i obejmuje pełny proces od przygotowania danych przez modelowanie aż do implementacji interfejsu użytkownika. Wybrano model </w:t>
+        <w:t xml:space="preserve"> dawców krwi. Dzięki analizie historycznych danych o donacjach, system może identyfikować dawców z wysokim prawdopodobieństwem powrotu, co pozwala na optymalizację kampanii rekrutacyjnych i zmniejszenie kosztów pozyskiwania krwi.</w:t>
+      </w:r>
+    </w:p>
+    <w:p>
+      <w:pPr>
+        <w:pStyle w:val="Nagwek2"/>
+      </w:pPr>
+      <w:bookmarkStart w:id="5" w:name="_Toc214986359"/>
+      <w:r>
+        <w:t>Dlaczego taki temat</w:t>
+      </w:r>
+      <w:bookmarkEnd w:id="5"/>
+    </w:p>
+    <w:p>
+      <w:pPr>
+        <w:ind w:firstLine="360"/>
+        <w:jc w:val="both"/>
+      </w:pPr>
+      <w:r>
+        <w:t>Temat został wybrany ze względu na istotne znaczenie społeczne - zapewnienie stabilnych zapasów krwi jest kluczowe dla systemu opieki zdrowotnej. Automatyzacja procesu identyfikacji potencjalnych dawców może znacząco poprawić efektywność działań centrów krwiodawstwa.</w:t>
+      </w:r>
+    </w:p>
+    <w:p>
+      <w:pPr>
+        <w:pStyle w:val="Nagwek2"/>
+      </w:pPr>
+      <w:bookmarkStart w:id="6" w:name="_Toc214986360"/>
+      <w:r>
+        <w:t>Cel projektu</w:t>
+      </w:r>
+      <w:bookmarkEnd w:id="6"/>
+    </w:p>
+    <w:p>
+      <w:pPr>
+        <w:ind w:firstLine="360"/>
+        <w:jc w:val="both"/>
+      </w:pPr>
+      <w:r>
+        <w:t>Głównym celem projektu jest opracowanie i wdrożenie systemu predykcyjnego, który na podstawie czterech podstawowych cech dawcy (</w:t>
       </w:r>
       <w:proofErr w:type="spellStart"/>
       <w:r>
-        <w:t>Logistic</w:t>
+        <w:t>Recency</w:t>
       </w:r>
       <w:proofErr w:type="spellEnd"/>
       <w:r>
+        <w:t xml:space="preserve">, </w:t>
+      </w:r>
+      <w:proofErr w:type="spellStart"/>
+      <w:r>
+        <w:t>Frequency</w:t>
+      </w:r>
+      <w:proofErr w:type="spellEnd"/>
+      <w:r>
+        <w:t xml:space="preserve">, </w:t>
+      </w:r>
+      <w:proofErr w:type="spellStart"/>
+      <w:r>
+        <w:t>Monetary</w:t>
+      </w:r>
+      <w:proofErr w:type="spellEnd"/>
+      <w:r>
+        <w:t>, Time) oraz trzech cech pochodnych, przewidzi z wysoką dokładnością prawdopodobieństwo oddania krwi w ciągu 6 miesięcy.</w:t>
+      </w:r>
+    </w:p>
+    <w:p>
+      <w:pPr>
+        <w:pStyle w:val="Nagwek2"/>
+        <w:spacing w:after="240"/>
+      </w:pPr>
+      <w:bookmarkStart w:id="7" w:name="_Toc214986361"/>
+      <w:r>
+        <w:t xml:space="preserve">Przegląd </w:t>
+      </w:r>
+      <w:r>
+        <w:t>literatury</w:t>
+      </w:r>
+      <w:bookmarkEnd w:id="7"/>
+    </w:p>
+    <w:p>
+      <w:pPr>
+        <w:spacing w:before="0" w:line="276" w:lineRule="auto"/>
+        <w:ind w:firstLine="720"/>
+        <w:jc w:val="both"/>
+      </w:pPr>
+      <w:r>
+        <w:t xml:space="preserve">Artykuł „Knowledge </w:t>
+      </w:r>
+      <w:proofErr w:type="spellStart"/>
+      <w:r>
+        <w:t>discovery</w:t>
+      </w:r>
+      <w:proofErr w:type="spellEnd"/>
+      <w:r>
+        <w:t xml:space="preserve"> on RFM model </w:t>
+      </w:r>
+      <w:proofErr w:type="spellStart"/>
+      <w:r>
+        <w:t>using</w:t>
+      </w:r>
+      <w:proofErr w:type="spellEnd"/>
+      <w:r>
+        <w:t xml:space="preserve"> Bernoulli </w:t>
+      </w:r>
+      <w:proofErr w:type="spellStart"/>
+      <w:r>
+        <w:t>sequence</w:t>
+      </w:r>
+      <w:proofErr w:type="spellEnd"/>
+      <w:r>
+        <w:t>”</w:t>
+      </w:r>
+      <w:r>
         <w:t xml:space="preserve"> </w:t>
       </w:r>
+      <w:r>
+        <w:t>[1]</w:t>
+      </w:r>
+      <w:r>
+        <w:t xml:space="preserve"> autorstwa I-Cheng </w:t>
+      </w:r>
       <w:proofErr w:type="spellStart"/>
       <w:r>
-        <w:t>Regression</w:t>
+        <w:t>Yeh</w:t>
       </w:r>
       <w:proofErr w:type="spellEnd"/>
       <w:r>
-        <w:t>, który osiągnął AUC = 0.765 na zbiorze walidacyjnym. Stworzony interfejs graficzny umożliwia łatwe wprowadzanie danych i uzyskiwanie prognoz w czasie rzeczywistym.</w:t>
+        <w:t xml:space="preserve"> rozwija klasyczny model RFM (</w:t>
+      </w:r>
+      <w:proofErr w:type="spellStart"/>
+      <w:r>
+        <w:t>Recency</w:t>
+      </w:r>
+      <w:proofErr w:type="spellEnd"/>
+      <w:r>
+        <w:t xml:space="preserve">, </w:t>
+      </w:r>
+      <w:proofErr w:type="spellStart"/>
+      <w:r>
+        <w:t>Frequency</w:t>
+      </w:r>
+      <w:proofErr w:type="spellEnd"/>
+      <w:r>
+        <w:t xml:space="preserve">, </w:t>
+      </w:r>
+      <w:proofErr w:type="spellStart"/>
+      <w:r>
+        <w:t>Monetary</w:t>
+      </w:r>
+      <w:proofErr w:type="spellEnd"/>
+      <w:r>
+        <w:t xml:space="preserve">), który analizuje, jak często i jak niedawno dany klient (lub dawca) był aktywny oraz jaka była wartość jego wcześniejszych donacji. Autorzy proponują rozszerzony model RFMTC, dodając dwa nowe parametry: czas od pierwszej donacji (T) oraz prawdopodobieństwo utraty dawcy (Q). Wykorzystując teorię ciągu </w:t>
+      </w:r>
+      <w:proofErr w:type="spellStart"/>
+      <w:r>
+        <w:t>Bernoulliego</w:t>
+      </w:r>
+      <w:proofErr w:type="spellEnd"/>
+      <w:r>
+        <w:t xml:space="preserve">, badacze opracowali formułę pozwalającą przewidzieć prawdopodobieństwo, że dana osoba ponownie odda krew, a także oczekiwaną liczbę przyszłych donacji. Model ten przekształca tradycyjne, subiektywne podejście RFM w metodę probabilistyczną, która automatycznie uczy się z danych. W badaniu empirycznym, przeprowadzonym na danych z tajwańskiego centrum krwiodawstwa, wykazano, że RFMTC </w:t>
+      </w:r>
+      <w:r>
+        <w:lastRenderedPageBreak/>
+        <w:t>przewiduje zachowania dawców dokładniej niż klasyczne metody, umożliwiając skuteczniejsze planowanie kampanii donacyjnych i lepsze zarządzanie relacjami z dawcami.</w:t>
+      </w:r>
+    </w:p>
+    <w:p>
+      <w:pPr>
+        <w:spacing w:before="280" w:line="276" w:lineRule="auto"/>
+        <w:ind w:firstLine="720"/>
+        <w:jc w:val="both"/>
+        <w:rPr>
+          <w:bCs/>
+        </w:rPr>
+      </w:pPr>
+      <w:r>
+        <w:rPr>
+          <w:bCs/>
+        </w:rPr>
+        <w:t xml:space="preserve">Artykuł „Blood </w:t>
+      </w:r>
+      <w:proofErr w:type="spellStart"/>
+      <w:r>
+        <w:rPr>
+          <w:bCs/>
+        </w:rPr>
+        <w:t>donation</w:t>
+      </w:r>
+      <w:proofErr w:type="spellEnd"/>
+      <w:r>
+        <w:rPr>
+          <w:bCs/>
+        </w:rPr>
+        <w:t xml:space="preserve"> </w:t>
+      </w:r>
+      <w:proofErr w:type="spellStart"/>
+      <w:r>
+        <w:rPr>
+          <w:bCs/>
+        </w:rPr>
+        <w:t>projections</w:t>
+      </w:r>
+      <w:proofErr w:type="spellEnd"/>
+      <w:r>
+        <w:rPr>
+          <w:bCs/>
+        </w:rPr>
+        <w:t xml:space="preserve"> </w:t>
+      </w:r>
+      <w:proofErr w:type="spellStart"/>
+      <w:r>
+        <w:rPr>
+          <w:bCs/>
+        </w:rPr>
+        <w:t>using</w:t>
+      </w:r>
+      <w:proofErr w:type="spellEnd"/>
+      <w:r>
+        <w:rPr>
+          <w:bCs/>
+        </w:rPr>
+        <w:t xml:space="preserve"> </w:t>
+      </w:r>
+      <w:proofErr w:type="spellStart"/>
+      <w:r>
+        <w:rPr>
+          <w:bCs/>
+        </w:rPr>
+        <w:t>hierarchical</w:t>
+      </w:r>
+      <w:proofErr w:type="spellEnd"/>
+      <w:r>
+        <w:rPr>
+          <w:bCs/>
+        </w:rPr>
+        <w:t xml:space="preserve"> </w:t>
+      </w:r>
+      <w:proofErr w:type="spellStart"/>
+      <w:r>
+        <w:rPr>
+          <w:bCs/>
+        </w:rPr>
+        <w:t>time</w:t>
+      </w:r>
+      <w:proofErr w:type="spellEnd"/>
+      <w:r>
+        <w:rPr>
+          <w:bCs/>
+        </w:rPr>
+        <w:t xml:space="preserve"> </w:t>
+      </w:r>
+      <w:proofErr w:type="spellStart"/>
+      <w:r>
+        <w:rPr>
+          <w:bCs/>
+        </w:rPr>
+        <w:t>series</w:t>
+      </w:r>
+      <w:proofErr w:type="spellEnd"/>
+      <w:r>
+        <w:rPr>
+          <w:bCs/>
+        </w:rPr>
+        <w:t xml:space="preserve"> </w:t>
+      </w:r>
+      <w:proofErr w:type="spellStart"/>
+      <w:r>
+        <w:rPr>
+          <w:bCs/>
+        </w:rPr>
+        <w:t>forecasting</w:t>
+      </w:r>
+      <w:proofErr w:type="spellEnd"/>
+      <w:r>
+        <w:rPr>
+          <w:bCs/>
+        </w:rPr>
+        <w:t xml:space="preserve">: the </w:t>
+      </w:r>
+      <w:proofErr w:type="spellStart"/>
+      <w:r>
+        <w:rPr>
+          <w:bCs/>
+        </w:rPr>
+        <w:t>case</w:t>
+      </w:r>
+      <w:proofErr w:type="spellEnd"/>
+      <w:r>
+        <w:rPr>
+          <w:bCs/>
+        </w:rPr>
+        <w:t xml:space="preserve"> of </w:t>
+      </w:r>
+      <w:proofErr w:type="spellStart"/>
+      <w:r>
+        <w:rPr>
+          <w:bCs/>
+        </w:rPr>
+        <w:t>Zimbabwe’s</w:t>
+      </w:r>
+      <w:proofErr w:type="spellEnd"/>
+      <w:r>
+        <w:rPr>
+          <w:bCs/>
+        </w:rPr>
+        <w:t xml:space="preserve"> </w:t>
+      </w:r>
+      <w:proofErr w:type="spellStart"/>
+      <w:r>
+        <w:rPr>
+          <w:bCs/>
+        </w:rPr>
+        <w:t>national</w:t>
+      </w:r>
+      <w:proofErr w:type="spellEnd"/>
+      <w:r>
+        <w:rPr>
+          <w:bCs/>
+        </w:rPr>
+        <w:t xml:space="preserve"> </w:t>
+      </w:r>
+      <w:proofErr w:type="spellStart"/>
+      <w:r>
+        <w:rPr>
+          <w:bCs/>
+        </w:rPr>
+        <w:t>blood</w:t>
+      </w:r>
+      <w:proofErr w:type="spellEnd"/>
+      <w:r>
+        <w:rPr>
+          <w:bCs/>
+        </w:rPr>
+        <w:t xml:space="preserve"> bank”</w:t>
+      </w:r>
+      <w:r>
+        <w:rPr>
+          <w:bCs/>
+        </w:rPr>
+        <w:t xml:space="preserve"> </w:t>
+      </w:r>
+      <w:r>
+        <w:rPr>
+          <w:bCs/>
+        </w:rPr>
+        <w:t>[2]</w:t>
+      </w:r>
+      <w:r>
+        <w:rPr>
+          <w:bCs/>
+        </w:rPr>
+        <w:t xml:space="preserve">, autorstwa </w:t>
+      </w:r>
+      <w:proofErr w:type="spellStart"/>
+      <w:r>
+        <w:rPr>
+          <w:bCs/>
+        </w:rPr>
+        <w:t>Costera</w:t>
+      </w:r>
+      <w:proofErr w:type="spellEnd"/>
+      <w:r>
+        <w:rPr>
+          <w:bCs/>
+        </w:rPr>
+        <w:t xml:space="preserve"> </w:t>
+      </w:r>
+      <w:proofErr w:type="spellStart"/>
+      <w:r>
+        <w:rPr>
+          <w:bCs/>
+        </w:rPr>
+        <w:t>Chideme</w:t>
+      </w:r>
+      <w:proofErr w:type="spellEnd"/>
+      <w:r>
+        <w:rPr>
+          <w:bCs/>
+        </w:rPr>
+        <w:t xml:space="preserve"> i współpracowników, dotyczy prognozowania całkowitej liczby donacji w Zimbabwe przy użyciu hierarchicznych szeregów czasowych. Badacze podzielili dane według płci i grup krwi, tworząc wielopoziomową strukturę hierarchiczną do prognozowania. Zastosowano modele ARIMA i ETS w podejściach </w:t>
+      </w:r>
+      <w:proofErr w:type="spellStart"/>
+      <w:r>
+        <w:rPr>
+          <w:bCs/>
+        </w:rPr>
+        <w:t>bottom-up</w:t>
+      </w:r>
+      <w:proofErr w:type="spellEnd"/>
+      <w:r>
+        <w:rPr>
+          <w:bCs/>
+        </w:rPr>
+        <w:t>, top-down oraz optymalnych kombinacji. Najlepsze wyniki uzyskano metodą top-down z proporcjami prognoz, osiągając błąd na poziomie 11,3%. Prognozy wskazują na stopniowy spadek liczby donacji w kolejnych latach, a pandemia COVID-19 uwidoczniła wpływ czynników zewnętrznych na dokładność modeli.</w:t>
       </w:r>
     </w:p>
     <w:p>
       <w:pPr>
         <w:pStyle w:val="Nagwek1"/>
       </w:pPr>
-      <w:bookmarkStart w:id="5" w:name="_Toc214973871"/>
-      <w:r>
-        <w:t>Wstęp</w:t>
-      </w:r>
-      <w:bookmarkEnd w:id="5"/>
-      <w:r>
-        <w:t xml:space="preserve"> </w:t>
-      </w:r>
+      <w:bookmarkStart w:id="8" w:name="_Toc214986362"/>
+      <w:r>
+        <w:t>Zakres</w:t>
+      </w:r>
+      <w:bookmarkEnd w:id="8"/>
     </w:p>
     <w:p>
       <w:pPr>
         <w:pStyle w:val="Nagwek2"/>
       </w:pPr>
-      <w:bookmarkStart w:id="6" w:name="_Toc214973872"/>
-      <w:r>
-        <w:t>Charakterystyka projektu</w:t>
-      </w:r>
-      <w:bookmarkEnd w:id="6"/>
-    </w:p>
-    <w:p>
-      <w:r>
-        <w:t xml:space="preserve">Projekt ma na celu stworzenie systemu wspomagającego centra krwiodawstwa w prognozowaniu </w:t>
+      <w:bookmarkStart w:id="9" w:name="_Toc214986363"/>
+      <w:r>
+        <w:t>Opis biznesowy</w:t>
+      </w:r>
+      <w:bookmarkEnd w:id="9"/>
+    </w:p>
+    <w:p>
+      <w:pPr>
+        <w:ind w:firstLine="360"/>
+        <w:jc w:val="both"/>
+      </w:pPr>
+      <w:r>
+        <w:t xml:space="preserve">System stanowi innowacyjne narzędzie dla centrów krwiodawstwa, umożliwiające precyzyjne </w:t>
       </w:r>
       <w:proofErr w:type="spellStart"/>
       <w:r>
-        <w:t>zachowań</w:t>
+        <w:t>targetowanie</w:t>
       </w:r>
       <w:proofErr w:type="spellEnd"/>
       <w:r>
-        <w:t xml:space="preserve"> dawców krwi. Dzięki analizie historycznych danych o donacjach, system może identyfikować dawców z wysokim prawdopodobieństwem powrotu, co pozwala na optymalizację kampanii rekrutacyjnych i zmniejszenie kosztów pozyskiwania krwi.</w:t>
+        <w:t xml:space="preserve"> kampanii przypominających do dawców z wysokim prawdopodobieństwem powrotu. Dzięki temu możliwe jest zwiększenie efektywności pozyskiwania krwi przy jednoczesnej redukcji kosztów operacyjnych nawet o 30%.</w:t>
       </w:r>
     </w:p>
     <w:p>
       <w:pPr>
         <w:pStyle w:val="Nagwek2"/>
       </w:pPr>
-      <w:bookmarkStart w:id="7" w:name="_Toc214973873"/>
-      <w:r>
-        <w:t>Dlaczego taki temat</w:t>
-      </w:r>
-      <w:bookmarkEnd w:id="7"/>
-    </w:p>
-    <w:p>
-      <w:r>
-        <w:t>Temat został wybrany ze względu na istotne znaczenie społeczne - zapewnienie stabilnych zapasów krwi jest kluczowe dla systemu opieki zdrowotnej. Automatyzacja procesu identyfikacji potencjalnych dawców może znacząco poprawić efektywność działań centrów krwiodawstwa.</w:t>
-      </w:r>
-    </w:p>
-    <w:p>
-      <w:pPr>
-        <w:pStyle w:val="Nagwek2"/>
-      </w:pPr>
-      <w:bookmarkStart w:id="8" w:name="_Toc214973874"/>
-      <w:r>
-        <w:t>Cel projektu</w:t>
-      </w:r>
-      <w:bookmarkEnd w:id="8"/>
-    </w:p>
-    <w:p>
-      <w:r>
-        <w:t>Głównym celem projektu jest opracowanie i wdrożenie systemu predykcyjnego, który na podstawie czterech podstawowych cech dawcy (</w:t>
-      </w:r>
-      <w:proofErr w:type="spellStart"/>
-      <w:r>
-        <w:t>Recency</w:t>
-      </w:r>
-      <w:proofErr w:type="spellEnd"/>
-      <w:r>
-        <w:t xml:space="preserve">, </w:t>
-      </w:r>
-      <w:proofErr w:type="spellStart"/>
-      <w:r>
-        <w:t>Frequency</w:t>
-      </w:r>
-      <w:proofErr w:type="spellEnd"/>
-      <w:r>
-        <w:t xml:space="preserve">, </w:t>
-      </w:r>
-      <w:proofErr w:type="spellStart"/>
-      <w:r>
-        <w:t>Monetary</w:t>
-      </w:r>
-      <w:proofErr w:type="spellEnd"/>
-      <w:r>
-        <w:t>, Time) oraz trzech cech pochodnych, przewidzi z wysoką dokładnością prawdopodobieństwo oddania krwi w ciągu 6 miesięcy.</w:t>
-      </w:r>
-    </w:p>
-    <w:p>
-      <w:pPr>
-        <w:pStyle w:val="Nagwek2"/>
-      </w:pPr>
-      <w:bookmarkStart w:id="9" w:name="_Toc214973875"/>
-      <w:r>
-        <w:t xml:space="preserve">Przegląd </w:t>
-      </w:r>
-      <w:r>
-        <w:t>literatury</w:t>
-      </w:r>
-      <w:bookmarkEnd w:id="9"/>
-    </w:p>
-    <w:p>
-      <w:pPr>
-        <w:rPr>
-          <w:b/>
-          <w:bCs/>
-          <w:sz w:val="28"/>
-          <w:szCs w:val="28"/>
-        </w:rPr>
-      </w:pPr>
-      <w:r>
-        <w:t>W literaturze szeroko stosuje się modele RFM (</w:t>
-      </w:r>
-      <w:proofErr w:type="spellStart"/>
-      <w:r>
-        <w:t>Recency</w:t>
-      </w:r>
-      <w:proofErr w:type="spellEnd"/>
-      <w:r>
-        <w:t xml:space="preserve">, </w:t>
-      </w:r>
-      <w:proofErr w:type="spellStart"/>
-      <w:r>
-        <w:t>Frequency</w:t>
-      </w:r>
-      <w:proofErr w:type="spellEnd"/>
-      <w:r>
-        <w:t xml:space="preserve">, </w:t>
-      </w:r>
-      <w:proofErr w:type="spellStart"/>
-      <w:r>
-        <w:t>Monetary</w:t>
-      </w:r>
-      <w:proofErr w:type="spellEnd"/>
-      <w:r>
-        <w:t xml:space="preserve">) w przewidywaniu </w:t>
-      </w:r>
-      <w:proofErr w:type="spellStart"/>
-      <w:r>
-        <w:t>zachowań</w:t>
-      </w:r>
-      <w:proofErr w:type="spellEnd"/>
-      <w:r>
-        <w:t xml:space="preserve"> klientów. W projekcie zaadaptowano to podejście do specyfiki krwiodawstwa, wzbogacając je o cechy pochodne poprawiające jakość predykcji.</w:t>
-      </w:r>
-    </w:p>
-    <w:p>
-      <w:pPr>
-        <w:pStyle w:val="Nagwek1"/>
-      </w:pPr>
-      <w:bookmarkStart w:id="10" w:name="_Toc214973876"/>
-      <w:r>
-        <w:t>Zakres</w:t>
+      <w:bookmarkStart w:id="10" w:name="_Toc214986364"/>
+      <w:r>
+        <w:t>Wymagania funkcjonalne</w:t>
       </w:r>
       <w:bookmarkEnd w:id="10"/>
-    </w:p>
-    <w:p>
-      <w:pPr>
-        <w:pStyle w:val="Nagwek2"/>
-      </w:pPr>
-      <w:bookmarkStart w:id="11" w:name="_Toc214973877"/>
-      <w:r>
-        <w:t>Opis biznesowy</w:t>
-      </w:r>
-      <w:bookmarkEnd w:id="11"/>
-    </w:p>
-    <w:p>
-      <w:r>
-        <w:t xml:space="preserve">System stanowi innowacyjne narzędzie dla centrów krwiodawstwa, umożliwiające precyzyjne </w:t>
-      </w:r>
-      <w:proofErr w:type="spellStart"/>
-      <w:r>
-        <w:t>targetowanie</w:t>
-      </w:r>
-      <w:proofErr w:type="spellEnd"/>
-      <w:r>
-        <w:t xml:space="preserve"> kampanii przypominających do dawców z wysokim prawdopodobieństwem powrotu. Dzięki temu możliwe jest zwiększenie efektywności pozyskiwania krwi przy jednoczesnej redukcji kosztów operacyjnych nawet o 30%.</w:t>
-      </w:r>
-    </w:p>
-    <w:p>
-      <w:pPr>
-        <w:pStyle w:val="Nagwek2"/>
-      </w:pPr>
-      <w:bookmarkStart w:id="12" w:name="_Toc214973878"/>
-      <w:r>
-        <w:lastRenderedPageBreak/>
-        <w:t>Wymagania funkcjonalne</w:t>
-      </w:r>
-      <w:bookmarkEnd w:id="12"/>
     </w:p>
     <w:tbl>
       <w:tblPr>
@@ -4683,17 +4257,15 @@
                 <w:sz w:val="22"/>
                 <w:szCs w:val="22"/>
               </w:rPr>
-              <w:t xml:space="preserve">Walidacja </w:t>
-            </w:r>
-            <w:proofErr w:type="spellStart"/>
+              <w:t>Walidacja danyc</w:t>
+            </w:r>
             <w:r>
               <w:rPr>
                 <w:sz w:val="22"/>
                 <w:szCs w:val="22"/>
               </w:rPr>
-              <w:t>danyc</w:t>
-            </w:r>
-            <w:proofErr w:type="spellEnd"/>
+              <w:t>h</w:t>
+            </w:r>
           </w:p>
         </w:tc>
         <w:tc>
@@ -4783,16 +4355,15 @@
         </w:tc>
       </w:tr>
     </w:tbl>
-    <w:p/>
     <w:p>
       <w:pPr>
         <w:pStyle w:val="Nagwek2"/>
       </w:pPr>
-      <w:bookmarkStart w:id="13" w:name="_Toc214973879"/>
+      <w:bookmarkStart w:id="11" w:name="_Toc214986365"/>
       <w:r>
         <w:t>Wymagania niefunkcjonalne</w:t>
       </w:r>
-      <w:bookmarkEnd w:id="13"/>
+      <w:bookmarkEnd w:id="11"/>
     </w:p>
     <w:tbl>
       <w:tblPr>
@@ -4973,16 +4544,16 @@
         </w:tc>
       </w:tr>
     </w:tbl>
-    <w:p/>
     <w:p>
       <w:pPr>
         <w:pStyle w:val="Nagwek2"/>
       </w:pPr>
-      <w:bookmarkStart w:id="14" w:name="_Toc214973880"/>
-      <w:r>
+      <w:bookmarkStart w:id="12" w:name="_Toc214986366"/>
+      <w:r>
+        <w:lastRenderedPageBreak/>
         <w:t>Przypadki użycia</w:t>
       </w:r>
-      <w:bookmarkEnd w:id="14"/>
+      <w:bookmarkEnd w:id="12"/>
     </w:p>
     <w:p>
       <w:pPr>
@@ -5015,11 +4586,11 @@
       <w:pPr>
         <w:pStyle w:val="Nagwek2"/>
       </w:pPr>
-      <w:bookmarkStart w:id="15" w:name="_Toc214973881"/>
-      <w:r>
-        <w:t>Harmonogram prac</w:t>
-      </w:r>
-      <w:bookmarkEnd w:id="15"/>
+      <w:bookmarkStart w:id="13" w:name="_Toc214986367"/>
+      <w:r>
+        <w:t>Podział zadań na członków zespołu</w:t>
+      </w:r>
+      <w:bookmarkEnd w:id="13"/>
     </w:p>
     <w:tbl>
       <w:tblPr>
@@ -5245,7 +4816,14 @@
                 <w:sz w:val="22"/>
                 <w:szCs w:val="22"/>
               </w:rPr>
-              <w:t>Kamil Kutylowski</w:t>
+              <w:t xml:space="preserve">Kamil </w:t>
+            </w:r>
+            <w:r>
+              <w:rPr>
+                <w:sz w:val="22"/>
+                <w:szCs w:val="22"/>
+              </w:rPr>
+              <w:t>Kutyłowski</w:t>
             </w:r>
           </w:p>
         </w:tc>
@@ -5317,7 +4895,6 @@
                 <w:sz w:val="22"/>
                 <w:szCs w:val="22"/>
               </w:rPr>
-              <w:lastRenderedPageBreak/>
               <w:t>Artur Pokora</w:t>
             </w:r>
           </w:p>
@@ -5373,32 +4950,23 @@
     </w:tbl>
     <w:p>
       <w:pPr>
+        <w:pStyle w:val="Nagwek1"/>
+      </w:pPr>
+      <w:bookmarkStart w:id="14" w:name="_Toc214986368"/>
+      <w:r>
+        <w:t>Metodyka i technologie</w:t>
+      </w:r>
+      <w:bookmarkEnd w:id="14"/>
+    </w:p>
+    <w:p>
+      <w:pPr>
         <w:pStyle w:val="Nagwek2"/>
-        <w:numPr>
-          <w:ilvl w:val="0"/>
-          <w:numId w:val="0"/>
-        </w:numPr>
-      </w:pPr>
-    </w:p>
-    <w:p>
-      <w:pPr>
-        <w:pStyle w:val="Nagwek1"/>
-      </w:pPr>
-      <w:bookmarkStart w:id="16" w:name="_Toc214973882"/>
-      <w:r>
-        <w:t>Metodyka i technologie</w:t>
-      </w:r>
-      <w:bookmarkEnd w:id="16"/>
-    </w:p>
-    <w:p>
-      <w:pPr>
-        <w:pStyle w:val="Nagwek2"/>
-      </w:pPr>
-      <w:bookmarkStart w:id="17" w:name="_Toc214973883"/>
+      </w:pPr>
+      <w:bookmarkStart w:id="15" w:name="_Toc214986369"/>
       <w:r>
         <w:t>Metody modelowania</w:t>
       </w:r>
-      <w:bookmarkEnd w:id="17"/>
+      <w:bookmarkEnd w:id="15"/>
     </w:p>
     <w:p>
       <w:pPr>
@@ -5503,18 +5071,13 @@
     </w:p>
     <w:p>
       <w:pPr>
-        <w:pStyle w:val="Akapitzlist"/>
-      </w:pPr>
-    </w:p>
-    <w:p>
-      <w:pPr>
         <w:pStyle w:val="Nagwek2"/>
       </w:pPr>
-      <w:bookmarkStart w:id="18" w:name="_Toc214973884"/>
+      <w:bookmarkStart w:id="16" w:name="_Toc214986370"/>
       <w:r>
         <w:t>Środki implementacji</w:t>
       </w:r>
-      <w:bookmarkEnd w:id="18"/>
+      <w:bookmarkEnd w:id="16"/>
     </w:p>
     <w:p>
       <w:pPr>
@@ -5637,48 +5200,79 @@
       <w:pPr>
         <w:pStyle w:val="Nagwek1"/>
       </w:pPr>
-      <w:bookmarkStart w:id="19" w:name="_Toc214973885"/>
+      <w:bookmarkStart w:id="17" w:name="_Toc214986371"/>
       <w:r>
         <w:t>Model systemu</w:t>
       </w:r>
+      <w:bookmarkEnd w:id="17"/>
+    </w:p>
+    <w:p>
+      <w:pPr>
+        <w:pStyle w:val="Nagwek2"/>
+      </w:pPr>
+      <w:bookmarkStart w:id="18" w:name="_Toc214986372"/>
+      <w:r>
+        <w:t>Architektura systemu</w:t>
+      </w:r>
+      <w:bookmarkEnd w:id="18"/>
+    </w:p>
+    <w:p>
+      <w:pPr>
+        <w:spacing w:after="0" w:line="276" w:lineRule="auto"/>
+      </w:pPr>
+      <w:r>
+        <w:t>System składa się z dwóch głównych modułów:</w:t>
+      </w:r>
+    </w:p>
+    <w:p>
+      <w:pPr>
+        <w:pStyle w:val="Akapitzlist"/>
+        <w:numPr>
+          <w:ilvl w:val="0"/>
+          <w:numId w:val="28"/>
+        </w:numPr>
+        <w:jc w:val="both"/>
+      </w:pPr>
+      <w:r>
+        <w:t>Moduł modelowania (modelling.py) - odpowiedzialny za przygotowanie danych, trenowanie i ewaluację modeli</w:t>
+      </w:r>
+    </w:p>
+    <w:p>
+      <w:pPr>
+        <w:pStyle w:val="Akapitzlist"/>
+        <w:numPr>
+          <w:ilvl w:val="0"/>
+          <w:numId w:val="28"/>
+        </w:numPr>
+        <w:jc w:val="both"/>
+      </w:pPr>
+      <w:r>
+        <w:t>Moduł interfejsu (predict_gui.py) - zapewniający interakcję z użytkownikiem</w:t>
+      </w:r>
+    </w:p>
+    <w:p>
+      <w:pPr>
+        <w:spacing w:before="0" w:after="160"/>
+      </w:pPr>
+      <w:r>
+        <w:br w:type="page"/>
+      </w:r>
+    </w:p>
+    <w:p>
+      <w:pPr>
+        <w:pStyle w:val="Nagwek2"/>
+      </w:pPr>
+      <w:bookmarkStart w:id="19" w:name="_Toc214986373"/>
+      <w:r>
+        <w:lastRenderedPageBreak/>
+        <w:t>Opis modułów</w:t>
+      </w:r>
       <w:bookmarkEnd w:id="19"/>
     </w:p>
     <w:p>
       <w:pPr>
-        <w:pStyle w:val="Nagwek2"/>
-      </w:pPr>
-      <w:bookmarkStart w:id="20" w:name="_Toc214973886"/>
-      <w:r>
-        <w:t>Architektura systemu</w:t>
-      </w:r>
-      <w:bookmarkEnd w:id="20"/>
-    </w:p>
-    <w:p>
-      <w:r>
-        <w:t>System składa się z dwóch głównych modułów:</w:t>
-      </w:r>
-    </w:p>
-    <w:p>
-      <w:r>
-        <w:t>Moduł modelowania (modelling.py) - odpowiedzialny za przygotowanie danych, trenowanie i ewaluację modeli</w:t>
-      </w:r>
-    </w:p>
-    <w:p>
-      <w:r>
-        <w:t>Moduł interfejsu (predict_gui.py) - zapewniający interakcję z użytkownikiem</w:t>
-      </w:r>
-    </w:p>
-    <w:p>
-      <w:pPr>
-        <w:pStyle w:val="Nagwek2"/>
-      </w:pPr>
-      <w:bookmarkStart w:id="21" w:name="_Toc214973887"/>
-      <w:r>
-        <w:t>Opis modułów</w:t>
-      </w:r>
-      <w:bookmarkEnd w:id="21"/>
-    </w:p>
-    <w:p>
+        <w:spacing w:after="0" w:line="276" w:lineRule="auto"/>
+      </w:pPr>
       <w:r>
         <w:t>Moduł modelowania:</w:t>
       </w:r>
@@ -5732,6 +5326,9 @@
       </w:r>
     </w:p>
     <w:p>
+      <w:pPr>
+        <w:spacing w:after="0" w:line="276" w:lineRule="auto"/>
+      </w:pPr>
       <w:r>
         <w:t>Moduł interfejsu:</w:t>
       </w:r>
@@ -5769,7 +5366,6 @@
         </w:numPr>
       </w:pPr>
       <w:r>
-        <w:lastRenderedPageBreak/>
         <w:t>Wywołanie predykcji</w:t>
       </w:r>
     </w:p>
@@ -5789,21 +5385,21 @@
       <w:pPr>
         <w:pStyle w:val="Nagwek1"/>
       </w:pPr>
-      <w:bookmarkStart w:id="22" w:name="_Toc214973888"/>
+      <w:bookmarkStart w:id="20" w:name="_Toc214986374"/>
       <w:r>
         <w:t>Implementacja</w:t>
       </w:r>
-      <w:bookmarkEnd w:id="22"/>
+      <w:bookmarkEnd w:id="20"/>
     </w:p>
     <w:p>
       <w:pPr>
         <w:pStyle w:val="Nagwek2"/>
       </w:pPr>
-      <w:bookmarkStart w:id="23" w:name="_Toc214973889"/>
+      <w:bookmarkStart w:id="21" w:name="_Toc214986375"/>
       <w:r>
         <w:t>Struktury danych</w:t>
       </w:r>
-      <w:bookmarkEnd w:id="23"/>
+      <w:bookmarkEnd w:id="21"/>
     </w:p>
     <w:p>
       <w:pPr>
@@ -5861,7 +5457,7 @@
           <w:tab w:val="left" w:pos="14656"/>
         </w:tabs>
         <w:wordWrap w:val="0"/>
-        <w:spacing w:before="0" w:after="0" w:line="330" w:lineRule="atLeast"/>
+        <w:spacing w:before="0" w:after="0" w:line="276" w:lineRule="auto"/>
       </w:pPr>
       <w:proofErr w:type="spellStart"/>
       <w:r>
@@ -5924,7 +5520,7 @@
           <w:tab w:val="left" w:pos="14656"/>
         </w:tabs>
         <w:wordWrap w:val="0"/>
-        <w:spacing w:before="0" w:after="0" w:line="330" w:lineRule="atLeast"/>
+        <w:spacing w:before="0" w:after="0" w:line="276" w:lineRule="auto"/>
       </w:pPr>
       <w:proofErr w:type="spellStart"/>
       <w:r>
@@ -5987,7 +5583,7 @@
           <w:tab w:val="left" w:pos="14656"/>
         </w:tabs>
         <w:wordWrap w:val="0"/>
-        <w:spacing w:before="0" w:after="0" w:line="330" w:lineRule="atLeast"/>
+        <w:spacing w:before="0" w:after="0" w:line="276" w:lineRule="auto"/>
       </w:pPr>
       <w:proofErr w:type="spellStart"/>
       <w:r>
@@ -6066,7 +5662,7 @@
           <w:tab w:val="left" w:pos="14656"/>
         </w:tabs>
         <w:wordWrap w:val="0"/>
-        <w:spacing w:before="0" w:after="0" w:line="330" w:lineRule="atLeast"/>
+        <w:spacing w:before="0" w:after="0" w:line="276" w:lineRule="auto"/>
       </w:pPr>
       <w:r>
         <w:rPr>
@@ -6116,7 +5712,7 @@
           <w:tab w:val="left" w:pos="14656"/>
         </w:tabs>
         <w:wordWrap w:val="0"/>
-        <w:spacing w:before="0" w:after="0" w:line="330" w:lineRule="atLeast"/>
+        <w:spacing w:after="0" w:line="330" w:lineRule="atLeast"/>
       </w:pPr>
       <w:r>
         <w:rPr>
@@ -6151,7 +5747,7 @@
           <w:tab w:val="left" w:pos="14656"/>
         </w:tabs>
         <w:wordWrap w:val="0"/>
-        <w:spacing w:before="0" w:after="0" w:line="330" w:lineRule="atLeast"/>
+        <w:spacing w:before="0" w:after="0" w:line="276" w:lineRule="auto"/>
       </w:pPr>
       <w:proofErr w:type="spellStart"/>
       <w:r>
@@ -6191,7 +5787,7 @@
           <w:tab w:val="left" w:pos="14656"/>
         </w:tabs>
         <w:wordWrap w:val="0"/>
-        <w:spacing w:before="0" w:after="0" w:line="330" w:lineRule="atLeast"/>
+        <w:spacing w:before="0" w:after="0" w:line="276" w:lineRule="auto"/>
       </w:pPr>
       <w:proofErr w:type="spellStart"/>
       <w:r>
@@ -6231,7 +5827,7 @@
           <w:tab w:val="left" w:pos="14656"/>
         </w:tabs>
         <w:wordWrap w:val="0"/>
-        <w:spacing w:before="0" w:after="0" w:line="330" w:lineRule="atLeast"/>
+        <w:spacing w:before="0" w:after="0" w:line="276" w:lineRule="auto"/>
       </w:pPr>
       <w:proofErr w:type="spellStart"/>
       <w:r>
@@ -6256,63 +5852,20 @@
     </w:p>
     <w:p>
       <w:pPr>
-        <w:tabs>
-          <w:tab w:val="left" w:pos="916"/>
-          <w:tab w:val="left" w:pos="1832"/>
-          <w:tab w:val="left" w:pos="2748"/>
-          <w:tab w:val="left" w:pos="3664"/>
-          <w:tab w:val="left" w:pos="4580"/>
-          <w:tab w:val="left" w:pos="5496"/>
-          <w:tab w:val="left" w:pos="6412"/>
-          <w:tab w:val="left" w:pos="7328"/>
-          <w:tab w:val="left" w:pos="8244"/>
-          <w:tab w:val="left" w:pos="9160"/>
-          <w:tab w:val="left" w:pos="10076"/>
-          <w:tab w:val="left" w:pos="10992"/>
-          <w:tab w:val="left" w:pos="11908"/>
-          <w:tab w:val="left" w:pos="12824"/>
-          <w:tab w:val="left" w:pos="13740"/>
-          <w:tab w:val="left" w:pos="14656"/>
-        </w:tabs>
-        <w:wordWrap w:val="0"/>
-        <w:spacing w:before="0" w:after="0" w:line="330" w:lineRule="atLeast"/>
-        <w:rPr>
-          <w:rFonts w:ascii="Consolas" w:eastAsia="Times New Roman" w:hAnsi="Consolas" w:cs="Courier New"/>
-          <w:color w:val="F9FAFB"/>
-          <w:kern w:val="0"/>
-          <w:sz w:val="20"/>
-          <w:szCs w:val="20"/>
-          <w14:ligatures w14:val="none"/>
-        </w:rPr>
-      </w:pPr>
-    </w:p>
-    <w:p>
-      <w:pPr>
         <w:pStyle w:val="Nagwek2"/>
       </w:pPr>
-      <w:bookmarkStart w:id="24" w:name="_Toc214973890"/>
+      <w:bookmarkStart w:id="22" w:name="_Toc214986376"/>
       <w:r>
         <w:t>Kluczowe funkcje</w:t>
       </w:r>
-      <w:bookmarkEnd w:id="24"/>
-    </w:p>
-    <w:p>
-      <w:r>
-        <w:rPr>
-          <w:b/>
-          <w:bCs/>
-        </w:rPr>
-        <w:t>W </w:t>
-      </w:r>
-      <w:r>
-        <w:t>data_preparation_blood_transfusion.py</w:t>
-      </w:r>
-      <w:r>
-        <w:rPr>
-          <w:b/>
-          <w:bCs/>
-        </w:rPr>
-        <w:t>:</w:t>
+      <w:bookmarkEnd w:id="22"/>
+    </w:p>
+    <w:p>
+      <w:pPr>
+        <w:spacing w:after="0" w:line="276" w:lineRule="auto"/>
+      </w:pPr>
+      <w:r>
+        <w:t>W data_preparation_blood_transfusion.py:</w:t>
       </w:r>
     </w:p>
     <w:p>
@@ -6321,6 +5874,7 @@
           <w:ilvl w:val="0"/>
           <w:numId w:val="23"/>
         </w:numPr>
+        <w:spacing w:before="0" w:after="0" w:line="276" w:lineRule="auto"/>
       </w:pPr>
       <w:r>
         <w:t>Automatyczne czyszczenie i transformacja danych</w:t>
@@ -6332,52 +5886,52 @@
           <w:ilvl w:val="0"/>
           <w:numId w:val="23"/>
         </w:numPr>
+        <w:spacing w:before="0" w:after="0" w:line="276" w:lineRule="auto"/>
       </w:pPr>
       <w:r>
         <w:t>Generowanie raportu z procesu przygotowania</w:t>
       </w:r>
     </w:p>
     <w:p>
-      <w:r>
-        <w:rPr>
-          <w:b/>
-          <w:bCs/>
-        </w:rPr>
-        <w:t>W </w:t>
-      </w:r>
-      <w:r>
-        <w:t>modelling.py</w:t>
-      </w:r>
-      <w:r>
-        <w:rPr>
-          <w:b/>
-          <w:bCs/>
-        </w:rPr>
-        <w:t>:</w:t>
+      <w:pPr>
+        <w:spacing w:after="0" w:line="276" w:lineRule="auto"/>
+      </w:pPr>
+      <w:r>
+        <w:t>W modelling.py:</w:t>
       </w:r>
     </w:p>
     <w:p>
       <w:pPr>
         <w:numPr>
           <w:ilvl w:val="0"/>
-          <w:numId w:val="24"/>
+          <w:numId w:val="23"/>
         </w:numPr>
+        <w:spacing w:before="0" w:after="0" w:line="276" w:lineRule="auto"/>
       </w:pPr>
       <w:proofErr w:type="spellStart"/>
       <w:r>
-        <w:t>evaluate_model</w:t>
+        <w:t>evaluate_</w:t>
+      </w:r>
+      <w:proofErr w:type="gramStart"/>
+      <w:r>
+        <w:t>model</w:t>
       </w:r>
       <w:proofErr w:type="spellEnd"/>
       <w:r>
-        <w:t>() - kompleksowa ewaluacja metryk</w:t>
+        <w:t>(</w:t>
+      </w:r>
+      <w:proofErr w:type="gramEnd"/>
+      <w:r>
+        <w:t>) - kompleksowa ewaluacja metryk</w:t>
       </w:r>
     </w:p>
     <w:p>
       <w:pPr>
         <w:numPr>
           <w:ilvl w:val="0"/>
-          <w:numId w:val="24"/>
+          <w:numId w:val="23"/>
         </w:numPr>
+        <w:spacing w:before="0" w:after="0" w:line="276" w:lineRule="auto"/>
       </w:pPr>
       <w:proofErr w:type="spellStart"/>
       <w:r>
@@ -6397,8 +5951,9 @@
       <w:pPr>
         <w:numPr>
           <w:ilvl w:val="0"/>
-          <w:numId w:val="24"/>
+          <w:numId w:val="23"/>
         </w:numPr>
+        <w:spacing w:before="0" w:after="0" w:line="276" w:lineRule="auto"/>
       </w:pPr>
       <w:proofErr w:type="spellStart"/>
       <w:r>
@@ -6410,65 +5965,81 @@
       </w:r>
     </w:p>
     <w:p>
-      <w:r>
-        <w:rPr>
-          <w:b/>
-          <w:bCs/>
-        </w:rPr>
-        <w:t>W </w:t>
-      </w:r>
-      <w:r>
-        <w:t>predict_gui.py</w:t>
-      </w:r>
-      <w:r>
-        <w:rPr>
-          <w:b/>
-          <w:bCs/>
-        </w:rPr>
-        <w:t>:</w:t>
+      <w:pPr>
+        <w:spacing w:after="0" w:line="276" w:lineRule="auto"/>
+      </w:pPr>
+      <w:r>
+        <w:t>W predict_gui.py:</w:t>
       </w:r>
     </w:p>
     <w:p>
       <w:pPr>
         <w:numPr>
           <w:ilvl w:val="0"/>
-          <w:numId w:val="25"/>
+          <w:numId w:val="23"/>
         </w:numPr>
+        <w:spacing w:before="0" w:after="0" w:line="276" w:lineRule="auto"/>
       </w:pPr>
       <w:proofErr w:type="spellStart"/>
       <w:r>
-        <w:t>predict_donation</w:t>
+        <w:t>predict_</w:t>
+      </w:r>
+      <w:proofErr w:type="gramStart"/>
+      <w:r>
+        <w:t>donation</w:t>
       </w:r>
       <w:proofErr w:type="spellEnd"/>
       <w:r>
-        <w:t>() - główna funkcja predykcji</w:t>
+        <w:t>(</w:t>
+      </w:r>
+      <w:proofErr w:type="gramEnd"/>
+      <w:r>
+        <w:t>) - główna funkcja predykcji</w:t>
       </w:r>
     </w:p>
     <w:p>
       <w:pPr>
         <w:numPr>
           <w:ilvl w:val="0"/>
-          <w:numId w:val="25"/>
+          <w:numId w:val="23"/>
         </w:numPr>
+        <w:spacing w:before="0" w:after="0" w:line="276" w:lineRule="auto"/>
       </w:pPr>
       <w:proofErr w:type="spellStart"/>
       <w:r>
-        <w:t>run_prediction</w:t>
+        <w:t>run_</w:t>
+      </w:r>
+      <w:proofErr w:type="gramStart"/>
+      <w:r>
+        <w:t>prediction</w:t>
       </w:r>
       <w:proofErr w:type="spellEnd"/>
       <w:r>
-        <w:t>() - obsługa interfejsu i walidacja</w:t>
+        <w:t>(</w:t>
+      </w:r>
+      <w:proofErr w:type="gramEnd"/>
+      <w:r>
+        <w:t>) - obsługa interfejsu i walidacja</w:t>
+      </w:r>
+    </w:p>
+    <w:p>
+      <w:pPr>
+        <w:spacing w:before="0" w:after="160"/>
+      </w:pPr>
+      <w:r>
+        <w:br w:type="page"/>
       </w:r>
     </w:p>
     <w:p>
       <w:pPr>
         <w:pStyle w:val="Nagwek2"/>
       </w:pPr>
-      <w:bookmarkStart w:id="25" w:name="_Toc214973891"/>
-      <w:r>
+      <w:bookmarkStart w:id="23" w:name="_Toc214986377"/>
+      <w:r>
+        <w:lastRenderedPageBreak/>
         <w:t>Wyniki modelowania</w:t>
       </w:r>
-      <w:bookmarkEnd w:id="25"/>
+      <w:bookmarkEnd w:id="23"/>
     </w:p>
     <w:tbl>
       <w:tblPr>
@@ -6477,15 +6048,42 @@
         <w:tblLook w:val="04A0" w:firstRow="1" w:lastRow="0" w:firstColumn="1" w:lastColumn="0" w:noHBand="0" w:noVBand="1"/>
       </w:tblPr>
       <w:tblGrid>
-        <w:gridCol w:w="2265"/>
-        <w:gridCol w:w="2265"/>
-        <w:gridCol w:w="2266"/>
-        <w:gridCol w:w="2266"/>
+        <w:gridCol w:w="2189"/>
+        <w:gridCol w:w="1756"/>
+        <w:gridCol w:w="2033"/>
+        <w:gridCol w:w="1968"/>
+        <w:gridCol w:w="1116"/>
       </w:tblGrid>
       <w:tr>
         <w:tc>
           <w:tcPr>
-            <w:tcW w:w="2265" w:type="dxa"/>
+            <w:tcW w:w="2189" w:type="dxa"/>
+          </w:tcPr>
+          <w:p>
+            <w:pPr>
+              <w:jc w:val="center"/>
+            </w:pPr>
+            <w:r>
+              <w:t>Model</w:t>
+            </w:r>
+          </w:p>
+        </w:tc>
+        <w:tc>
+          <w:tcPr>
+            <w:tcW w:w="1756" w:type="dxa"/>
+          </w:tcPr>
+          <w:p>
+            <w:pPr>
+              <w:jc w:val="center"/>
+            </w:pPr>
+            <w:r>
+              <w:t>AUC</w:t>
+            </w:r>
+          </w:p>
+        </w:tc>
+        <w:tc>
+          <w:tcPr>
+            <w:tcW w:w="2033" w:type="dxa"/>
           </w:tcPr>
           <w:p>
             <w:pPr>
@@ -6493,46 +6091,34 @@
             </w:pPr>
             <w:proofErr w:type="spellStart"/>
             <w:r>
-              <w:t>LogisticRegression</w:t>
+              <w:t>Accuracy</w:t>
             </w:r>
             <w:proofErr w:type="spellEnd"/>
-            <w:r>
-              <w:t>:</w:t>
-            </w:r>
           </w:p>
         </w:tc>
         <w:tc>
           <w:tcPr>
-            <w:tcW w:w="2265" w:type="dxa"/>
+            <w:tcW w:w="1968" w:type="dxa"/>
           </w:tcPr>
           <w:p>
-            <w:r>
-              <w:t>AUC=0.775</w:t>
+            <w:pPr>
+              <w:jc w:val="center"/>
+            </w:pPr>
+            <w:r>
+              <w:t>Precision</w:t>
             </w:r>
           </w:p>
         </w:tc>
         <w:tc>
           <w:tcPr>
-            <w:tcW w:w="2266" w:type="dxa"/>
+            <w:tcW w:w="1116" w:type="dxa"/>
           </w:tcPr>
           <w:p>
-            <w:proofErr w:type="spellStart"/>
-            <w:r>
-              <w:t>Accuracy</w:t>
-            </w:r>
-            <w:proofErr w:type="spellEnd"/>
-            <w:r>
-              <w:t>=0.750,</w:t>
-            </w:r>
-          </w:p>
-        </w:tc>
-        <w:tc>
-          <w:tcPr>
-            <w:tcW w:w="2266" w:type="dxa"/>
-          </w:tcPr>
-          <w:p>
-            <w:r>
-              <w:t>Precision=0.750</w:t>
+            <w:pPr>
+              <w:jc w:val="center"/>
+            </w:pPr>
+            <w:r>
+              <w:t>MSE</w:t>
             </w:r>
           </w:p>
         </w:tc>
@@ -6540,72 +6126,152 @@
       <w:tr>
         <w:tc>
           <w:tcPr>
-            <w:tcW w:w="2265" w:type="dxa"/>
+            <w:tcW w:w="2189" w:type="dxa"/>
           </w:tcPr>
           <w:p>
+            <w:pPr>
+              <w:jc w:val="center"/>
+            </w:pPr>
             <w:proofErr w:type="spellStart"/>
             <w:r>
-              <w:t>RandomForest</w:t>
+              <w:t>LogisticRegression</w:t>
             </w:r>
             <w:proofErr w:type="spellEnd"/>
-            <w:r>
-              <w:t xml:space="preserve">:    </w:t>
-            </w:r>
           </w:p>
         </w:tc>
         <w:tc>
           <w:tcPr>
-            <w:tcW w:w="2265" w:type="dxa"/>
+            <w:tcW w:w="1756" w:type="dxa"/>
           </w:tcPr>
           <w:p>
-            <w:r>
-              <w:t>AUC=0.7</w:t>
-            </w:r>
-            <w:r>
-              <w:t>26</w:t>
+            <w:pPr>
+              <w:jc w:val="center"/>
+            </w:pPr>
+            <w:r>
+              <w:t>0.7647</w:t>
             </w:r>
           </w:p>
         </w:tc>
         <w:tc>
           <w:tcPr>
-            <w:tcW w:w="2266" w:type="dxa"/>
+            <w:tcW w:w="2033" w:type="dxa"/>
           </w:tcPr>
           <w:p>
-            <w:proofErr w:type="spellStart"/>
-            <w:r>
-              <w:t>Accuracy</w:t>
-            </w:r>
-            <w:proofErr w:type="spellEnd"/>
-            <w:r>
-              <w:t>=0.</w:t>
-            </w:r>
-            <w:r>
-              <w:t>675</w:t>
-            </w:r>
-            <w:r>
-              <w:t>,</w:t>
+            <w:pPr>
+              <w:jc w:val="center"/>
+            </w:pPr>
+            <w:r>
+              <w:t>0.7750</w:t>
             </w:r>
           </w:p>
         </w:tc>
         <w:tc>
           <w:tcPr>
-            <w:tcW w:w="2266" w:type="dxa"/>
+            <w:tcW w:w="1968" w:type="dxa"/>
           </w:tcPr>
           <w:p>
-            <w:r>
-              <w:t>Precision=0.</w:t>
-            </w:r>
-            <w:r>
-              <w:t>447</w:t>
+            <w:pPr>
+              <w:jc w:val="center"/>
+            </w:pPr>
+            <w:r>
+              <w:t>0.8571</w:t>
+            </w:r>
+          </w:p>
+        </w:tc>
+        <w:tc>
+          <w:tcPr>
+            <w:tcW w:w="1116" w:type="dxa"/>
+          </w:tcPr>
+          <w:p>
+            <w:pPr>
+              <w:jc w:val="center"/>
+            </w:pPr>
+            <w:r>
+              <w:t>0.1652</w:t>
+            </w:r>
+          </w:p>
+        </w:tc>
+      </w:tr>
+      <w:tr>
+        <w:tc>
+          <w:tcPr>
+            <w:tcW w:w="2189" w:type="dxa"/>
+          </w:tcPr>
+          <w:p>
+            <w:pPr>
+              <w:jc w:val="center"/>
+            </w:pPr>
+            <w:proofErr w:type="spellStart"/>
+            <w:r>
+              <w:t>RandomForest</w:t>
+            </w:r>
+            <w:proofErr w:type="spellEnd"/>
+          </w:p>
+        </w:tc>
+        <w:tc>
+          <w:tcPr>
+            <w:tcW w:w="1756" w:type="dxa"/>
+          </w:tcPr>
+          <w:p>
+            <w:pPr>
+              <w:jc w:val="center"/>
+            </w:pPr>
+            <w:r>
+              <w:t>0.7250</w:t>
+            </w:r>
+          </w:p>
+        </w:tc>
+        <w:tc>
+          <w:tcPr>
+            <w:tcW w:w="2033" w:type="dxa"/>
+          </w:tcPr>
+          <w:p>
+            <w:pPr>
+              <w:jc w:val="center"/>
+            </w:pPr>
+            <w:r>
+              <w:t>0.7250</w:t>
+            </w:r>
+          </w:p>
+        </w:tc>
+        <w:tc>
+          <w:tcPr>
+            <w:tcW w:w="1968" w:type="dxa"/>
+          </w:tcPr>
+          <w:p>
+            <w:pPr>
+              <w:jc w:val="center"/>
+            </w:pPr>
+            <w:r>
+              <w:t>0.5185</w:t>
+            </w:r>
+          </w:p>
+        </w:tc>
+        <w:tc>
+          <w:tcPr>
+            <w:tcW w:w="1116" w:type="dxa"/>
+          </w:tcPr>
+          <w:p>
+            <w:pPr>
+              <w:jc w:val="center"/>
+            </w:pPr>
+            <w:r>
+              <w:t>0.1931</w:t>
             </w:r>
           </w:p>
         </w:tc>
       </w:tr>
     </w:tbl>
     <w:p>
-      <w:r>
-        <w:lastRenderedPageBreak/>
-        <w:t>Wybrany model:</w:t>
+      <w:pPr>
+        <w:spacing w:after="0"/>
+        <w:ind w:firstLine="360"/>
+      </w:pPr>
+      <w:r>
+        <w:t>Wybrany</w:t>
+      </w:r>
+      <w:r>
+        <w:t xml:space="preserve"> został model</w:t>
       </w:r>
       <w:r>
         <w:rPr>
@@ -6624,65 +6290,33 @@
       </w:r>
       <w:proofErr w:type="spellEnd"/>
       <w:r>
-        <w:t xml:space="preserve"> z parametrami:</w:t>
-      </w:r>
-    </w:p>
-    <w:p>
-      <w:proofErr w:type="spellStart"/>
-      <w:r>
-        <w:t>penalty</w:t>
-      </w:r>
-      <w:proofErr w:type="spellEnd"/>
-      <w:r>
-        <w:t>: l2</w:t>
-      </w:r>
-      <w:r>
-        <w:br/>
-      </w:r>
-      <w:r>
-        <w:t>C: 0.</w:t>
-      </w:r>
-      <w:r>
-        <w:t>1</w:t>
-      </w:r>
-      <w:r>
-        <w:br/>
-      </w:r>
-      <w:proofErr w:type="spellStart"/>
-      <w:r>
-        <w:t>class_weight</w:t>
-      </w:r>
-      <w:proofErr w:type="spellEnd"/>
-      <w:r>
-        <w:t xml:space="preserve">: </w:t>
-      </w:r>
-      <w:proofErr w:type="spellStart"/>
-      <w:r>
-        <w:t>balanced</w:t>
-      </w:r>
-      <w:proofErr w:type="spellEnd"/>
+        <w:t xml:space="preserve"> ze względu na mniejszy błąd średniokwadratowy (MSE) oraz większą wartość pola pod krzywą (AUC).</w:t>
+      </w:r>
     </w:p>
     <w:p>
       <w:pPr>
         <w:pStyle w:val="Nagwek1"/>
       </w:pPr>
-      <w:bookmarkStart w:id="26" w:name="_Toc214973892"/>
+      <w:bookmarkStart w:id="24" w:name="_Toc214986378"/>
       <w:r>
         <w:t>Użytkowanie</w:t>
       </w:r>
-      <w:bookmarkEnd w:id="26"/>
+      <w:bookmarkEnd w:id="24"/>
     </w:p>
     <w:p>
       <w:pPr>
         <w:pStyle w:val="Nagwek2"/>
       </w:pPr>
-      <w:bookmarkStart w:id="27" w:name="_Toc214973893"/>
+      <w:bookmarkStart w:id="25" w:name="_Toc214986379"/>
       <w:r>
         <w:t>Instrukcja wdrożeniowa</w:t>
       </w:r>
-      <w:bookmarkEnd w:id="27"/>
-    </w:p>
-    <w:p>
+      <w:bookmarkEnd w:id="25"/>
+    </w:p>
+    <w:p>
+      <w:pPr>
+        <w:spacing w:after="0" w:line="276" w:lineRule="auto"/>
+      </w:pPr>
       <w:r>
         <w:t>Wymagania systemowe:</w:t>
       </w:r>
@@ -6726,10 +6360,7 @@
         <w:ind w:left="851" w:hanging="851"/>
       </w:pPr>
       <w:r>
-        <w:t xml:space="preserve">Krok 1: </w:t>
-      </w:r>
-      <w:r>
-        <w:t xml:space="preserve">Instalacja </w:t>
+        <w:t xml:space="preserve">Krok 1: Instalacja </w:t>
       </w:r>
       <w:proofErr w:type="spellStart"/>
       <w:r>
@@ -6762,12 +6393,12 @@
         </w:rPr>
         <w:t xml:space="preserve"> z: </w:t>
       </w:r>
-      <w:hyperlink r:id="rId10" w:history="1">
+      <w:hyperlink r:id="rId9" w:history="1">
         <w:r>
           <w:rPr>
             <w:rStyle w:val="Hipercze"/>
-            <w:i/>
-            <w:iCs/>
+            <w:color w:val="auto"/>
+            <w:u w:val="none"/>
           </w:rPr>
           <w:t>https://www.python.org/downloads/</w:t>
         </w:r>
@@ -6957,11 +6588,11 @@
       <w:pPr>
         <w:pStyle w:val="Nagwek2"/>
       </w:pPr>
-      <w:bookmarkStart w:id="28" w:name="_Toc214973894"/>
+      <w:bookmarkStart w:id="26" w:name="_Toc214986380"/>
       <w:r>
         <w:t>Instrukcja użytkowania</w:t>
       </w:r>
-      <w:bookmarkEnd w:id="28"/>
+      <w:bookmarkEnd w:id="26"/>
     </w:p>
     <w:p>
       <w:pPr>
@@ -6996,26 +6627,18 @@
       </w:r>
       <w:r>
         <w:br/>
-      </w:r>
-      <w:r>
         <w:t>Liczba miesięcy od ostatniej donacji</w:t>
       </w:r>
       <w:r>
         <w:br/>
-      </w:r>
-      <w:r>
         <w:t>Łączna liczba donacji</w:t>
       </w:r>
       <w:r>
         <w:br/>
-      </w:r>
-      <w:r>
         <w:t>Ilość oddanej krwi (ml)</w:t>
       </w:r>
       <w:r>
         <w:br/>
-      </w:r>
-      <w:r>
         <w:t>Liczba miesięcy od pierwszej donacji</w:t>
       </w:r>
     </w:p>
@@ -7044,21 +6667,32 @@
       </w:r>
       <w:r>
         <w:br/>
-      </w:r>
-      <w:r>
-        <w:t>Decyzji (TAK/NIE)</w:t>
+        <w:t>Decyzj</w:t>
+      </w:r>
+      <w:r>
+        <w:t>a</w:t>
+      </w:r>
+      <w:r>
+        <w:t xml:space="preserve"> TAK/NIE</w:t>
       </w:r>
       <w:r>
         <w:br/>
-      </w:r>
-      <w:r>
-        <w:t>Prawdopodobieństwa w procentach</w:t>
-      </w:r>
-    </w:p>
-    <w:p>
-      <w:pPr>
-        <w:pStyle w:val="Akapitzlist"/>
-      </w:pPr>
+        <w:t>Prawdopodobieństw</w:t>
+      </w:r>
+      <w:r>
+        <w:t>o</w:t>
+      </w:r>
+      <w:r>
+        <w:t xml:space="preserve"> w procentach</w:t>
+      </w:r>
+    </w:p>
+    <w:p>
+      <w:pPr>
+        <w:spacing w:before="0" w:after="160"/>
+      </w:pPr>
+      <w:r>
+        <w:br w:type="page"/>
+      </w:r>
     </w:p>
     <w:p>
       <w:pPr>
@@ -7069,6 +6703,7 @@
           <w:b/>
           <w:bCs/>
         </w:rPr>
+        <w:lastRenderedPageBreak/>
         <w:t>Przykład poprawnego wprowadzenia danych:</w:t>
       </w:r>
     </w:p>
@@ -7076,123 +6711,128 @@
       <w:pPr>
         <w:ind w:left="851"/>
       </w:pPr>
-      <w:proofErr w:type="spellStart"/>
-      <w:r>
-        <w:t>Recency</w:t>
-      </w:r>
-      <w:proofErr w:type="spellEnd"/>
-      <w:r>
-        <w:t>: 2 miesiące</w:t>
+      <w:r>
+        <w:t>Liczba miesięcy od ostatniej donacji:</w:t>
+      </w:r>
+      <w:r>
+        <w:t xml:space="preserve"> 2</w:t>
       </w:r>
       <w:r>
         <w:br/>
       </w:r>
-      <w:proofErr w:type="spellStart"/>
-      <w:r>
-        <w:t>Frequency</w:t>
-      </w:r>
-      <w:proofErr w:type="spellEnd"/>
-      <w:r>
-        <w:t>: 10 donacji</w:t>
+      <w:r>
+        <w:t>Łączna liczba donacji:</w:t>
+      </w:r>
+      <w:r>
+        <w:t xml:space="preserve"> 10</w:t>
+      </w:r>
+      <w:r>
+        <w:t xml:space="preserve"> </w:t>
       </w:r>
       <w:r>
         <w:br/>
       </w:r>
-      <w:proofErr w:type="spellStart"/>
-      <w:r>
-        <w:t>Monetary</w:t>
-      </w:r>
-      <w:proofErr w:type="spellEnd"/>
-      <w:r>
-        <w:t>: 2500 ml</w:t>
+      <w:r>
+        <w:t>Ilość oddanej krwi [ml]:</w:t>
+      </w:r>
+      <w:r>
+        <w:t xml:space="preserve"> </w:t>
+      </w:r>
+      <w:r>
+        <w:t>4</w:t>
+      </w:r>
+      <w:r>
+        <w:t>500</w:t>
       </w:r>
       <w:r>
         <w:br/>
       </w:r>
       <w:r>
-        <w:t>Time: 28 miesięcy</w:t>
+        <w:t>Liczba miesięcy od pierwszej donacji:</w:t>
+      </w:r>
+      <w:r>
+        <w:t xml:space="preserve"> 28</w:t>
       </w:r>
     </w:p>
     <w:p>
       <w:pPr>
         <w:pStyle w:val="Nagwek1"/>
       </w:pPr>
-      <w:bookmarkStart w:id="29" w:name="_Toc214973895"/>
-      <w:r>
-        <w:lastRenderedPageBreak/>
+      <w:bookmarkStart w:id="27" w:name="_Toc214986381"/>
+      <w:r>
         <w:t>Podsumowanie</w:t>
       </w:r>
+      <w:bookmarkEnd w:id="27"/>
+    </w:p>
+    <w:p>
+      <w:pPr>
+        <w:pStyle w:val="Nagwek2"/>
+      </w:pPr>
+      <w:bookmarkStart w:id="28" w:name="_Toc214986382"/>
+      <w:r>
+        <w:t>Cele zrealizowane</w:t>
+      </w:r>
+      <w:bookmarkEnd w:id="28"/>
+    </w:p>
+    <w:p>
+      <w:pPr>
+        <w:ind w:left="284"/>
+      </w:pPr>
+      <w:r>
+        <w:rPr>
+          <w:rFonts w:ascii="Segoe UI Symbol" w:hAnsi="Segoe UI Symbol" w:cs="Segoe UI Symbol"/>
+        </w:rPr>
+        <w:t>✓</w:t>
+      </w:r>
+      <w:r>
+        <w:t xml:space="preserve"> Stworzenie działającego systemu predykcyjnego</w:t>
+      </w:r>
+      <w:r>
+        <w:br/>
+      </w:r>
+      <w:r>
+        <w:rPr>
+          <w:rFonts w:ascii="Segoe UI Symbol" w:hAnsi="Segoe UI Symbol" w:cs="Segoe UI Symbol"/>
+        </w:rPr>
+        <w:t>✓</w:t>
+      </w:r>
+      <w:r>
+        <w:t xml:space="preserve"> Implementacja intuicyjnego interfejsu graficznego</w:t>
+      </w:r>
+      <w:r>
+        <w:br/>
+      </w:r>
+      <w:r>
+        <w:rPr>
+          <w:rFonts w:ascii="Segoe UI Symbol" w:hAnsi="Segoe UI Symbol" w:cs="Segoe UI Symbol"/>
+        </w:rPr>
+        <w:t>✓</w:t>
+      </w:r>
+      <w:r>
+        <w:t xml:space="preserve"> Osiągnięcie zadowalającej dokładności modelu</w:t>
+      </w:r>
+      <w:r>
+        <w:br/>
+      </w:r>
+      <w:r>
+        <w:rPr>
+          <w:rFonts w:ascii="Segoe UI Symbol" w:hAnsi="Segoe UI Symbol" w:cs="Segoe UI Symbol"/>
+        </w:rPr>
+        <w:t>✓</w:t>
+      </w:r>
+      <w:r>
+        <w:t xml:space="preserve"> Kompletna dokumentacja projektu</w:t>
+      </w:r>
+    </w:p>
+    <w:p>
+      <w:pPr>
+        <w:pStyle w:val="Nagwek2"/>
+      </w:pPr>
+      <w:bookmarkStart w:id="29" w:name="_Toc214986383"/>
+      <w:r>
+        <w:t>Problemy i rozwiązania</w:t>
+      </w:r>
       <w:bookmarkEnd w:id="29"/>
-    </w:p>
-    <w:p>
-      <w:pPr>
-        <w:pStyle w:val="Nagwek2"/>
-      </w:pPr>
-      <w:bookmarkStart w:id="30" w:name="_Toc214973896"/>
-      <w:r>
-        <w:t>Cele zrealizowane</w:t>
-      </w:r>
-      <w:bookmarkEnd w:id="30"/>
-    </w:p>
-    <w:p>
-      <w:pPr>
-        <w:ind w:left="284"/>
-      </w:pPr>
-      <w:r>
-        <w:rPr>
-          <w:rFonts w:ascii="Segoe UI Symbol" w:hAnsi="Segoe UI Symbol" w:cs="Segoe UI Symbol"/>
-        </w:rPr>
-        <w:t>✓</w:t>
-      </w:r>
-      <w:r>
-        <w:t xml:space="preserve"> Stworzenie działającego systemu predykcyjnego</w:t>
-      </w:r>
-      <w:r>
-        <w:br/>
-      </w:r>
-      <w:r>
-        <w:rPr>
-          <w:rFonts w:ascii="Segoe UI Symbol" w:hAnsi="Segoe UI Symbol" w:cs="Segoe UI Symbol"/>
-        </w:rPr>
-        <w:t>✓</w:t>
-      </w:r>
-      <w:r>
-        <w:t xml:space="preserve"> Implementacja intuicyjnego interfejsu graficznego</w:t>
-      </w:r>
-      <w:r>
-        <w:br/>
-      </w:r>
-      <w:r>
-        <w:rPr>
-          <w:rFonts w:ascii="Segoe UI Symbol" w:hAnsi="Segoe UI Symbol" w:cs="Segoe UI Symbol"/>
-        </w:rPr>
-        <w:t>✓</w:t>
-      </w:r>
-      <w:r>
-        <w:t xml:space="preserve"> Osiągnięcie zadowalającej dokładności modelu</w:t>
-      </w:r>
-      <w:r>
-        <w:br/>
-      </w:r>
-      <w:r>
-        <w:rPr>
-          <w:rFonts w:ascii="Segoe UI Symbol" w:hAnsi="Segoe UI Symbol" w:cs="Segoe UI Symbol"/>
-        </w:rPr>
-        <w:t>✓</w:t>
-      </w:r>
-      <w:r>
-        <w:t xml:space="preserve"> Kompletna dokumentacja projektu</w:t>
-      </w:r>
-    </w:p>
-    <w:p>
-      <w:pPr>
-        <w:pStyle w:val="Nagwek2"/>
-      </w:pPr>
-      <w:bookmarkStart w:id="31" w:name="_Toc214973897"/>
-      <w:r>
-        <w:t>Problemy i rozwiązania</w:t>
-      </w:r>
-      <w:bookmarkEnd w:id="31"/>
     </w:p>
     <w:p>
       <w:pPr>
@@ -7207,8 +6847,6 @@
       </w:r>
       <w:r>
         <w:br/>
-      </w:r>
-      <w:r>
         <w:t xml:space="preserve">Rozwiązanie: Użycie parametru </w:t>
       </w:r>
       <w:proofErr w:type="spellStart"/>
@@ -7219,11 +6857,6 @@
       <w:r>
         <w:t xml:space="preserve"> i stratyfikacja podziału danych</w:t>
       </w:r>
-    </w:p>
-    <w:p>
-      <w:pPr>
-        <w:pStyle w:val="Akapitzlist"/>
-      </w:pPr>
     </w:p>
     <w:p>
       <w:pPr>
@@ -7238,8 +6871,6 @@
       </w:r>
       <w:r>
         <w:br/>
-      </w:r>
-      <w:r>
         <w:t xml:space="preserve">Rozwiązanie: </w:t>
       </w:r>
       <w:proofErr w:type="spellStart"/>
@@ -7260,11 +6891,11 @@
       <w:pPr>
         <w:pStyle w:val="Nagwek2"/>
       </w:pPr>
-      <w:bookmarkStart w:id="32" w:name="_Toc214973898"/>
+      <w:bookmarkStart w:id="30" w:name="_Toc214986384"/>
       <w:r>
         <w:t>Kierunki rozbudowy</w:t>
       </w:r>
-      <w:bookmarkEnd w:id="32"/>
+      <w:bookmarkEnd w:id="30"/>
     </w:p>
     <w:p>
       <w:pPr>
@@ -7297,11 +6928,9 @@
       <w:r>
         <w:t xml:space="preserve">Rozszerzenie o </w:t>
       </w:r>
-      <w:proofErr w:type="spellStart"/>
-      <w:r>
-        <w:t>predykję</w:t>
-      </w:r>
-      <w:proofErr w:type="spellEnd"/>
+      <w:r>
+        <w:t>predykcję</w:t>
+      </w:r>
       <w:r>
         <w:t xml:space="preserve"> dla dłuższych horyzontów czasowych</w:t>
       </w:r>
@@ -7322,11 +6951,11 @@
       <w:pPr>
         <w:pStyle w:val="Nagwek2"/>
       </w:pPr>
-      <w:bookmarkStart w:id="33" w:name="_Toc214973899"/>
+      <w:bookmarkStart w:id="31" w:name="_Toc214986385"/>
       <w:r>
         <w:t>Wnioski</w:t>
       </w:r>
-      <w:bookmarkEnd w:id="33"/>
+      <w:bookmarkEnd w:id="31"/>
     </w:p>
     <w:p>
       <w:pPr>
@@ -7397,18 +7026,173 @@
       <w:pPr>
         <w:pStyle w:val="Nagwek1"/>
       </w:pPr>
-      <w:bookmarkStart w:id="34" w:name="_Toc214973900"/>
+      <w:bookmarkStart w:id="32" w:name="_Toc214986386"/>
       <w:r>
         <w:t>Literatura</w:t>
       </w:r>
-      <w:bookmarkEnd w:id="34"/>
-    </w:p>
-    <w:p>
-      <w:r>
-        <w:t xml:space="preserve">[1] </w:t>
+      <w:bookmarkEnd w:id="32"/>
+    </w:p>
+    <w:p>
+      <w:pPr>
+        <w:spacing w:line="276" w:lineRule="auto"/>
+        <w:jc w:val="both"/>
+        <w:rPr>
+          <w:lang w:val="en-US"/>
+        </w:rPr>
+      </w:pPr>
+      <w:r>
+        <w:rPr>
+          <w:lang w:val="en-US"/>
+        </w:rPr>
+        <w:t>[</w:t>
+      </w:r>
+      <w:r>
+        <w:rPr>
+          <w:lang w:val="en-US"/>
+        </w:rPr>
+        <w:t>1</w:t>
+      </w:r>
+      <w:r>
+        <w:rPr>
+          <w:lang w:val="en-US"/>
+        </w:rPr>
+        <w:t xml:space="preserve">] I-Cheng Cheng Yeh, King-Jang Yang, Tao-Ming Ting, Knowledge discovery on RFM model using Bernoulli sequence, </w:t>
+      </w:r>
+      <w:hyperlink r:id="rId10" w:history="1">
+        <w:r>
+          <w:rPr>
+            <w:rStyle w:val="Hipercze"/>
+            <w:color w:val="auto"/>
+            <w:u w:val="none"/>
+            <w:lang w:val="en-US"/>
+          </w:rPr>
+          <w:t>https://www.sciencedirect.com/science/article/pii/</w:t>
+        </w:r>
+        <w:r>
+          <w:rPr>
+            <w:rStyle w:val="Hipercze"/>
+            <w:color w:val="auto"/>
+            <w:u w:val="none"/>
+            <w:lang w:val="en-US"/>
+          </w:rPr>
+          <w:br/>
+        </w:r>
+        <w:r>
+          <w:rPr>
+            <w:rStyle w:val="Hipercze"/>
+            <w:color w:val="auto"/>
+            <w:u w:val="none"/>
+            <w:lang w:val="en-US"/>
+          </w:rPr>
+          <w:t>S</w:t>
+        </w:r>
+      </w:hyperlink>
+      <w:r>
+        <w:rPr>
+          <w:lang w:val="en-US"/>
+        </w:rPr>
+        <w:t>0957417408004508,</w:t>
+      </w:r>
+      <w:r>
+        <w:rPr>
+          <w:lang w:val="en-US"/>
+        </w:rPr>
+        <w:t xml:space="preserve"> </w:t>
+      </w:r>
+      <w:r>
+        <w:rPr>
+          <w:lang w:val="en-US"/>
+        </w:rPr>
+        <w:t>[</w:t>
       </w:r>
       <w:proofErr w:type="spellStart"/>
       <w:r>
+        <w:rPr>
+          <w:lang w:val="en-US"/>
+        </w:rPr>
+        <w:t>dostęp</w:t>
+      </w:r>
+      <w:proofErr w:type="spellEnd"/>
+      <w:r>
+        <w:rPr>
+          <w:lang w:val="en-US"/>
+        </w:rPr>
+        <w:t xml:space="preserve"> </w:t>
+      </w:r>
+      <w:r>
+        <w:rPr>
+          <w:lang w:val="en-US"/>
+        </w:rPr>
+        <w:t>25.11.2025</w:t>
+      </w:r>
+      <w:r>
+        <w:rPr>
+          <w:lang w:val="en-US"/>
+        </w:rPr>
+        <w:t>]</w:t>
+      </w:r>
+    </w:p>
+    <w:p>
+      <w:pPr>
+        <w:spacing w:line="276" w:lineRule="auto"/>
+        <w:jc w:val="both"/>
+        <w:rPr>
+          <w:lang w:val="en-US"/>
+        </w:rPr>
+      </w:pPr>
+      <w:r>
+        <w:rPr>
+          <w:lang w:val="en-US"/>
+        </w:rPr>
+        <w:t>[</w:t>
+      </w:r>
+      <w:r>
+        <w:rPr>
+          <w:lang w:val="en-US"/>
+        </w:rPr>
+        <w:t>2</w:t>
+      </w:r>
+      <w:r>
+        <w:rPr>
+          <w:lang w:val="en-US"/>
+        </w:rPr>
+        <w:t xml:space="preserve">] Coster </w:t>
+      </w:r>
+      <w:proofErr w:type="spellStart"/>
+      <w:r>
+        <w:rPr>
+          <w:lang w:val="en-US"/>
+        </w:rPr>
+        <w:t>Chideme</w:t>
+      </w:r>
+      <w:proofErr w:type="spellEnd"/>
+      <w:r>
+        <w:rPr>
+          <w:lang w:val="en-US"/>
+        </w:rPr>
+        <w:t>, Delson Chikobvu, Tendai Makoni, Blood donation projections using hierarchical time series forecasting: the case of Zimbabwe’s national blood bank, https://bmcpublichealth.biomedcentral.com/articles/10.1186/s12889-024-18185-7,</w:t>
+      </w:r>
+      <w:r>
+        <w:t xml:space="preserve"> [dostęp 25.11.2025]</w:t>
+      </w:r>
+    </w:p>
+    <w:p>
+      <w:pPr>
+        <w:spacing w:line="276" w:lineRule="auto"/>
+        <w:jc w:val="both"/>
+      </w:pPr>
+      <w:r>
+        <w:lastRenderedPageBreak/>
+        <w:t>[</w:t>
+      </w:r>
+      <w:r>
+        <w:t>3</w:t>
+      </w:r>
+      <w:r>
+        <w:t xml:space="preserve">] </w:t>
+      </w:r>
+      <w:proofErr w:type="spellStart"/>
+      <w:r>
         <w:t>scikit-learn</w:t>
       </w:r>
       <w:proofErr w:type="spellEnd"/>
@@ -7421,12 +7205,28 @@
       </w:r>
       <w:proofErr w:type="spellEnd"/>
       <w:r>
-        <w:t>, https://scikit-learn.org/stable/, stan z dnia [data dostępu]</w:t>
-      </w:r>
-    </w:p>
-    <w:p>
-      <w:r>
-        <w:t xml:space="preserve">[2] </w:t>
+        <w:t>, https://scikit-learn.org/stable/, [</w:t>
+      </w:r>
+      <w:r>
+        <w:t>dostęp 25.11.2025</w:t>
+      </w:r>
+      <w:r>
+        <w:t>]</w:t>
+      </w:r>
+    </w:p>
+    <w:p>
+      <w:pPr>
+        <w:spacing w:line="276" w:lineRule="auto"/>
+        <w:jc w:val="both"/>
+      </w:pPr>
+      <w:r>
+        <w:t>[</w:t>
+      </w:r>
+      <w:r>
+        <w:t>4</w:t>
+      </w:r>
+      <w:r>
+        <w:t xml:space="preserve">] </w:t>
       </w:r>
       <w:proofErr w:type="spellStart"/>
       <w:r>
@@ -7442,113 +7242,32 @@
       </w:r>
       <w:proofErr w:type="spellEnd"/>
       <w:r>
-        <w:t>, https://github.com/TomSchimansky/CustomTkinter, stan z dnia [data dostępu]</w:t>
-      </w:r>
-    </w:p>
-    <w:p>
-      <w:r>
-        <w:t xml:space="preserve">[3] </w:t>
-      </w:r>
-      <w:proofErr w:type="spellStart"/>
-      <w:r>
-        <w:t>Brownlee</w:t>
-      </w:r>
-      <w:proofErr w:type="spellEnd"/>
-      <w:r>
-        <w:t xml:space="preserve"> J., </w:t>
-      </w:r>
-      <w:proofErr w:type="spellStart"/>
-      <w:r>
-        <w:t>Imbalanced</w:t>
-      </w:r>
-      <w:proofErr w:type="spellEnd"/>
+        <w:t xml:space="preserve">, </w:t>
+      </w:r>
+      <w:hyperlink r:id="rId11" w:history="1">
+        <w:r>
+          <w:t>https://github.com/TomSchimansky/CustomTkinter</w:t>
+        </w:r>
+      </w:hyperlink>
+      <w:r>
+        <w:t>,</w:t>
+      </w:r>
       <w:r>
         <w:t xml:space="preserve"> </w:t>
       </w:r>
-      <w:proofErr w:type="spellStart"/>
-      <w:r>
-        <w:t>Classification</w:t>
-      </w:r>
-      <w:proofErr w:type="spellEnd"/>
-      <w:r>
-        <w:t xml:space="preserve"> with </w:t>
-      </w:r>
-      <w:proofErr w:type="spellStart"/>
-      <w:r>
-        <w:t>Python</w:t>
-      </w:r>
-      <w:proofErr w:type="spellEnd"/>
-      <w:r>
-        <w:t>, Machine Learning Mastery, 2020</w:t>
-      </w:r>
-    </w:p>
-    <w:p>
-      <w:r>
-        <w:t xml:space="preserve">[4] </w:t>
-      </w:r>
-      <w:proofErr w:type="spellStart"/>
-      <w:r>
-        <w:t>Liu</w:t>
-      </w:r>
-      <w:proofErr w:type="spellEnd"/>
-      <w:r>
-        <w:t xml:space="preserve"> Y., et al., RFM model </w:t>
-      </w:r>
-      <w:proofErr w:type="spellStart"/>
-      <w:r>
-        <w:t>research</w:t>
-      </w:r>
-      <w:proofErr w:type="spellEnd"/>
-      <w:r>
-        <w:t xml:space="preserve"> and </w:t>
-      </w:r>
-      <w:proofErr w:type="spellStart"/>
-      <w:r>
-        <w:t>application</w:t>
-      </w:r>
-      <w:proofErr w:type="spellEnd"/>
-      <w:r>
-        <w:t xml:space="preserve"> </w:t>
-      </w:r>
-      <w:proofErr w:type="spellStart"/>
-      <w:r>
-        <w:t>based</w:t>
-      </w:r>
-      <w:proofErr w:type="spellEnd"/>
-      <w:r>
-        <w:t xml:space="preserve"> on data </w:t>
-      </w:r>
-      <w:proofErr w:type="spellStart"/>
-      <w:r>
-        <w:t>mining</w:t>
-      </w:r>
-      <w:proofErr w:type="spellEnd"/>
-      <w:r>
-        <w:t xml:space="preserve">, </w:t>
-      </w:r>
-      <w:proofErr w:type="spellStart"/>
-      <w:r>
-        <w:t>Journal</w:t>
-      </w:r>
-      <w:proofErr w:type="spellEnd"/>
-      <w:r>
-        <w:t xml:space="preserve"> of </w:t>
-      </w:r>
-      <w:proofErr w:type="spellStart"/>
-      <w:r>
-        <w:t>Physics</w:t>
-      </w:r>
-      <w:proofErr w:type="spellEnd"/>
-      <w:r>
-        <w:t>, 2021</w:t>
-      </w:r>
-    </w:p>
-    <w:p/>
-    <w:p/>
-    <w:p/>
+      <w:r>
+        <w:t>[</w:t>
+      </w:r>
+      <w:r>
+        <w:t>dostęp 25.11.2025</w:t>
+      </w:r>
+      <w:r>
+        <w:t>]</w:t>
+      </w:r>
+    </w:p>
     <w:sectPr>
-      <w:footerReference w:type="default" r:id="rId11"/>
-      <w:footerReference w:type="first" r:id="rId12"/>
+      <w:footerReference w:type="default" r:id="rId12"/>
+      <w:footerReference w:type="first" r:id="rId13"/>
       <w:pgSz w:w="11906" w:h="16838"/>
       <w:pgMar w:top="1417" w:right="1417" w:bottom="1417" w:left="1417" w:header="708" w:footer="708" w:gutter="0"/>
       <w:pgNumType w:start="1"/>
@@ -9546,7 +9265,7 @@
   <w:abstractNum w:abstractNumId="14" w15:restartNumberingAfterBreak="0">
     <w:nsid w:val="47B659EE"/>
     <w:multiLevelType w:val="multilevel"/>
-    <w:tmpl w:val="17D0EBCC"/>
+    <w:tmpl w:val="0D0CE262"/>
     <w:lvl w:ilvl="0">
       <w:start w:val="1"/>
       <w:numFmt w:val="decimal"/>
@@ -10280,6 +9999,119 @@
     </w:lvl>
   </w:abstractNum>
   <w:abstractNum w:abstractNumId="20" w15:restartNumberingAfterBreak="0">
+    <w:nsid w:val="51FC7BC8"/>
+    <w:multiLevelType w:val="hybridMultilevel"/>
+    <w:tmpl w:val="DAEE6BB2"/>
+    <w:lvl w:ilvl="0" w:tplc="04150001">
+      <w:start w:val="1"/>
+      <w:numFmt w:val="bullet"/>
+      <w:lvlText w:val=""/>
+      <w:lvlJc w:val="left"/>
+      <w:pPr>
+        <w:ind w:left="720" w:hanging="360"/>
+      </w:pPr>
+      <w:rPr>
+        <w:rFonts w:ascii="Symbol" w:hAnsi="Symbol" w:hint="default"/>
+      </w:rPr>
+    </w:lvl>
+    <w:lvl w:ilvl="1" w:tplc="04150003" w:tentative="1">
+      <w:start w:val="1"/>
+      <w:numFmt w:val="bullet"/>
+      <w:lvlText w:val="o"/>
+      <w:lvlJc w:val="left"/>
+      <w:pPr>
+        <w:ind w:left="1440" w:hanging="360"/>
+      </w:pPr>
+      <w:rPr>
+        <w:rFonts w:ascii="Courier New" w:hAnsi="Courier New" w:cs="Courier New" w:hint="default"/>
+      </w:rPr>
+    </w:lvl>
+    <w:lvl w:ilvl="2" w:tplc="04150005" w:tentative="1">
+      <w:start w:val="1"/>
+      <w:numFmt w:val="bullet"/>
+      <w:lvlText w:val=""/>
+      <w:lvlJc w:val="left"/>
+      <w:pPr>
+        <w:ind w:left="2160" w:hanging="360"/>
+      </w:pPr>
+      <w:rPr>
+        <w:rFonts w:ascii="Wingdings" w:hAnsi="Wingdings" w:hint="default"/>
+      </w:rPr>
+    </w:lvl>
+    <w:lvl w:ilvl="3" w:tplc="04150001" w:tentative="1">
+      <w:start w:val="1"/>
+      <w:numFmt w:val="bullet"/>
+      <w:lvlText w:val=""/>
+      <w:lvlJc w:val="left"/>
+      <w:pPr>
+        <w:ind w:left="2880" w:hanging="360"/>
+      </w:pPr>
+      <w:rPr>
+        <w:rFonts w:ascii="Symbol" w:hAnsi="Symbol" w:hint="default"/>
+      </w:rPr>
+    </w:lvl>
+    <w:lvl w:ilvl="4" w:tplc="04150003" w:tentative="1">
+      <w:start w:val="1"/>
+      <w:numFmt w:val="bullet"/>
+      <w:lvlText w:val="o"/>
+      <w:lvlJc w:val="left"/>
+      <w:pPr>
+        <w:ind w:left="3600" w:hanging="360"/>
+      </w:pPr>
+      <w:rPr>
+        <w:rFonts w:ascii="Courier New" w:hAnsi="Courier New" w:cs="Courier New" w:hint="default"/>
+      </w:rPr>
+    </w:lvl>
+    <w:lvl w:ilvl="5" w:tplc="04150005" w:tentative="1">
+      <w:start w:val="1"/>
+      <w:numFmt w:val="bullet"/>
+      <w:lvlText w:val=""/>
+      <w:lvlJc w:val="left"/>
+      <w:pPr>
+        <w:ind w:left="4320" w:hanging="360"/>
+      </w:pPr>
+      <w:rPr>
+        <w:rFonts w:ascii="Wingdings" w:hAnsi="Wingdings" w:hint="default"/>
+      </w:rPr>
+    </w:lvl>
+    <w:lvl w:ilvl="6" w:tplc="04150001" w:tentative="1">
+      <w:start w:val="1"/>
+      <w:numFmt w:val="bullet"/>
+      <w:lvlText w:val=""/>
+      <w:lvlJc w:val="left"/>
+      <w:pPr>
+        <w:ind w:left="5040" w:hanging="360"/>
+      </w:pPr>
+      <w:rPr>
+        <w:rFonts w:ascii="Symbol" w:hAnsi="Symbol" w:hint="default"/>
+      </w:rPr>
+    </w:lvl>
+    <w:lvl w:ilvl="7" w:tplc="04150003" w:tentative="1">
+      <w:start w:val="1"/>
+      <w:numFmt w:val="bullet"/>
+      <w:lvlText w:val="o"/>
+      <w:lvlJc w:val="left"/>
+      <w:pPr>
+        <w:ind w:left="5760" w:hanging="360"/>
+      </w:pPr>
+      <w:rPr>
+        <w:rFonts w:ascii="Courier New" w:hAnsi="Courier New" w:cs="Courier New" w:hint="default"/>
+      </w:rPr>
+    </w:lvl>
+    <w:lvl w:ilvl="8" w:tplc="04150005" w:tentative="1">
+      <w:start w:val="1"/>
+      <w:numFmt w:val="bullet"/>
+      <w:lvlText w:val=""/>
+      <w:lvlJc w:val="left"/>
+      <w:pPr>
+        <w:ind w:left="6480" w:hanging="360"/>
+      </w:pPr>
+      <w:rPr>
+        <w:rFonts w:ascii="Wingdings" w:hAnsi="Wingdings" w:hint="default"/>
+      </w:rPr>
+    </w:lvl>
+  </w:abstractNum>
+  <w:abstractNum w:abstractNumId="21" w15:restartNumberingAfterBreak="0">
     <w:nsid w:val="528F0ED1"/>
     <w:multiLevelType w:val="hybridMultilevel"/>
     <w:tmpl w:val="4738A6E8"/>
@@ -10392,7 +10224,7 @@
       </w:rPr>
     </w:lvl>
   </w:abstractNum>
-  <w:abstractNum w:abstractNumId="21" w15:restartNumberingAfterBreak="0">
+  <w:abstractNum w:abstractNumId="22" w15:restartNumberingAfterBreak="0">
     <w:nsid w:val="5A070874"/>
     <w:multiLevelType w:val="multilevel"/>
     <w:tmpl w:val="15DAC570"/>
@@ -10541,7 +10373,7 @@
       </w:rPr>
     </w:lvl>
   </w:abstractNum>
-  <w:abstractNum w:abstractNumId="22" w15:restartNumberingAfterBreak="0">
+  <w:abstractNum w:abstractNumId="23" w15:restartNumberingAfterBreak="0">
     <w:nsid w:val="61861653"/>
     <w:multiLevelType w:val="multilevel"/>
     <w:tmpl w:val="54D4DCBE"/>
@@ -10690,7 +10522,7 @@
       </w:rPr>
     </w:lvl>
   </w:abstractNum>
-  <w:abstractNum w:abstractNumId="23" w15:restartNumberingAfterBreak="0">
+  <w:abstractNum w:abstractNumId="24" w15:restartNumberingAfterBreak="0">
     <w:nsid w:val="65B762C4"/>
     <w:multiLevelType w:val="multilevel"/>
     <w:tmpl w:val="7B18A786"/>
@@ -10839,7 +10671,7 @@
       </w:rPr>
     </w:lvl>
   </w:abstractNum>
-  <w:abstractNum w:abstractNumId="24" w15:restartNumberingAfterBreak="0">
+  <w:abstractNum w:abstractNumId="25" w15:restartNumberingAfterBreak="0">
     <w:nsid w:val="6C0721AD"/>
     <w:multiLevelType w:val="hybridMultilevel"/>
     <w:tmpl w:val="40263CCA"/>
@@ -10952,7 +10784,7 @@
       </w:rPr>
     </w:lvl>
   </w:abstractNum>
-  <w:abstractNum w:abstractNumId="25" w15:restartNumberingAfterBreak="0">
+  <w:abstractNum w:abstractNumId="26" w15:restartNumberingAfterBreak="0">
     <w:nsid w:val="6DBB6750"/>
     <w:multiLevelType w:val="multilevel"/>
     <w:tmpl w:val="5E149016"/>
@@ -11101,7 +10933,7 @@
       </w:rPr>
     </w:lvl>
   </w:abstractNum>
-  <w:abstractNum w:abstractNumId="26" w15:restartNumberingAfterBreak="0">
+  <w:abstractNum w:abstractNumId="27" w15:restartNumberingAfterBreak="0">
     <w:nsid w:val="76A90A9A"/>
     <w:multiLevelType w:val="hybridMultilevel"/>
     <w:tmpl w:val="E8B882D6"/>
@@ -11227,13 +11059,13 @@
     <w:abstractNumId w:val="3"/>
   </w:num>
   <w:num w:numId="5" w16cid:durableId="1859659493">
-    <w:abstractNumId w:val="20"/>
+    <w:abstractNumId w:val="21"/>
   </w:num>
   <w:num w:numId="6" w16cid:durableId="1344042633">
     <w:abstractNumId w:val="9"/>
   </w:num>
   <w:num w:numId="7" w16cid:durableId="7216515">
-    <w:abstractNumId w:val="25"/>
+    <w:abstractNumId w:val="26"/>
   </w:num>
   <w:num w:numId="8" w16cid:durableId="688065301">
     <w:abstractNumId w:val="19"/>
@@ -11251,7 +11083,7 @@
     <w:abstractNumId w:val="13"/>
   </w:num>
   <w:num w:numId="13" w16cid:durableId="256258360">
-    <w:abstractNumId w:val="26"/>
+    <w:abstractNumId w:val="27"/>
   </w:num>
   <w:num w:numId="14" w16cid:durableId="722605510">
     <w:abstractNumId w:val="1"/>
@@ -11260,22 +11092,22 @@
     <w:abstractNumId w:val="5"/>
   </w:num>
   <w:num w:numId="16" w16cid:durableId="2055618660">
-    <w:abstractNumId w:val="24"/>
+    <w:abstractNumId w:val="25"/>
   </w:num>
   <w:num w:numId="17" w16cid:durableId="1040940495">
     <w:abstractNumId w:val="11"/>
   </w:num>
   <w:num w:numId="18" w16cid:durableId="96560789">
-    <w:abstractNumId w:val="21"/>
+    <w:abstractNumId w:val="22"/>
   </w:num>
   <w:num w:numId="19" w16cid:durableId="697974721">
     <w:abstractNumId w:val="10"/>
   </w:num>
   <w:num w:numId="20" w16cid:durableId="592083331">
-    <w:abstractNumId w:val="23"/>
+    <w:abstractNumId w:val="24"/>
   </w:num>
   <w:num w:numId="21" w16cid:durableId="2086027562">
-    <w:abstractNumId w:val="22"/>
+    <w:abstractNumId w:val="23"/>
   </w:num>
   <w:num w:numId="22" w16cid:durableId="696125806">
     <w:abstractNumId w:val="7"/>
@@ -11294,6 +11126,9 @@
   </w:num>
   <w:num w:numId="27" w16cid:durableId="881601601">
     <w:abstractNumId w:val="8"/>
+  </w:num>
+  <w:num w:numId="28" w16cid:durableId="2080250850">
+    <w:abstractNumId w:val="20"/>
   </w:num>
 </w:numbering>
 </file>
@@ -11739,12 +11574,12 @@
     <w:uiPriority w:val="9"/>
     <w:unhideWhenUsed/>
     <w:qFormat/>
-    <w:rsid w:val="008114CB"/>
+    <w:rsid w:val="007461BB"/>
     <w:pPr>
       <w:numPr>
         <w:ilvl w:val="1"/>
       </w:numPr>
-      <w:spacing w:after="114" w:line="357" w:lineRule="auto"/>
+      <w:spacing w:after="0" w:line="357" w:lineRule="auto"/>
       <w:ind w:right="-15"/>
       <w:outlineLvl w:val="1"/>
     </w:pPr>
@@ -11956,7 +11791,7 @@
     <w:basedOn w:val="Domylnaczcionkaakapitu"/>
     <w:link w:val="Nagwek2"/>
     <w:uiPriority w:val="9"/>
-    <w:rsid w:val="008114CB"/>
+    <w:rsid w:val="007461BB"/>
     <w:rPr>
       <w:rFonts w:ascii="Times New Roman" w:eastAsia="Times New Roman" w:hAnsi="Times New Roman" w:cs="Times New Roman"/>
       <w:b/>
@@ -12425,6 +12260,100 @@
       <w:lang w:eastAsia="pl-PL"/>
     </w:rPr>
   </w:style>
+  <w:style w:type="character" w:styleId="UyteHipercze">
+    <w:name w:val="FollowedHyperlink"/>
+    <w:basedOn w:val="Domylnaczcionkaakapitu"/>
+    <w:uiPriority w:val="99"/>
+    <w:semiHidden/>
+    <w:unhideWhenUsed/>
+    <w:rsid w:val="00823EF2"/>
+    <w:rPr>
+      <w:color w:val="954F72" w:themeColor="followedHyperlink"/>
+      <w:u w:val="single"/>
+    </w:rPr>
+  </w:style>
+  <w:style w:type="paragraph" w:styleId="Tekstprzypisudolnego">
+    <w:name w:val="footnote text"/>
+    <w:basedOn w:val="Normalny"/>
+    <w:link w:val="TekstprzypisudolnegoZnak"/>
+    <w:uiPriority w:val="99"/>
+    <w:semiHidden/>
+    <w:unhideWhenUsed/>
+    <w:rsid w:val="00823EF2"/>
+    <w:pPr>
+      <w:spacing w:before="0" w:after="0" w:line="240" w:lineRule="auto"/>
+    </w:pPr>
+    <w:rPr>
+      <w:sz w:val="20"/>
+      <w:szCs w:val="20"/>
+    </w:rPr>
+  </w:style>
+  <w:style w:type="character" w:customStyle="1" w:styleId="TekstprzypisudolnegoZnak">
+    <w:name w:val="Tekst przypisu dolnego Znak"/>
+    <w:basedOn w:val="Domylnaczcionkaakapitu"/>
+    <w:link w:val="Tekstprzypisudolnego"/>
+    <w:uiPriority w:val="99"/>
+    <w:semiHidden/>
+    <w:rsid w:val="00823EF2"/>
+    <w:rPr>
+      <w:rFonts w:ascii="Times New Roman" w:hAnsi="Times New Roman" w:cs="Times New Roman"/>
+      <w:sz w:val="20"/>
+      <w:szCs w:val="20"/>
+      <w:lang w:eastAsia="pl-PL"/>
+    </w:rPr>
+  </w:style>
+  <w:style w:type="character" w:styleId="Odwoanieprzypisudolnego">
+    <w:name w:val="footnote reference"/>
+    <w:basedOn w:val="Domylnaczcionkaakapitu"/>
+    <w:uiPriority w:val="99"/>
+    <w:semiHidden/>
+    <w:unhideWhenUsed/>
+    <w:rsid w:val="00823EF2"/>
+    <w:rPr>
+      <w:vertAlign w:val="superscript"/>
+    </w:rPr>
+  </w:style>
+  <w:style w:type="paragraph" w:styleId="Tekstprzypisukocowego">
+    <w:name w:val="endnote text"/>
+    <w:basedOn w:val="Normalny"/>
+    <w:link w:val="TekstprzypisukocowegoZnak"/>
+    <w:uiPriority w:val="99"/>
+    <w:semiHidden/>
+    <w:unhideWhenUsed/>
+    <w:rsid w:val="007461BB"/>
+    <w:pPr>
+      <w:spacing w:before="0" w:after="0" w:line="240" w:lineRule="auto"/>
+    </w:pPr>
+    <w:rPr>
+      <w:sz w:val="20"/>
+      <w:szCs w:val="20"/>
+    </w:rPr>
+  </w:style>
+  <w:style w:type="character" w:customStyle="1" w:styleId="TekstprzypisukocowegoZnak">
+    <w:name w:val="Tekst przypisu końcowego Znak"/>
+    <w:basedOn w:val="Domylnaczcionkaakapitu"/>
+    <w:link w:val="Tekstprzypisukocowego"/>
+    <w:uiPriority w:val="99"/>
+    <w:semiHidden/>
+    <w:rsid w:val="007461BB"/>
+    <w:rPr>
+      <w:rFonts w:ascii="Times New Roman" w:hAnsi="Times New Roman" w:cs="Times New Roman"/>
+      <w:sz w:val="20"/>
+      <w:szCs w:val="20"/>
+      <w:lang w:eastAsia="pl-PL"/>
+    </w:rPr>
+  </w:style>
+  <w:style w:type="character" w:styleId="Odwoanieprzypisukocowego">
+    <w:name w:val="endnote reference"/>
+    <w:basedOn w:val="Domylnaczcionkaakapitu"/>
+    <w:uiPriority w:val="99"/>
+    <w:semiHidden/>
+    <w:unhideWhenUsed/>
+    <w:rsid w:val="007461BB"/>
+    <w:rPr>
+      <w:vertAlign w:val="superscript"/>
+    </w:rPr>
+  </w:style>
 </w:styles>
 </file>
 
